--- a/ระบบขายหนังสือออนไลน์KhanetBook-671321120.docx
+++ b/ระบบขายหนังสือออนไลน์KhanetBook-671321120.docx
@@ -4,31 +4,14 @@
   <w:body>
     <w:p>
       <w:pPr>
+        <w:ind w:left="1440" w:firstLine="720"/>
         <w:rPr>
           <w:rFonts w:asciiTheme="majorBidi" w:hAnsiTheme="majorBidi" w:cstheme="majorBidi"/>
           <w:sz w:val="24"/>
           <w:szCs w:val="24"/>
         </w:rPr>
       </w:pPr>
-    </w:p>
-    <w:p>
-      <w:pPr>
-        <w:rPr>
-          <w:rFonts w:asciiTheme="majorBidi" w:hAnsiTheme="majorBidi" w:cstheme="majorBidi"/>
-          <w:sz w:val="24"/>
-          <w:szCs w:val="24"/>
-        </w:rPr>
-      </w:pPr>
-    </w:p>
-    <w:p>
-      <w:pPr>
-        <w:jc w:val="center"/>
-        <w:rPr>
-          <w:rFonts w:asciiTheme="majorBidi" w:hAnsiTheme="majorBidi" w:cstheme="majorBidi"/>
-          <w:sz w:val="24"/>
-          <w:szCs w:val="24"/>
-        </w:rPr>
-      </w:pPr>
+      <w:proofErr w:type="spellStart"/>
       <w:r>
         <w:rPr>
           <w:rFonts w:asciiTheme="majorBidi" w:hAnsiTheme="majorBidi" w:cstheme="majorBidi"/>
@@ -36,7 +19,17 @@
           <w:sz w:val="40"/>
           <w:szCs w:val="24"/>
         </w:rPr>
-        <w:t>รายงานโครงงานรายวิชา Django Framework</w:t>
+        <w:t>รายงานโครงงานรายวิชา</w:t>
+      </w:r>
+      <w:proofErr w:type="spellEnd"/>
+      <w:r>
+        <w:rPr>
+          <w:rFonts w:asciiTheme="majorBidi" w:hAnsiTheme="majorBidi" w:cstheme="majorBidi"/>
+          <w:color w:val="475569"/>
+          <w:sz w:val="40"/>
+          <w:szCs w:val="24"/>
+        </w:rPr>
+        <w:t xml:space="preserve"> Django Framework</w:t>
       </w:r>
     </w:p>
     <w:p>
@@ -49,6 +42,7 @@
           <w:szCs w:val="28"/>
         </w:rPr>
       </w:pPr>
+      <w:proofErr w:type="spellStart"/>
       <w:r>
         <w:rPr>
           <w:rFonts w:asciiTheme="majorBidi" w:hAnsiTheme="majorBidi" w:cstheme="majorBidi"/>
@@ -57,18 +51,7 @@
           <w:sz w:val="56"/>
           <w:szCs w:val="28"/>
         </w:rPr>
-        <w:t>ระบบ</w:t>
-      </w:r>
-      <w:proofErr w:type="spellStart"/>
-      <w:r>
-        <w:rPr>
-          <w:rFonts w:asciiTheme="majorBidi" w:hAnsiTheme="majorBidi" w:cstheme="majorBidi"/>
-          <w:b/>
-          <w:color w:val="0F172A"/>
-          <w:sz w:val="56"/>
-          <w:szCs w:val="28"/>
-        </w:rPr>
-        <w:t>ขายหนังสือออนไลน์</w:t>
+        <w:t>ระบบขายหนังสือออนไลน์</w:t>
       </w:r>
       <w:proofErr w:type="spellEnd"/>
       <w:r>
@@ -1972,2133 +1955,6 @@
         <w:t>2.1 ผู้ใช้งานและ Use Case</w:t>
       </w:r>
     </w:p>
-    <w:tbl>
-      <w:tblPr>
-        <w:tblW w:w="0" w:type="auto"/>
-        <w:jc w:val="center"/>
-        <w:tblBorders>
-          <w:top w:val="single" w:sz="4" w:space="0" w:color="D1D5DB"/>
-          <w:bottom w:val="single" w:sz="4" w:space="0" w:color="D1D5DB"/>
-          <w:insideH w:val="single" w:sz="4" w:space="0" w:color="D1D5DB"/>
-        </w:tblBorders>
-        <w:tblLayout w:type="fixed"/>
-        <w:tblLook w:val="04A0" w:firstRow="1" w:lastRow="0" w:firstColumn="1" w:lastColumn="0" w:noHBand="0" w:noVBand="1"/>
-      </w:tblPr>
-      <w:tblGrid>
-        <w:gridCol w:w="864"/>
-        <w:gridCol w:w="4176"/>
-        <w:gridCol w:w="1440"/>
-        <w:gridCol w:w="1296"/>
-        <w:gridCol w:w="1584"/>
-      </w:tblGrid>
-      <w:tr>
-        <w:trPr>
-          <w:jc w:val="center"/>
-        </w:trPr>
-        <w:tc>
-          <w:tcPr>
-            <w:tcW w:w="864" w:type="dxa"/>
-            <w:shd w:val="clear" w:color="auto" w:fill="F1F5F9"/>
-            <w:tcMar>
-              <w:top w:w="140" w:type="dxa"/>
-              <w:left w:w="140" w:type="dxa"/>
-              <w:bottom w:w="140" w:type="dxa"/>
-              <w:right w:w="140" w:type="dxa"/>
-            </w:tcMar>
-          </w:tcPr>
-          <w:p>
-            <w:pPr>
-              <w:spacing w:after="0"/>
-              <w:jc w:val="center"/>
-              <w:rPr>
-                <w:rFonts w:asciiTheme="majorBidi" w:hAnsiTheme="majorBidi" w:cstheme="majorBidi"/>
-                <w:sz w:val="32"/>
-                <w:szCs w:val="32"/>
-              </w:rPr>
-            </w:pPr>
-            <w:r>
-              <w:rPr>
-                <w:rFonts w:asciiTheme="majorBidi" w:hAnsiTheme="majorBidi" w:cstheme="majorBidi"/>
-                <w:b/>
-                <w:color w:val="0F172A"/>
-                <w:sz w:val="32"/>
-                <w:szCs w:val="32"/>
-              </w:rPr>
-              <w:t>รหัส</w:t>
-            </w:r>
-          </w:p>
-        </w:tc>
-        <w:tc>
-          <w:tcPr>
-            <w:tcW w:w="4176" w:type="dxa"/>
-            <w:shd w:val="clear" w:color="auto" w:fill="F1F5F9"/>
-            <w:tcMar>
-              <w:top w:w="140" w:type="dxa"/>
-              <w:left w:w="140" w:type="dxa"/>
-              <w:bottom w:w="140" w:type="dxa"/>
-              <w:right w:w="140" w:type="dxa"/>
-            </w:tcMar>
-          </w:tcPr>
-          <w:p>
-            <w:pPr>
-              <w:spacing w:after="0"/>
-              <w:rPr>
-                <w:rFonts w:asciiTheme="majorBidi" w:hAnsiTheme="majorBidi" w:cstheme="majorBidi"/>
-                <w:sz w:val="32"/>
-                <w:szCs w:val="32"/>
-              </w:rPr>
-            </w:pPr>
-            <w:r>
-              <w:rPr>
-                <w:rFonts w:asciiTheme="majorBidi" w:hAnsiTheme="majorBidi" w:cstheme="majorBidi"/>
-                <w:b/>
-                <w:color w:val="0F172A"/>
-                <w:sz w:val="32"/>
-                <w:szCs w:val="32"/>
-              </w:rPr>
-              <w:t>Use Case</w:t>
-            </w:r>
-          </w:p>
-        </w:tc>
-        <w:tc>
-          <w:tcPr>
-            <w:tcW w:w="1440" w:type="dxa"/>
-            <w:shd w:val="clear" w:color="auto" w:fill="F1F5F9"/>
-            <w:tcMar>
-              <w:top w:w="140" w:type="dxa"/>
-              <w:left w:w="140" w:type="dxa"/>
-              <w:bottom w:w="140" w:type="dxa"/>
-              <w:right w:w="140" w:type="dxa"/>
-            </w:tcMar>
-          </w:tcPr>
-          <w:p>
-            <w:pPr>
-              <w:spacing w:after="0"/>
-              <w:jc w:val="center"/>
-              <w:rPr>
-                <w:rFonts w:asciiTheme="majorBidi" w:hAnsiTheme="majorBidi" w:cstheme="majorBidi"/>
-                <w:sz w:val="32"/>
-                <w:szCs w:val="32"/>
-              </w:rPr>
-            </w:pPr>
-            <w:r>
-              <w:rPr>
-                <w:rFonts w:asciiTheme="majorBidi" w:hAnsiTheme="majorBidi" w:cstheme="majorBidi"/>
-                <w:b/>
-                <w:color w:val="0F172A"/>
-                <w:sz w:val="32"/>
-                <w:szCs w:val="32"/>
-              </w:rPr>
-              <w:t>ผู้ไม่ได้ล็อกอิน</w:t>
-            </w:r>
-          </w:p>
-        </w:tc>
-        <w:tc>
-          <w:tcPr>
-            <w:tcW w:w="1296" w:type="dxa"/>
-            <w:shd w:val="clear" w:color="auto" w:fill="F1F5F9"/>
-            <w:tcMar>
-              <w:top w:w="140" w:type="dxa"/>
-              <w:left w:w="140" w:type="dxa"/>
-              <w:bottom w:w="140" w:type="dxa"/>
-              <w:right w:w="140" w:type="dxa"/>
-            </w:tcMar>
-          </w:tcPr>
-          <w:p>
-            <w:pPr>
-              <w:spacing w:after="0"/>
-              <w:jc w:val="center"/>
-              <w:rPr>
-                <w:rFonts w:asciiTheme="majorBidi" w:hAnsiTheme="majorBidi" w:cstheme="majorBidi"/>
-                <w:sz w:val="32"/>
-                <w:szCs w:val="32"/>
-              </w:rPr>
-            </w:pPr>
-            <w:r>
-              <w:rPr>
-                <w:rFonts w:asciiTheme="majorBidi" w:hAnsiTheme="majorBidi" w:cstheme="majorBidi"/>
-                <w:b/>
-                <w:color w:val="0F172A"/>
-                <w:sz w:val="32"/>
-                <w:szCs w:val="32"/>
-              </w:rPr>
-              <w:t>Customer</w:t>
-            </w:r>
-          </w:p>
-        </w:tc>
-        <w:tc>
-          <w:tcPr>
-            <w:tcW w:w="1584" w:type="dxa"/>
-            <w:shd w:val="clear" w:color="auto" w:fill="F1F5F9"/>
-            <w:tcMar>
-              <w:top w:w="140" w:type="dxa"/>
-              <w:left w:w="140" w:type="dxa"/>
-              <w:bottom w:w="140" w:type="dxa"/>
-              <w:right w:w="140" w:type="dxa"/>
-            </w:tcMar>
-          </w:tcPr>
-          <w:p>
-            <w:pPr>
-              <w:spacing w:after="0"/>
-              <w:jc w:val="center"/>
-              <w:rPr>
-                <w:rFonts w:asciiTheme="majorBidi" w:hAnsiTheme="majorBidi" w:cstheme="majorBidi"/>
-                <w:sz w:val="32"/>
-                <w:szCs w:val="32"/>
-              </w:rPr>
-            </w:pPr>
-            <w:r>
-              <w:rPr>
-                <w:rFonts w:asciiTheme="majorBidi" w:hAnsiTheme="majorBidi" w:cstheme="majorBidi"/>
-                <w:b/>
-                <w:color w:val="0F172A"/>
-                <w:sz w:val="32"/>
-                <w:szCs w:val="32"/>
-              </w:rPr>
-              <w:t>Seller / Admin</w:t>
-            </w:r>
-          </w:p>
-        </w:tc>
-      </w:tr>
-      <w:tr>
-        <w:trPr>
-          <w:jc w:val="center"/>
-        </w:trPr>
-        <w:tc>
-          <w:tcPr>
-            <w:tcW w:w="864" w:type="dxa"/>
-            <w:tcMar>
-              <w:top w:w="120" w:type="dxa"/>
-              <w:left w:w="140" w:type="dxa"/>
-              <w:bottom w:w="120" w:type="dxa"/>
-              <w:right w:w="140" w:type="dxa"/>
-            </w:tcMar>
-          </w:tcPr>
-          <w:p>
-            <w:pPr>
-              <w:spacing w:after="0"/>
-              <w:jc w:val="center"/>
-              <w:rPr>
-                <w:rFonts w:asciiTheme="majorBidi" w:hAnsiTheme="majorBidi" w:cstheme="majorBidi"/>
-                <w:sz w:val="32"/>
-                <w:szCs w:val="32"/>
-              </w:rPr>
-            </w:pPr>
-            <w:r>
-              <w:rPr>
-                <w:rFonts w:asciiTheme="majorBidi" w:hAnsiTheme="majorBidi" w:cstheme="majorBidi"/>
-                <w:color w:val="1E293B"/>
-                <w:sz w:val="32"/>
-                <w:szCs w:val="32"/>
-              </w:rPr>
-              <w:t>UC1</w:t>
-            </w:r>
-          </w:p>
-        </w:tc>
-        <w:tc>
-          <w:tcPr>
-            <w:tcW w:w="4176" w:type="dxa"/>
-            <w:tcMar>
-              <w:top w:w="120" w:type="dxa"/>
-              <w:left w:w="140" w:type="dxa"/>
-              <w:bottom w:w="120" w:type="dxa"/>
-              <w:right w:w="140" w:type="dxa"/>
-            </w:tcMar>
-          </w:tcPr>
-          <w:p>
-            <w:pPr>
-              <w:spacing w:after="0"/>
-              <w:rPr>
-                <w:rFonts w:asciiTheme="majorBidi" w:hAnsiTheme="majorBidi" w:cstheme="majorBidi"/>
-                <w:sz w:val="32"/>
-                <w:szCs w:val="32"/>
-              </w:rPr>
-            </w:pPr>
-            <w:r>
-              <w:rPr>
-                <w:rFonts w:asciiTheme="majorBidi" w:hAnsiTheme="majorBidi" w:cstheme="majorBidi"/>
-                <w:color w:val="1E293B"/>
-                <w:sz w:val="32"/>
-                <w:szCs w:val="32"/>
-              </w:rPr>
-              <w:t>สมัครสมาชิก</w:t>
-            </w:r>
-          </w:p>
-        </w:tc>
-        <w:tc>
-          <w:tcPr>
-            <w:tcW w:w="1440" w:type="dxa"/>
-            <w:tcMar>
-              <w:top w:w="120" w:type="dxa"/>
-              <w:left w:w="140" w:type="dxa"/>
-              <w:bottom w:w="120" w:type="dxa"/>
-              <w:right w:w="140" w:type="dxa"/>
-            </w:tcMar>
-          </w:tcPr>
-          <w:p>
-            <w:pPr>
-              <w:spacing w:after="0"/>
-              <w:jc w:val="center"/>
-              <w:rPr>
-                <w:rFonts w:asciiTheme="majorBidi" w:hAnsiTheme="majorBidi" w:cstheme="majorBidi"/>
-                <w:sz w:val="32"/>
-                <w:szCs w:val="32"/>
-              </w:rPr>
-            </w:pPr>
-            <w:r>
-              <w:rPr>
-                <w:rFonts w:ascii="Segoe UI Symbol" w:hAnsi="Segoe UI Symbol" w:cs="Segoe UI Symbol"/>
-                <w:color w:val="1E293B"/>
-                <w:sz w:val="32"/>
-                <w:szCs w:val="32"/>
-              </w:rPr>
-              <w:t>✔</w:t>
-            </w:r>
-          </w:p>
-        </w:tc>
-        <w:tc>
-          <w:tcPr>
-            <w:tcW w:w="1296" w:type="dxa"/>
-            <w:tcMar>
-              <w:top w:w="120" w:type="dxa"/>
-              <w:left w:w="140" w:type="dxa"/>
-              <w:bottom w:w="120" w:type="dxa"/>
-              <w:right w:w="140" w:type="dxa"/>
-            </w:tcMar>
-          </w:tcPr>
-          <w:p>
-            <w:pPr>
-              <w:spacing w:after="0"/>
-              <w:jc w:val="center"/>
-              <w:rPr>
-                <w:rFonts w:asciiTheme="majorBidi" w:hAnsiTheme="majorBidi" w:cstheme="majorBidi"/>
-                <w:sz w:val="32"/>
-                <w:szCs w:val="32"/>
-              </w:rPr>
-            </w:pPr>
-            <w:r>
-              <w:rPr>
-                <w:rFonts w:asciiTheme="majorBidi" w:hAnsiTheme="majorBidi" w:cstheme="majorBidi"/>
-                <w:color w:val="1E293B"/>
-                <w:sz w:val="32"/>
-                <w:szCs w:val="32"/>
-              </w:rPr>
-              <w:t>–</w:t>
-            </w:r>
-          </w:p>
-        </w:tc>
-        <w:tc>
-          <w:tcPr>
-            <w:tcW w:w="1584" w:type="dxa"/>
-            <w:tcMar>
-              <w:top w:w="120" w:type="dxa"/>
-              <w:left w:w="140" w:type="dxa"/>
-              <w:bottom w:w="120" w:type="dxa"/>
-              <w:right w:w="140" w:type="dxa"/>
-            </w:tcMar>
-          </w:tcPr>
-          <w:p>
-            <w:pPr>
-              <w:spacing w:after="0"/>
-              <w:jc w:val="center"/>
-              <w:rPr>
-                <w:rFonts w:asciiTheme="majorBidi" w:hAnsiTheme="majorBidi" w:cstheme="majorBidi"/>
-                <w:sz w:val="32"/>
-                <w:szCs w:val="32"/>
-              </w:rPr>
-            </w:pPr>
-            <w:r>
-              <w:rPr>
-                <w:rFonts w:asciiTheme="majorBidi" w:hAnsiTheme="majorBidi" w:cstheme="majorBidi"/>
-                <w:color w:val="1E293B"/>
-                <w:sz w:val="32"/>
-                <w:szCs w:val="32"/>
-              </w:rPr>
-              <w:t>–</w:t>
-            </w:r>
-          </w:p>
-        </w:tc>
-      </w:tr>
-      <w:tr>
-        <w:trPr>
-          <w:jc w:val="center"/>
-        </w:trPr>
-        <w:tc>
-          <w:tcPr>
-            <w:tcW w:w="864" w:type="dxa"/>
-            <w:shd w:val="clear" w:color="auto" w:fill="FAFAFA"/>
-            <w:tcMar>
-              <w:top w:w="120" w:type="dxa"/>
-              <w:left w:w="140" w:type="dxa"/>
-              <w:bottom w:w="120" w:type="dxa"/>
-              <w:right w:w="140" w:type="dxa"/>
-            </w:tcMar>
-          </w:tcPr>
-          <w:p>
-            <w:pPr>
-              <w:spacing w:after="0"/>
-              <w:jc w:val="center"/>
-              <w:rPr>
-                <w:rFonts w:asciiTheme="majorBidi" w:hAnsiTheme="majorBidi" w:cstheme="majorBidi"/>
-                <w:sz w:val="32"/>
-                <w:szCs w:val="32"/>
-              </w:rPr>
-            </w:pPr>
-            <w:r>
-              <w:rPr>
-                <w:rFonts w:asciiTheme="majorBidi" w:hAnsiTheme="majorBidi" w:cstheme="majorBidi"/>
-                <w:color w:val="1E293B"/>
-                <w:sz w:val="32"/>
-                <w:szCs w:val="32"/>
-              </w:rPr>
-              <w:t>UC2</w:t>
-            </w:r>
-          </w:p>
-        </w:tc>
-        <w:tc>
-          <w:tcPr>
-            <w:tcW w:w="4176" w:type="dxa"/>
-            <w:shd w:val="clear" w:color="auto" w:fill="FAFAFA"/>
-            <w:tcMar>
-              <w:top w:w="120" w:type="dxa"/>
-              <w:left w:w="140" w:type="dxa"/>
-              <w:bottom w:w="120" w:type="dxa"/>
-              <w:right w:w="140" w:type="dxa"/>
-            </w:tcMar>
-          </w:tcPr>
-          <w:p>
-            <w:pPr>
-              <w:spacing w:after="0"/>
-              <w:rPr>
-                <w:rFonts w:asciiTheme="majorBidi" w:hAnsiTheme="majorBidi" w:cstheme="majorBidi"/>
-                <w:sz w:val="32"/>
-                <w:szCs w:val="32"/>
-              </w:rPr>
-            </w:pPr>
-            <w:r>
-              <w:rPr>
-                <w:rFonts w:asciiTheme="majorBidi" w:hAnsiTheme="majorBidi" w:cstheme="majorBidi"/>
-                <w:color w:val="1E293B"/>
-                <w:sz w:val="32"/>
-                <w:szCs w:val="32"/>
-              </w:rPr>
-              <w:t>เข้าสู่ระบบ / ออกจากระบบ / ดูสถานะ</w:t>
-            </w:r>
-          </w:p>
-        </w:tc>
-        <w:tc>
-          <w:tcPr>
-            <w:tcW w:w="1440" w:type="dxa"/>
-            <w:shd w:val="clear" w:color="auto" w:fill="FAFAFA"/>
-            <w:tcMar>
-              <w:top w:w="120" w:type="dxa"/>
-              <w:left w:w="140" w:type="dxa"/>
-              <w:bottom w:w="120" w:type="dxa"/>
-              <w:right w:w="140" w:type="dxa"/>
-            </w:tcMar>
-          </w:tcPr>
-          <w:p>
-            <w:pPr>
-              <w:spacing w:after="0"/>
-              <w:jc w:val="center"/>
-              <w:rPr>
-                <w:rFonts w:asciiTheme="majorBidi" w:hAnsiTheme="majorBidi" w:cstheme="majorBidi"/>
-                <w:sz w:val="32"/>
-                <w:szCs w:val="32"/>
-              </w:rPr>
-            </w:pPr>
-            <w:r>
-              <w:rPr>
-                <w:rFonts w:ascii="Segoe UI Symbol" w:hAnsi="Segoe UI Symbol" w:cs="Segoe UI Symbol"/>
-                <w:color w:val="1E293B"/>
-                <w:sz w:val="32"/>
-                <w:szCs w:val="32"/>
-              </w:rPr>
-              <w:t>✔</w:t>
-            </w:r>
-          </w:p>
-        </w:tc>
-        <w:tc>
-          <w:tcPr>
-            <w:tcW w:w="1296" w:type="dxa"/>
-            <w:shd w:val="clear" w:color="auto" w:fill="FAFAFA"/>
-            <w:tcMar>
-              <w:top w:w="120" w:type="dxa"/>
-              <w:left w:w="140" w:type="dxa"/>
-              <w:bottom w:w="120" w:type="dxa"/>
-              <w:right w:w="140" w:type="dxa"/>
-            </w:tcMar>
-          </w:tcPr>
-          <w:p>
-            <w:pPr>
-              <w:spacing w:after="0"/>
-              <w:jc w:val="center"/>
-              <w:rPr>
-                <w:rFonts w:asciiTheme="majorBidi" w:hAnsiTheme="majorBidi" w:cstheme="majorBidi"/>
-                <w:sz w:val="32"/>
-                <w:szCs w:val="32"/>
-              </w:rPr>
-            </w:pPr>
-            <w:r>
-              <w:rPr>
-                <w:rFonts w:ascii="Segoe UI Symbol" w:hAnsi="Segoe UI Symbol" w:cs="Segoe UI Symbol"/>
-                <w:color w:val="1E293B"/>
-                <w:sz w:val="32"/>
-                <w:szCs w:val="32"/>
-              </w:rPr>
-              <w:t>✔</w:t>
-            </w:r>
-          </w:p>
-        </w:tc>
-        <w:tc>
-          <w:tcPr>
-            <w:tcW w:w="1584" w:type="dxa"/>
-            <w:shd w:val="clear" w:color="auto" w:fill="FAFAFA"/>
-            <w:tcMar>
-              <w:top w:w="120" w:type="dxa"/>
-              <w:left w:w="140" w:type="dxa"/>
-              <w:bottom w:w="120" w:type="dxa"/>
-              <w:right w:w="140" w:type="dxa"/>
-            </w:tcMar>
-          </w:tcPr>
-          <w:p>
-            <w:pPr>
-              <w:spacing w:after="0"/>
-              <w:jc w:val="center"/>
-              <w:rPr>
-                <w:rFonts w:asciiTheme="majorBidi" w:hAnsiTheme="majorBidi" w:cstheme="majorBidi"/>
-                <w:sz w:val="32"/>
-                <w:szCs w:val="32"/>
-              </w:rPr>
-            </w:pPr>
-            <w:r>
-              <w:rPr>
-                <w:rFonts w:ascii="Segoe UI Symbol" w:hAnsi="Segoe UI Symbol" w:cs="Segoe UI Symbol"/>
-                <w:color w:val="1E293B"/>
-                <w:sz w:val="32"/>
-                <w:szCs w:val="32"/>
-              </w:rPr>
-              <w:t>✔</w:t>
-            </w:r>
-          </w:p>
-        </w:tc>
-      </w:tr>
-      <w:tr>
-        <w:trPr>
-          <w:jc w:val="center"/>
-        </w:trPr>
-        <w:tc>
-          <w:tcPr>
-            <w:tcW w:w="864" w:type="dxa"/>
-            <w:tcMar>
-              <w:top w:w="120" w:type="dxa"/>
-              <w:left w:w="140" w:type="dxa"/>
-              <w:bottom w:w="120" w:type="dxa"/>
-              <w:right w:w="140" w:type="dxa"/>
-            </w:tcMar>
-          </w:tcPr>
-          <w:p>
-            <w:pPr>
-              <w:spacing w:after="0"/>
-              <w:jc w:val="center"/>
-              <w:rPr>
-                <w:rFonts w:asciiTheme="majorBidi" w:hAnsiTheme="majorBidi" w:cstheme="majorBidi"/>
-                <w:sz w:val="32"/>
-                <w:szCs w:val="32"/>
-              </w:rPr>
-            </w:pPr>
-            <w:r>
-              <w:rPr>
-                <w:rFonts w:asciiTheme="majorBidi" w:hAnsiTheme="majorBidi" w:cstheme="majorBidi"/>
-                <w:color w:val="1E293B"/>
-                <w:sz w:val="32"/>
-                <w:szCs w:val="32"/>
-              </w:rPr>
-              <w:t>UC3</w:t>
-            </w:r>
-          </w:p>
-        </w:tc>
-        <w:tc>
-          <w:tcPr>
-            <w:tcW w:w="4176" w:type="dxa"/>
-            <w:tcMar>
-              <w:top w:w="120" w:type="dxa"/>
-              <w:left w:w="140" w:type="dxa"/>
-              <w:bottom w:w="120" w:type="dxa"/>
-              <w:right w:w="140" w:type="dxa"/>
-            </w:tcMar>
-          </w:tcPr>
-          <w:p>
-            <w:pPr>
-              <w:spacing w:after="0"/>
-              <w:rPr>
-                <w:rFonts w:asciiTheme="majorBidi" w:hAnsiTheme="majorBidi" w:cstheme="majorBidi"/>
-                <w:sz w:val="32"/>
-                <w:szCs w:val="32"/>
-              </w:rPr>
-            </w:pPr>
-            <w:r>
-              <w:rPr>
-                <w:rFonts w:asciiTheme="majorBidi" w:hAnsiTheme="majorBidi" w:cstheme="majorBidi"/>
-                <w:color w:val="1E293B"/>
-                <w:sz w:val="32"/>
-                <w:szCs w:val="32"/>
-              </w:rPr>
-              <w:t>ดู/แก้ไขโปรไฟล์และข้อมูลส่วนตัว</w:t>
-            </w:r>
-          </w:p>
-        </w:tc>
-        <w:tc>
-          <w:tcPr>
-            <w:tcW w:w="1440" w:type="dxa"/>
-            <w:tcMar>
-              <w:top w:w="120" w:type="dxa"/>
-              <w:left w:w="140" w:type="dxa"/>
-              <w:bottom w:w="120" w:type="dxa"/>
-              <w:right w:w="140" w:type="dxa"/>
-            </w:tcMar>
-          </w:tcPr>
-          <w:p>
-            <w:pPr>
-              <w:spacing w:after="0"/>
-              <w:jc w:val="center"/>
-              <w:rPr>
-                <w:rFonts w:asciiTheme="majorBidi" w:hAnsiTheme="majorBidi" w:cstheme="majorBidi"/>
-                <w:sz w:val="32"/>
-                <w:szCs w:val="32"/>
-              </w:rPr>
-            </w:pPr>
-            <w:r>
-              <w:rPr>
-                <w:rFonts w:asciiTheme="majorBidi" w:hAnsiTheme="majorBidi" w:cstheme="majorBidi"/>
-                <w:color w:val="1E293B"/>
-                <w:sz w:val="32"/>
-                <w:szCs w:val="32"/>
-              </w:rPr>
-              <w:t>–</w:t>
-            </w:r>
-          </w:p>
-        </w:tc>
-        <w:tc>
-          <w:tcPr>
-            <w:tcW w:w="1296" w:type="dxa"/>
-            <w:tcMar>
-              <w:top w:w="120" w:type="dxa"/>
-              <w:left w:w="140" w:type="dxa"/>
-              <w:bottom w:w="120" w:type="dxa"/>
-              <w:right w:w="140" w:type="dxa"/>
-            </w:tcMar>
-          </w:tcPr>
-          <w:p>
-            <w:pPr>
-              <w:spacing w:after="0"/>
-              <w:jc w:val="center"/>
-              <w:rPr>
-                <w:rFonts w:asciiTheme="majorBidi" w:hAnsiTheme="majorBidi" w:cstheme="majorBidi"/>
-                <w:sz w:val="32"/>
-                <w:szCs w:val="32"/>
-              </w:rPr>
-            </w:pPr>
-            <w:r>
-              <w:rPr>
-                <w:rFonts w:ascii="Segoe UI Symbol" w:hAnsi="Segoe UI Symbol" w:cs="Segoe UI Symbol"/>
-                <w:color w:val="1E293B"/>
-                <w:sz w:val="32"/>
-                <w:szCs w:val="32"/>
-              </w:rPr>
-              <w:t>✔</w:t>
-            </w:r>
-          </w:p>
-        </w:tc>
-        <w:tc>
-          <w:tcPr>
-            <w:tcW w:w="1584" w:type="dxa"/>
-            <w:tcMar>
-              <w:top w:w="120" w:type="dxa"/>
-              <w:left w:w="140" w:type="dxa"/>
-              <w:bottom w:w="120" w:type="dxa"/>
-              <w:right w:w="140" w:type="dxa"/>
-            </w:tcMar>
-          </w:tcPr>
-          <w:p>
-            <w:pPr>
-              <w:spacing w:after="0"/>
-              <w:jc w:val="center"/>
-              <w:rPr>
-                <w:rFonts w:asciiTheme="majorBidi" w:hAnsiTheme="majorBidi" w:cstheme="majorBidi"/>
-                <w:sz w:val="32"/>
-                <w:szCs w:val="32"/>
-              </w:rPr>
-            </w:pPr>
-            <w:r>
-              <w:rPr>
-                <w:rFonts w:ascii="Segoe UI Symbol" w:hAnsi="Segoe UI Symbol" w:cs="Segoe UI Symbol"/>
-                <w:color w:val="1E293B"/>
-                <w:sz w:val="32"/>
-                <w:szCs w:val="32"/>
-              </w:rPr>
-              <w:t>✔</w:t>
-            </w:r>
-          </w:p>
-        </w:tc>
-      </w:tr>
-      <w:tr>
-        <w:trPr>
-          <w:jc w:val="center"/>
-        </w:trPr>
-        <w:tc>
-          <w:tcPr>
-            <w:tcW w:w="864" w:type="dxa"/>
-            <w:shd w:val="clear" w:color="auto" w:fill="FAFAFA"/>
-            <w:tcMar>
-              <w:top w:w="120" w:type="dxa"/>
-              <w:left w:w="140" w:type="dxa"/>
-              <w:bottom w:w="120" w:type="dxa"/>
-              <w:right w:w="140" w:type="dxa"/>
-            </w:tcMar>
-          </w:tcPr>
-          <w:p>
-            <w:pPr>
-              <w:spacing w:after="0"/>
-              <w:jc w:val="center"/>
-              <w:rPr>
-                <w:rFonts w:asciiTheme="majorBidi" w:hAnsiTheme="majorBidi" w:cstheme="majorBidi"/>
-                <w:sz w:val="32"/>
-                <w:szCs w:val="32"/>
-              </w:rPr>
-            </w:pPr>
-            <w:r>
-              <w:rPr>
-                <w:rFonts w:asciiTheme="majorBidi" w:hAnsiTheme="majorBidi" w:cstheme="majorBidi"/>
-                <w:color w:val="1E293B"/>
-                <w:sz w:val="32"/>
-                <w:szCs w:val="32"/>
-              </w:rPr>
-              <w:t>UC4</w:t>
-            </w:r>
-          </w:p>
-        </w:tc>
-        <w:tc>
-          <w:tcPr>
-            <w:tcW w:w="4176" w:type="dxa"/>
-            <w:shd w:val="clear" w:color="auto" w:fill="FAFAFA"/>
-            <w:tcMar>
-              <w:top w:w="120" w:type="dxa"/>
-              <w:left w:w="140" w:type="dxa"/>
-              <w:bottom w:w="120" w:type="dxa"/>
-              <w:right w:w="140" w:type="dxa"/>
-            </w:tcMar>
-          </w:tcPr>
-          <w:p>
-            <w:pPr>
-              <w:spacing w:after="0"/>
-              <w:rPr>
-                <w:rFonts w:asciiTheme="majorBidi" w:hAnsiTheme="majorBidi" w:cstheme="majorBidi"/>
-                <w:sz w:val="32"/>
-                <w:szCs w:val="32"/>
-              </w:rPr>
-            </w:pPr>
-            <w:r>
-              <w:rPr>
-                <w:rFonts w:asciiTheme="majorBidi" w:hAnsiTheme="majorBidi" w:cstheme="majorBidi"/>
-                <w:color w:val="1E293B"/>
-                <w:sz w:val="32"/>
-                <w:szCs w:val="32"/>
-              </w:rPr>
-              <w:t>ดูหน้าร้านหนังสือ ค้นหา กรองหมวด แบ่งหน้า</w:t>
-            </w:r>
-          </w:p>
-        </w:tc>
-        <w:tc>
-          <w:tcPr>
-            <w:tcW w:w="1440" w:type="dxa"/>
-            <w:shd w:val="clear" w:color="auto" w:fill="FAFAFA"/>
-            <w:tcMar>
-              <w:top w:w="120" w:type="dxa"/>
-              <w:left w:w="140" w:type="dxa"/>
-              <w:bottom w:w="120" w:type="dxa"/>
-              <w:right w:w="140" w:type="dxa"/>
-            </w:tcMar>
-          </w:tcPr>
-          <w:p>
-            <w:pPr>
-              <w:spacing w:after="0"/>
-              <w:jc w:val="center"/>
-              <w:rPr>
-                <w:rFonts w:asciiTheme="majorBidi" w:hAnsiTheme="majorBidi" w:cstheme="majorBidi"/>
-                <w:sz w:val="32"/>
-                <w:szCs w:val="32"/>
-              </w:rPr>
-            </w:pPr>
-            <w:r>
-              <w:rPr>
-                <w:rFonts w:ascii="Segoe UI Symbol" w:hAnsi="Segoe UI Symbol" w:cs="Segoe UI Symbol"/>
-                <w:color w:val="1E293B"/>
-                <w:sz w:val="32"/>
-                <w:szCs w:val="32"/>
-              </w:rPr>
-              <w:t>✔</w:t>
-            </w:r>
-          </w:p>
-        </w:tc>
-        <w:tc>
-          <w:tcPr>
-            <w:tcW w:w="1296" w:type="dxa"/>
-            <w:shd w:val="clear" w:color="auto" w:fill="FAFAFA"/>
-            <w:tcMar>
-              <w:top w:w="120" w:type="dxa"/>
-              <w:left w:w="140" w:type="dxa"/>
-              <w:bottom w:w="120" w:type="dxa"/>
-              <w:right w:w="140" w:type="dxa"/>
-            </w:tcMar>
-          </w:tcPr>
-          <w:p>
-            <w:pPr>
-              <w:spacing w:after="0"/>
-              <w:jc w:val="center"/>
-              <w:rPr>
-                <w:rFonts w:asciiTheme="majorBidi" w:hAnsiTheme="majorBidi" w:cstheme="majorBidi"/>
-                <w:sz w:val="32"/>
-                <w:szCs w:val="32"/>
-              </w:rPr>
-            </w:pPr>
-            <w:r>
-              <w:rPr>
-                <w:rFonts w:ascii="Segoe UI Symbol" w:hAnsi="Segoe UI Symbol" w:cs="Segoe UI Symbol"/>
-                <w:color w:val="1E293B"/>
-                <w:sz w:val="32"/>
-                <w:szCs w:val="32"/>
-              </w:rPr>
-              <w:t>✔</w:t>
-            </w:r>
-          </w:p>
-        </w:tc>
-        <w:tc>
-          <w:tcPr>
-            <w:tcW w:w="1584" w:type="dxa"/>
-            <w:shd w:val="clear" w:color="auto" w:fill="FAFAFA"/>
-            <w:tcMar>
-              <w:top w:w="120" w:type="dxa"/>
-              <w:left w:w="140" w:type="dxa"/>
-              <w:bottom w:w="120" w:type="dxa"/>
-              <w:right w:w="140" w:type="dxa"/>
-            </w:tcMar>
-          </w:tcPr>
-          <w:p>
-            <w:pPr>
-              <w:spacing w:after="0"/>
-              <w:jc w:val="center"/>
-              <w:rPr>
-                <w:rFonts w:asciiTheme="majorBidi" w:hAnsiTheme="majorBidi" w:cstheme="majorBidi"/>
-                <w:sz w:val="32"/>
-                <w:szCs w:val="32"/>
-              </w:rPr>
-            </w:pPr>
-            <w:r>
-              <w:rPr>
-                <w:rFonts w:ascii="Segoe UI Symbol" w:hAnsi="Segoe UI Symbol" w:cs="Segoe UI Symbol"/>
-                <w:color w:val="1E293B"/>
-                <w:sz w:val="32"/>
-                <w:szCs w:val="32"/>
-              </w:rPr>
-              <w:t>✔</w:t>
-            </w:r>
-          </w:p>
-        </w:tc>
-      </w:tr>
-      <w:tr>
-        <w:trPr>
-          <w:jc w:val="center"/>
-        </w:trPr>
-        <w:tc>
-          <w:tcPr>
-            <w:tcW w:w="864" w:type="dxa"/>
-            <w:tcMar>
-              <w:top w:w="120" w:type="dxa"/>
-              <w:left w:w="140" w:type="dxa"/>
-              <w:bottom w:w="120" w:type="dxa"/>
-              <w:right w:w="140" w:type="dxa"/>
-            </w:tcMar>
-          </w:tcPr>
-          <w:p>
-            <w:pPr>
-              <w:spacing w:after="0"/>
-              <w:jc w:val="center"/>
-              <w:rPr>
-                <w:rFonts w:asciiTheme="majorBidi" w:hAnsiTheme="majorBidi" w:cstheme="majorBidi"/>
-                <w:sz w:val="32"/>
-                <w:szCs w:val="32"/>
-              </w:rPr>
-            </w:pPr>
-            <w:r>
-              <w:rPr>
-                <w:rFonts w:asciiTheme="majorBidi" w:hAnsiTheme="majorBidi" w:cstheme="majorBidi"/>
-                <w:color w:val="1E293B"/>
-                <w:sz w:val="32"/>
-                <w:szCs w:val="32"/>
-              </w:rPr>
-              <w:t>UC5</w:t>
-            </w:r>
-          </w:p>
-        </w:tc>
-        <w:tc>
-          <w:tcPr>
-            <w:tcW w:w="4176" w:type="dxa"/>
-            <w:tcMar>
-              <w:top w:w="120" w:type="dxa"/>
-              <w:left w:w="140" w:type="dxa"/>
-              <w:bottom w:w="120" w:type="dxa"/>
-              <w:right w:w="140" w:type="dxa"/>
-            </w:tcMar>
-          </w:tcPr>
-          <w:p>
-            <w:pPr>
-              <w:spacing w:after="0"/>
-              <w:rPr>
-                <w:rFonts w:asciiTheme="majorBidi" w:hAnsiTheme="majorBidi" w:cstheme="majorBidi"/>
-                <w:sz w:val="32"/>
-                <w:szCs w:val="32"/>
-              </w:rPr>
-            </w:pPr>
-            <w:r>
-              <w:rPr>
-                <w:rFonts w:asciiTheme="majorBidi" w:hAnsiTheme="majorBidi" w:cstheme="majorBidi"/>
-                <w:color w:val="1E293B"/>
-                <w:sz w:val="32"/>
-                <w:szCs w:val="32"/>
-              </w:rPr>
-              <w:t>ดูรายละเอียดหนังสือ และอ่านไฟล์ตัวอย่างฟรี</w:t>
-            </w:r>
-          </w:p>
-        </w:tc>
-        <w:tc>
-          <w:tcPr>
-            <w:tcW w:w="1440" w:type="dxa"/>
-            <w:tcMar>
-              <w:top w:w="120" w:type="dxa"/>
-              <w:left w:w="140" w:type="dxa"/>
-              <w:bottom w:w="120" w:type="dxa"/>
-              <w:right w:w="140" w:type="dxa"/>
-            </w:tcMar>
-          </w:tcPr>
-          <w:p>
-            <w:pPr>
-              <w:spacing w:after="0"/>
-              <w:jc w:val="center"/>
-              <w:rPr>
-                <w:rFonts w:asciiTheme="majorBidi" w:hAnsiTheme="majorBidi" w:cstheme="majorBidi"/>
-                <w:sz w:val="32"/>
-                <w:szCs w:val="32"/>
-              </w:rPr>
-            </w:pPr>
-            <w:r>
-              <w:rPr>
-                <w:rFonts w:ascii="Segoe UI Symbol" w:hAnsi="Segoe UI Symbol" w:cs="Segoe UI Symbol"/>
-                <w:color w:val="1E293B"/>
-                <w:sz w:val="32"/>
-                <w:szCs w:val="32"/>
-              </w:rPr>
-              <w:t>✔</w:t>
-            </w:r>
-          </w:p>
-        </w:tc>
-        <w:tc>
-          <w:tcPr>
-            <w:tcW w:w="1296" w:type="dxa"/>
-            <w:tcMar>
-              <w:top w:w="120" w:type="dxa"/>
-              <w:left w:w="140" w:type="dxa"/>
-              <w:bottom w:w="120" w:type="dxa"/>
-              <w:right w:w="140" w:type="dxa"/>
-            </w:tcMar>
-          </w:tcPr>
-          <w:p>
-            <w:pPr>
-              <w:spacing w:after="0"/>
-              <w:jc w:val="center"/>
-              <w:rPr>
-                <w:rFonts w:asciiTheme="majorBidi" w:hAnsiTheme="majorBidi" w:cstheme="majorBidi"/>
-                <w:sz w:val="32"/>
-                <w:szCs w:val="32"/>
-              </w:rPr>
-            </w:pPr>
-            <w:r>
-              <w:rPr>
-                <w:rFonts w:ascii="Segoe UI Symbol" w:hAnsi="Segoe UI Symbol" w:cs="Segoe UI Symbol"/>
-                <w:color w:val="1E293B"/>
-                <w:sz w:val="32"/>
-                <w:szCs w:val="32"/>
-              </w:rPr>
-              <w:t>✔</w:t>
-            </w:r>
-          </w:p>
-        </w:tc>
-        <w:tc>
-          <w:tcPr>
-            <w:tcW w:w="1584" w:type="dxa"/>
-            <w:tcMar>
-              <w:top w:w="120" w:type="dxa"/>
-              <w:left w:w="140" w:type="dxa"/>
-              <w:bottom w:w="120" w:type="dxa"/>
-              <w:right w:w="140" w:type="dxa"/>
-            </w:tcMar>
-          </w:tcPr>
-          <w:p>
-            <w:pPr>
-              <w:spacing w:after="0"/>
-              <w:jc w:val="center"/>
-              <w:rPr>
-                <w:rFonts w:asciiTheme="majorBidi" w:hAnsiTheme="majorBidi" w:cstheme="majorBidi"/>
-                <w:sz w:val="32"/>
-                <w:szCs w:val="32"/>
-              </w:rPr>
-            </w:pPr>
-            <w:r>
-              <w:rPr>
-                <w:rFonts w:ascii="Segoe UI Symbol" w:hAnsi="Segoe UI Symbol" w:cs="Segoe UI Symbol"/>
-                <w:color w:val="1E293B"/>
-                <w:sz w:val="32"/>
-                <w:szCs w:val="32"/>
-              </w:rPr>
-              <w:t>✔</w:t>
-            </w:r>
-          </w:p>
-        </w:tc>
-      </w:tr>
-      <w:tr>
-        <w:trPr>
-          <w:jc w:val="center"/>
-        </w:trPr>
-        <w:tc>
-          <w:tcPr>
-            <w:tcW w:w="864" w:type="dxa"/>
-            <w:shd w:val="clear" w:color="auto" w:fill="FAFAFA"/>
-            <w:tcMar>
-              <w:top w:w="120" w:type="dxa"/>
-              <w:left w:w="140" w:type="dxa"/>
-              <w:bottom w:w="120" w:type="dxa"/>
-              <w:right w:w="140" w:type="dxa"/>
-            </w:tcMar>
-          </w:tcPr>
-          <w:p>
-            <w:pPr>
-              <w:spacing w:after="0"/>
-              <w:jc w:val="center"/>
-              <w:rPr>
-                <w:rFonts w:asciiTheme="majorBidi" w:hAnsiTheme="majorBidi" w:cstheme="majorBidi"/>
-                <w:sz w:val="32"/>
-                <w:szCs w:val="32"/>
-              </w:rPr>
-            </w:pPr>
-            <w:r>
-              <w:rPr>
-                <w:rFonts w:asciiTheme="majorBidi" w:hAnsiTheme="majorBidi" w:cstheme="majorBidi"/>
-                <w:color w:val="1E293B"/>
-                <w:sz w:val="32"/>
-                <w:szCs w:val="32"/>
-              </w:rPr>
-              <w:t>UC6</w:t>
-            </w:r>
-          </w:p>
-        </w:tc>
-        <w:tc>
-          <w:tcPr>
-            <w:tcW w:w="4176" w:type="dxa"/>
-            <w:shd w:val="clear" w:color="auto" w:fill="FAFAFA"/>
-            <w:tcMar>
-              <w:top w:w="120" w:type="dxa"/>
-              <w:left w:w="140" w:type="dxa"/>
-              <w:bottom w:w="120" w:type="dxa"/>
-              <w:right w:w="140" w:type="dxa"/>
-            </w:tcMar>
-          </w:tcPr>
-          <w:p>
-            <w:pPr>
-              <w:spacing w:after="0"/>
-              <w:rPr>
-                <w:rFonts w:asciiTheme="majorBidi" w:hAnsiTheme="majorBidi" w:cstheme="majorBidi"/>
-                <w:sz w:val="32"/>
-                <w:szCs w:val="32"/>
-              </w:rPr>
-            </w:pPr>
-            <w:r>
-              <w:rPr>
-                <w:rFonts w:asciiTheme="majorBidi" w:hAnsiTheme="majorBidi" w:cstheme="majorBidi"/>
-                <w:color w:val="1E293B"/>
-                <w:sz w:val="32"/>
-                <w:szCs w:val="32"/>
-              </w:rPr>
-              <w:t>จัดการตะกร้าสินค้า (เพิ่ม/ลบ/ดูยอดรวม)</w:t>
-            </w:r>
-          </w:p>
-        </w:tc>
-        <w:tc>
-          <w:tcPr>
-            <w:tcW w:w="1440" w:type="dxa"/>
-            <w:shd w:val="clear" w:color="auto" w:fill="FAFAFA"/>
-            <w:tcMar>
-              <w:top w:w="120" w:type="dxa"/>
-              <w:left w:w="140" w:type="dxa"/>
-              <w:bottom w:w="120" w:type="dxa"/>
-              <w:right w:w="140" w:type="dxa"/>
-            </w:tcMar>
-          </w:tcPr>
-          <w:p>
-            <w:pPr>
-              <w:spacing w:after="0"/>
-              <w:jc w:val="center"/>
-              <w:rPr>
-                <w:rFonts w:asciiTheme="majorBidi" w:hAnsiTheme="majorBidi" w:cstheme="majorBidi"/>
-                <w:sz w:val="32"/>
-                <w:szCs w:val="32"/>
-              </w:rPr>
-            </w:pPr>
-            <w:r>
-              <w:rPr>
-                <w:rFonts w:ascii="Segoe UI Symbol" w:hAnsi="Segoe UI Symbol" w:cs="Segoe UI Symbol"/>
-                <w:color w:val="1E293B"/>
-                <w:sz w:val="32"/>
-                <w:szCs w:val="32"/>
-              </w:rPr>
-              <w:t>✔</w:t>
-            </w:r>
-          </w:p>
-        </w:tc>
-        <w:tc>
-          <w:tcPr>
-            <w:tcW w:w="1296" w:type="dxa"/>
-            <w:shd w:val="clear" w:color="auto" w:fill="FAFAFA"/>
-            <w:tcMar>
-              <w:top w:w="120" w:type="dxa"/>
-              <w:left w:w="140" w:type="dxa"/>
-              <w:bottom w:w="120" w:type="dxa"/>
-              <w:right w:w="140" w:type="dxa"/>
-            </w:tcMar>
-          </w:tcPr>
-          <w:p>
-            <w:pPr>
-              <w:spacing w:after="0"/>
-              <w:jc w:val="center"/>
-              <w:rPr>
-                <w:rFonts w:asciiTheme="majorBidi" w:hAnsiTheme="majorBidi" w:cstheme="majorBidi"/>
-                <w:sz w:val="32"/>
-                <w:szCs w:val="32"/>
-              </w:rPr>
-            </w:pPr>
-            <w:r>
-              <w:rPr>
-                <w:rFonts w:ascii="Segoe UI Symbol" w:hAnsi="Segoe UI Symbol" w:cs="Segoe UI Symbol"/>
-                <w:color w:val="1E293B"/>
-                <w:sz w:val="32"/>
-                <w:szCs w:val="32"/>
-              </w:rPr>
-              <w:t>✔</w:t>
-            </w:r>
-          </w:p>
-        </w:tc>
-        <w:tc>
-          <w:tcPr>
-            <w:tcW w:w="1584" w:type="dxa"/>
-            <w:shd w:val="clear" w:color="auto" w:fill="FAFAFA"/>
-            <w:tcMar>
-              <w:top w:w="120" w:type="dxa"/>
-              <w:left w:w="140" w:type="dxa"/>
-              <w:bottom w:w="120" w:type="dxa"/>
-              <w:right w:w="140" w:type="dxa"/>
-            </w:tcMar>
-          </w:tcPr>
-          <w:p>
-            <w:pPr>
-              <w:spacing w:after="0"/>
-              <w:jc w:val="center"/>
-              <w:rPr>
-                <w:rFonts w:asciiTheme="majorBidi" w:hAnsiTheme="majorBidi" w:cstheme="majorBidi"/>
-                <w:sz w:val="32"/>
-                <w:szCs w:val="32"/>
-              </w:rPr>
-            </w:pPr>
-            <w:r>
-              <w:rPr>
-                <w:rFonts w:ascii="Segoe UI Symbol" w:hAnsi="Segoe UI Symbol" w:cs="Segoe UI Symbol"/>
-                <w:color w:val="1E293B"/>
-                <w:sz w:val="32"/>
-                <w:szCs w:val="32"/>
-              </w:rPr>
-              <w:t>✔</w:t>
-            </w:r>
-          </w:p>
-        </w:tc>
-      </w:tr>
-      <w:tr>
-        <w:trPr>
-          <w:jc w:val="center"/>
-        </w:trPr>
-        <w:tc>
-          <w:tcPr>
-            <w:tcW w:w="864" w:type="dxa"/>
-            <w:tcMar>
-              <w:top w:w="120" w:type="dxa"/>
-              <w:left w:w="140" w:type="dxa"/>
-              <w:bottom w:w="120" w:type="dxa"/>
-              <w:right w:w="140" w:type="dxa"/>
-            </w:tcMar>
-          </w:tcPr>
-          <w:p>
-            <w:pPr>
-              <w:spacing w:after="0"/>
-              <w:jc w:val="center"/>
-              <w:rPr>
-                <w:rFonts w:asciiTheme="majorBidi" w:hAnsiTheme="majorBidi" w:cstheme="majorBidi"/>
-                <w:sz w:val="32"/>
-                <w:szCs w:val="32"/>
-              </w:rPr>
-            </w:pPr>
-            <w:r>
-              <w:rPr>
-                <w:rFonts w:asciiTheme="majorBidi" w:hAnsiTheme="majorBidi" w:cstheme="majorBidi"/>
-                <w:color w:val="1E293B"/>
-                <w:sz w:val="32"/>
-                <w:szCs w:val="32"/>
-              </w:rPr>
-              <w:t>UC7</w:t>
-            </w:r>
-          </w:p>
-        </w:tc>
-        <w:tc>
-          <w:tcPr>
-            <w:tcW w:w="4176" w:type="dxa"/>
-            <w:tcMar>
-              <w:top w:w="120" w:type="dxa"/>
-              <w:left w:w="140" w:type="dxa"/>
-              <w:bottom w:w="120" w:type="dxa"/>
-              <w:right w:w="140" w:type="dxa"/>
-            </w:tcMar>
-          </w:tcPr>
-          <w:p>
-            <w:pPr>
-              <w:spacing w:after="0"/>
-              <w:rPr>
-                <w:rFonts w:asciiTheme="majorBidi" w:hAnsiTheme="majorBidi" w:cstheme="majorBidi"/>
-                <w:sz w:val="32"/>
-                <w:szCs w:val="32"/>
-              </w:rPr>
-            </w:pPr>
-            <w:r>
-              <w:rPr>
-                <w:rFonts w:asciiTheme="majorBidi" w:hAnsiTheme="majorBidi" w:cstheme="majorBidi"/>
-                <w:color w:val="1E293B"/>
-                <w:sz w:val="32"/>
-                <w:szCs w:val="32"/>
-              </w:rPr>
-              <w:t>สั่งซื้อและชำระเงิน (Checkout)</w:t>
-            </w:r>
-          </w:p>
-        </w:tc>
-        <w:tc>
-          <w:tcPr>
-            <w:tcW w:w="1440" w:type="dxa"/>
-            <w:tcMar>
-              <w:top w:w="120" w:type="dxa"/>
-              <w:left w:w="140" w:type="dxa"/>
-              <w:bottom w:w="120" w:type="dxa"/>
-              <w:right w:w="140" w:type="dxa"/>
-            </w:tcMar>
-          </w:tcPr>
-          <w:p>
-            <w:pPr>
-              <w:spacing w:after="0"/>
-              <w:jc w:val="center"/>
-              <w:rPr>
-                <w:rFonts w:asciiTheme="majorBidi" w:hAnsiTheme="majorBidi" w:cstheme="majorBidi"/>
-                <w:sz w:val="32"/>
-                <w:szCs w:val="32"/>
-              </w:rPr>
-            </w:pPr>
-            <w:r>
-              <w:rPr>
-                <w:rFonts w:asciiTheme="majorBidi" w:hAnsiTheme="majorBidi" w:cstheme="majorBidi"/>
-                <w:color w:val="1E293B"/>
-                <w:sz w:val="32"/>
-                <w:szCs w:val="32"/>
-              </w:rPr>
-              <w:t>–</w:t>
-            </w:r>
-          </w:p>
-        </w:tc>
-        <w:tc>
-          <w:tcPr>
-            <w:tcW w:w="1296" w:type="dxa"/>
-            <w:tcMar>
-              <w:top w:w="120" w:type="dxa"/>
-              <w:left w:w="140" w:type="dxa"/>
-              <w:bottom w:w="120" w:type="dxa"/>
-              <w:right w:w="140" w:type="dxa"/>
-            </w:tcMar>
-          </w:tcPr>
-          <w:p>
-            <w:pPr>
-              <w:spacing w:after="0"/>
-              <w:jc w:val="center"/>
-              <w:rPr>
-                <w:rFonts w:asciiTheme="majorBidi" w:hAnsiTheme="majorBidi" w:cstheme="majorBidi"/>
-                <w:sz w:val="32"/>
-                <w:szCs w:val="32"/>
-              </w:rPr>
-            </w:pPr>
-            <w:r>
-              <w:rPr>
-                <w:rFonts w:ascii="Segoe UI Symbol" w:hAnsi="Segoe UI Symbol" w:cs="Segoe UI Symbol"/>
-                <w:color w:val="1E293B"/>
-                <w:sz w:val="32"/>
-                <w:szCs w:val="32"/>
-              </w:rPr>
-              <w:t>✔</w:t>
-            </w:r>
-          </w:p>
-        </w:tc>
-        <w:tc>
-          <w:tcPr>
-            <w:tcW w:w="1584" w:type="dxa"/>
-            <w:tcMar>
-              <w:top w:w="120" w:type="dxa"/>
-              <w:left w:w="140" w:type="dxa"/>
-              <w:bottom w:w="120" w:type="dxa"/>
-              <w:right w:w="140" w:type="dxa"/>
-            </w:tcMar>
-          </w:tcPr>
-          <w:p>
-            <w:pPr>
-              <w:spacing w:after="0"/>
-              <w:jc w:val="center"/>
-              <w:rPr>
-                <w:rFonts w:asciiTheme="majorBidi" w:hAnsiTheme="majorBidi" w:cstheme="majorBidi"/>
-                <w:sz w:val="32"/>
-                <w:szCs w:val="32"/>
-              </w:rPr>
-            </w:pPr>
-            <w:r>
-              <w:rPr>
-                <w:rFonts w:ascii="Segoe UI Symbol" w:hAnsi="Segoe UI Symbol" w:cs="Segoe UI Symbol"/>
-                <w:color w:val="1E293B"/>
-                <w:sz w:val="32"/>
-                <w:szCs w:val="32"/>
-              </w:rPr>
-              <w:t>✔</w:t>
-            </w:r>
-          </w:p>
-        </w:tc>
-      </w:tr>
-      <w:tr>
-        <w:trPr>
-          <w:jc w:val="center"/>
-        </w:trPr>
-        <w:tc>
-          <w:tcPr>
-            <w:tcW w:w="864" w:type="dxa"/>
-            <w:shd w:val="clear" w:color="auto" w:fill="FAFAFA"/>
-            <w:tcMar>
-              <w:top w:w="120" w:type="dxa"/>
-              <w:left w:w="140" w:type="dxa"/>
-              <w:bottom w:w="120" w:type="dxa"/>
-              <w:right w:w="140" w:type="dxa"/>
-            </w:tcMar>
-          </w:tcPr>
-          <w:p>
-            <w:pPr>
-              <w:spacing w:after="0"/>
-              <w:jc w:val="center"/>
-              <w:rPr>
-                <w:rFonts w:asciiTheme="majorBidi" w:hAnsiTheme="majorBidi" w:cstheme="majorBidi"/>
-                <w:sz w:val="32"/>
-                <w:szCs w:val="32"/>
-              </w:rPr>
-            </w:pPr>
-            <w:r>
-              <w:rPr>
-                <w:rFonts w:asciiTheme="majorBidi" w:hAnsiTheme="majorBidi" w:cstheme="majorBidi"/>
-                <w:color w:val="1E293B"/>
-                <w:sz w:val="32"/>
-                <w:szCs w:val="32"/>
-              </w:rPr>
-              <w:t>UC8</w:t>
-            </w:r>
-          </w:p>
-        </w:tc>
-        <w:tc>
-          <w:tcPr>
-            <w:tcW w:w="4176" w:type="dxa"/>
-            <w:shd w:val="clear" w:color="auto" w:fill="FAFAFA"/>
-            <w:tcMar>
-              <w:top w:w="120" w:type="dxa"/>
-              <w:left w:w="140" w:type="dxa"/>
-              <w:bottom w:w="120" w:type="dxa"/>
-              <w:right w:w="140" w:type="dxa"/>
-            </w:tcMar>
-          </w:tcPr>
-          <w:p>
-            <w:pPr>
-              <w:spacing w:after="0"/>
-              <w:rPr>
-                <w:rFonts w:asciiTheme="majorBidi" w:hAnsiTheme="majorBidi" w:cstheme="majorBidi"/>
-                <w:sz w:val="32"/>
-                <w:szCs w:val="32"/>
-              </w:rPr>
-            </w:pPr>
-            <w:r>
-              <w:rPr>
-                <w:rFonts w:asciiTheme="majorBidi" w:hAnsiTheme="majorBidi" w:cstheme="majorBidi"/>
-                <w:color w:val="1E293B"/>
-                <w:sz w:val="32"/>
-                <w:szCs w:val="32"/>
-              </w:rPr>
-              <w:t>ดูคลังหนังสือ (My Library) และดาวน์โหลด E-Book</w:t>
-            </w:r>
-          </w:p>
-        </w:tc>
-        <w:tc>
-          <w:tcPr>
-            <w:tcW w:w="1440" w:type="dxa"/>
-            <w:shd w:val="clear" w:color="auto" w:fill="FAFAFA"/>
-            <w:tcMar>
-              <w:top w:w="120" w:type="dxa"/>
-              <w:left w:w="140" w:type="dxa"/>
-              <w:bottom w:w="120" w:type="dxa"/>
-              <w:right w:w="140" w:type="dxa"/>
-            </w:tcMar>
-          </w:tcPr>
-          <w:p>
-            <w:pPr>
-              <w:spacing w:after="0"/>
-              <w:jc w:val="center"/>
-              <w:rPr>
-                <w:rFonts w:asciiTheme="majorBidi" w:hAnsiTheme="majorBidi" w:cstheme="majorBidi"/>
-                <w:sz w:val="32"/>
-                <w:szCs w:val="32"/>
-              </w:rPr>
-            </w:pPr>
-            <w:r>
-              <w:rPr>
-                <w:rFonts w:asciiTheme="majorBidi" w:hAnsiTheme="majorBidi" w:cstheme="majorBidi"/>
-                <w:color w:val="1E293B"/>
-                <w:sz w:val="32"/>
-                <w:szCs w:val="32"/>
-              </w:rPr>
-              <w:t>–</w:t>
-            </w:r>
-          </w:p>
-        </w:tc>
-        <w:tc>
-          <w:tcPr>
-            <w:tcW w:w="1296" w:type="dxa"/>
-            <w:shd w:val="clear" w:color="auto" w:fill="FAFAFA"/>
-            <w:tcMar>
-              <w:top w:w="120" w:type="dxa"/>
-              <w:left w:w="140" w:type="dxa"/>
-              <w:bottom w:w="120" w:type="dxa"/>
-              <w:right w:w="140" w:type="dxa"/>
-            </w:tcMar>
-          </w:tcPr>
-          <w:p>
-            <w:pPr>
-              <w:spacing w:after="0"/>
-              <w:jc w:val="center"/>
-              <w:rPr>
-                <w:rFonts w:asciiTheme="majorBidi" w:hAnsiTheme="majorBidi" w:cstheme="majorBidi"/>
-                <w:sz w:val="32"/>
-                <w:szCs w:val="32"/>
-              </w:rPr>
-            </w:pPr>
-            <w:r>
-              <w:rPr>
-                <w:rFonts w:ascii="Segoe UI Symbol" w:hAnsi="Segoe UI Symbol" w:cs="Segoe UI Symbol"/>
-                <w:color w:val="1E293B"/>
-                <w:sz w:val="32"/>
-                <w:szCs w:val="32"/>
-              </w:rPr>
-              <w:t>✔</w:t>
-            </w:r>
-          </w:p>
-        </w:tc>
-        <w:tc>
-          <w:tcPr>
-            <w:tcW w:w="1584" w:type="dxa"/>
-            <w:shd w:val="clear" w:color="auto" w:fill="FAFAFA"/>
-            <w:tcMar>
-              <w:top w:w="120" w:type="dxa"/>
-              <w:left w:w="140" w:type="dxa"/>
-              <w:bottom w:w="120" w:type="dxa"/>
-              <w:right w:w="140" w:type="dxa"/>
-            </w:tcMar>
-          </w:tcPr>
-          <w:p>
-            <w:pPr>
-              <w:spacing w:after="0"/>
-              <w:jc w:val="center"/>
-              <w:rPr>
-                <w:rFonts w:asciiTheme="majorBidi" w:hAnsiTheme="majorBidi" w:cstheme="majorBidi"/>
-                <w:sz w:val="32"/>
-                <w:szCs w:val="32"/>
-              </w:rPr>
-            </w:pPr>
-            <w:r>
-              <w:rPr>
-                <w:rFonts w:ascii="Segoe UI Symbol" w:hAnsi="Segoe UI Symbol" w:cs="Segoe UI Symbol"/>
-                <w:color w:val="1E293B"/>
-                <w:sz w:val="32"/>
-                <w:szCs w:val="32"/>
-              </w:rPr>
-              <w:t>✔</w:t>
-            </w:r>
-          </w:p>
-        </w:tc>
-      </w:tr>
-      <w:tr>
-        <w:trPr>
-          <w:jc w:val="center"/>
-        </w:trPr>
-        <w:tc>
-          <w:tcPr>
-            <w:tcW w:w="864" w:type="dxa"/>
-            <w:tcMar>
-              <w:top w:w="120" w:type="dxa"/>
-              <w:left w:w="140" w:type="dxa"/>
-              <w:bottom w:w="120" w:type="dxa"/>
-              <w:right w:w="140" w:type="dxa"/>
-            </w:tcMar>
-          </w:tcPr>
-          <w:p>
-            <w:pPr>
-              <w:spacing w:after="0"/>
-              <w:jc w:val="center"/>
-              <w:rPr>
-                <w:rFonts w:asciiTheme="majorBidi" w:hAnsiTheme="majorBidi" w:cstheme="majorBidi"/>
-                <w:sz w:val="32"/>
-                <w:szCs w:val="32"/>
-              </w:rPr>
-            </w:pPr>
-            <w:r>
-              <w:rPr>
-                <w:rFonts w:asciiTheme="majorBidi" w:hAnsiTheme="majorBidi" w:cstheme="majorBidi"/>
-                <w:color w:val="1E293B"/>
-                <w:sz w:val="32"/>
-                <w:szCs w:val="32"/>
-              </w:rPr>
-              <w:t>UC9</w:t>
-            </w:r>
-          </w:p>
-        </w:tc>
-        <w:tc>
-          <w:tcPr>
-            <w:tcW w:w="4176" w:type="dxa"/>
-            <w:tcMar>
-              <w:top w:w="120" w:type="dxa"/>
-              <w:left w:w="140" w:type="dxa"/>
-              <w:bottom w:w="120" w:type="dxa"/>
-              <w:right w:w="140" w:type="dxa"/>
-            </w:tcMar>
-          </w:tcPr>
-          <w:p>
-            <w:pPr>
-              <w:spacing w:after="0"/>
-              <w:rPr>
-                <w:rFonts w:asciiTheme="majorBidi" w:hAnsiTheme="majorBidi" w:cstheme="majorBidi"/>
-                <w:sz w:val="32"/>
-                <w:szCs w:val="32"/>
-              </w:rPr>
-            </w:pPr>
-            <w:r>
-              <w:rPr>
-                <w:rFonts w:asciiTheme="majorBidi" w:hAnsiTheme="majorBidi" w:cstheme="majorBidi"/>
-                <w:color w:val="1E293B"/>
-                <w:sz w:val="32"/>
-                <w:szCs w:val="32"/>
-              </w:rPr>
-              <w:t>เพิ่มหนังสือ E-Book ใหม่ พร้อมอัปโหลดปก/ไฟล์</w:t>
-            </w:r>
-          </w:p>
-        </w:tc>
-        <w:tc>
-          <w:tcPr>
-            <w:tcW w:w="1440" w:type="dxa"/>
-            <w:tcMar>
-              <w:top w:w="120" w:type="dxa"/>
-              <w:left w:w="140" w:type="dxa"/>
-              <w:bottom w:w="120" w:type="dxa"/>
-              <w:right w:w="140" w:type="dxa"/>
-            </w:tcMar>
-          </w:tcPr>
-          <w:p>
-            <w:pPr>
-              <w:spacing w:after="0"/>
-              <w:jc w:val="center"/>
-              <w:rPr>
-                <w:rFonts w:asciiTheme="majorBidi" w:hAnsiTheme="majorBidi" w:cstheme="majorBidi"/>
-                <w:sz w:val="32"/>
-                <w:szCs w:val="32"/>
-              </w:rPr>
-            </w:pPr>
-            <w:r>
-              <w:rPr>
-                <w:rFonts w:asciiTheme="majorBidi" w:hAnsiTheme="majorBidi" w:cstheme="majorBidi"/>
-                <w:color w:val="1E293B"/>
-                <w:sz w:val="32"/>
-                <w:szCs w:val="32"/>
-              </w:rPr>
-              <w:t>–</w:t>
-            </w:r>
-          </w:p>
-        </w:tc>
-        <w:tc>
-          <w:tcPr>
-            <w:tcW w:w="1296" w:type="dxa"/>
-            <w:tcMar>
-              <w:top w:w="120" w:type="dxa"/>
-              <w:left w:w="140" w:type="dxa"/>
-              <w:bottom w:w="120" w:type="dxa"/>
-              <w:right w:w="140" w:type="dxa"/>
-            </w:tcMar>
-          </w:tcPr>
-          <w:p>
-            <w:pPr>
-              <w:spacing w:after="0"/>
-              <w:jc w:val="center"/>
-              <w:rPr>
-                <w:rFonts w:asciiTheme="majorBidi" w:hAnsiTheme="majorBidi" w:cstheme="majorBidi"/>
-                <w:sz w:val="32"/>
-                <w:szCs w:val="32"/>
-              </w:rPr>
-            </w:pPr>
-            <w:r>
-              <w:rPr>
-                <w:rFonts w:asciiTheme="majorBidi" w:hAnsiTheme="majorBidi" w:cstheme="majorBidi"/>
-                <w:color w:val="1E293B"/>
-                <w:sz w:val="32"/>
-                <w:szCs w:val="32"/>
-              </w:rPr>
-              <w:t>–</w:t>
-            </w:r>
-          </w:p>
-        </w:tc>
-        <w:tc>
-          <w:tcPr>
-            <w:tcW w:w="1584" w:type="dxa"/>
-            <w:tcMar>
-              <w:top w:w="120" w:type="dxa"/>
-              <w:left w:w="140" w:type="dxa"/>
-              <w:bottom w:w="120" w:type="dxa"/>
-              <w:right w:w="140" w:type="dxa"/>
-            </w:tcMar>
-          </w:tcPr>
-          <w:p>
-            <w:pPr>
-              <w:spacing w:after="0"/>
-              <w:jc w:val="center"/>
-              <w:rPr>
-                <w:rFonts w:asciiTheme="majorBidi" w:hAnsiTheme="majorBidi" w:cstheme="majorBidi"/>
-                <w:sz w:val="32"/>
-                <w:szCs w:val="32"/>
-              </w:rPr>
-            </w:pPr>
-            <w:r>
-              <w:rPr>
-                <w:rFonts w:ascii="Segoe UI Symbol" w:hAnsi="Segoe UI Symbol" w:cs="Segoe UI Symbol"/>
-                <w:color w:val="1E293B"/>
-                <w:sz w:val="32"/>
-                <w:szCs w:val="32"/>
-              </w:rPr>
-              <w:t>✔</w:t>
-            </w:r>
-          </w:p>
-        </w:tc>
-      </w:tr>
-      <w:tr>
-        <w:trPr>
-          <w:jc w:val="center"/>
-        </w:trPr>
-        <w:tc>
-          <w:tcPr>
-            <w:tcW w:w="864" w:type="dxa"/>
-            <w:shd w:val="clear" w:color="auto" w:fill="FAFAFA"/>
-            <w:tcMar>
-              <w:top w:w="120" w:type="dxa"/>
-              <w:left w:w="140" w:type="dxa"/>
-              <w:bottom w:w="120" w:type="dxa"/>
-              <w:right w:w="140" w:type="dxa"/>
-            </w:tcMar>
-          </w:tcPr>
-          <w:p>
-            <w:pPr>
-              <w:spacing w:after="0"/>
-              <w:jc w:val="center"/>
-              <w:rPr>
-                <w:rFonts w:asciiTheme="majorBidi" w:hAnsiTheme="majorBidi" w:cstheme="majorBidi"/>
-                <w:sz w:val="32"/>
-                <w:szCs w:val="32"/>
-              </w:rPr>
-            </w:pPr>
-            <w:r>
-              <w:rPr>
-                <w:rFonts w:asciiTheme="majorBidi" w:hAnsiTheme="majorBidi" w:cstheme="majorBidi"/>
-                <w:color w:val="1E293B"/>
-                <w:sz w:val="32"/>
-                <w:szCs w:val="32"/>
-              </w:rPr>
-              <w:t>UC10</w:t>
-            </w:r>
-          </w:p>
-        </w:tc>
-        <w:tc>
-          <w:tcPr>
-            <w:tcW w:w="4176" w:type="dxa"/>
-            <w:shd w:val="clear" w:color="auto" w:fill="FAFAFA"/>
-            <w:tcMar>
-              <w:top w:w="120" w:type="dxa"/>
-              <w:left w:w="140" w:type="dxa"/>
-              <w:bottom w:w="120" w:type="dxa"/>
-              <w:right w:w="140" w:type="dxa"/>
-            </w:tcMar>
-          </w:tcPr>
-          <w:p>
-            <w:pPr>
-              <w:spacing w:after="0"/>
-              <w:rPr>
-                <w:rFonts w:asciiTheme="majorBidi" w:hAnsiTheme="majorBidi" w:cstheme="majorBidi"/>
-                <w:sz w:val="32"/>
-                <w:szCs w:val="32"/>
-              </w:rPr>
-            </w:pPr>
-            <w:r>
-              <w:rPr>
-                <w:rFonts w:asciiTheme="majorBidi" w:hAnsiTheme="majorBidi" w:cstheme="majorBidi"/>
-                <w:color w:val="1E293B"/>
-                <w:sz w:val="32"/>
-                <w:szCs w:val="32"/>
-              </w:rPr>
-              <w:t>แก้ไขข้อมูลหนังสือ (เฉพาะเล่มของตนเอง)</w:t>
-            </w:r>
-          </w:p>
-        </w:tc>
-        <w:tc>
-          <w:tcPr>
-            <w:tcW w:w="1440" w:type="dxa"/>
-            <w:shd w:val="clear" w:color="auto" w:fill="FAFAFA"/>
-            <w:tcMar>
-              <w:top w:w="120" w:type="dxa"/>
-              <w:left w:w="140" w:type="dxa"/>
-              <w:bottom w:w="120" w:type="dxa"/>
-              <w:right w:w="140" w:type="dxa"/>
-            </w:tcMar>
-          </w:tcPr>
-          <w:p>
-            <w:pPr>
-              <w:spacing w:after="0"/>
-              <w:jc w:val="center"/>
-              <w:rPr>
-                <w:rFonts w:asciiTheme="majorBidi" w:hAnsiTheme="majorBidi" w:cstheme="majorBidi"/>
-                <w:sz w:val="32"/>
-                <w:szCs w:val="32"/>
-              </w:rPr>
-            </w:pPr>
-            <w:r>
-              <w:rPr>
-                <w:rFonts w:asciiTheme="majorBidi" w:hAnsiTheme="majorBidi" w:cstheme="majorBidi"/>
-                <w:color w:val="1E293B"/>
-                <w:sz w:val="32"/>
-                <w:szCs w:val="32"/>
-              </w:rPr>
-              <w:t>–</w:t>
-            </w:r>
-          </w:p>
-        </w:tc>
-        <w:tc>
-          <w:tcPr>
-            <w:tcW w:w="1296" w:type="dxa"/>
-            <w:shd w:val="clear" w:color="auto" w:fill="FAFAFA"/>
-            <w:tcMar>
-              <w:top w:w="120" w:type="dxa"/>
-              <w:left w:w="140" w:type="dxa"/>
-              <w:bottom w:w="120" w:type="dxa"/>
-              <w:right w:w="140" w:type="dxa"/>
-            </w:tcMar>
-          </w:tcPr>
-          <w:p>
-            <w:pPr>
-              <w:spacing w:after="0"/>
-              <w:jc w:val="center"/>
-              <w:rPr>
-                <w:rFonts w:asciiTheme="majorBidi" w:hAnsiTheme="majorBidi" w:cstheme="majorBidi"/>
-                <w:sz w:val="32"/>
-                <w:szCs w:val="32"/>
-              </w:rPr>
-            </w:pPr>
-            <w:r>
-              <w:rPr>
-                <w:rFonts w:asciiTheme="majorBidi" w:hAnsiTheme="majorBidi" w:cstheme="majorBidi"/>
-                <w:color w:val="1E293B"/>
-                <w:sz w:val="32"/>
-                <w:szCs w:val="32"/>
-              </w:rPr>
-              <w:t>–</w:t>
-            </w:r>
-          </w:p>
-        </w:tc>
-        <w:tc>
-          <w:tcPr>
-            <w:tcW w:w="1584" w:type="dxa"/>
-            <w:shd w:val="clear" w:color="auto" w:fill="FAFAFA"/>
-            <w:tcMar>
-              <w:top w:w="120" w:type="dxa"/>
-              <w:left w:w="140" w:type="dxa"/>
-              <w:bottom w:w="120" w:type="dxa"/>
-              <w:right w:w="140" w:type="dxa"/>
-            </w:tcMar>
-          </w:tcPr>
-          <w:p>
-            <w:pPr>
-              <w:spacing w:after="0"/>
-              <w:jc w:val="center"/>
-              <w:rPr>
-                <w:rFonts w:asciiTheme="majorBidi" w:hAnsiTheme="majorBidi" w:cstheme="majorBidi"/>
-                <w:sz w:val="32"/>
-                <w:szCs w:val="32"/>
-              </w:rPr>
-            </w:pPr>
-            <w:r>
-              <w:rPr>
-                <w:rFonts w:ascii="Segoe UI Symbol" w:hAnsi="Segoe UI Symbol" w:cs="Segoe UI Symbol"/>
-                <w:color w:val="1E293B"/>
-                <w:sz w:val="32"/>
-                <w:szCs w:val="32"/>
-              </w:rPr>
-              <w:t>✔</w:t>
-            </w:r>
-          </w:p>
-        </w:tc>
-      </w:tr>
-      <w:tr>
-        <w:trPr>
-          <w:jc w:val="center"/>
-        </w:trPr>
-        <w:tc>
-          <w:tcPr>
-            <w:tcW w:w="864" w:type="dxa"/>
-            <w:tcMar>
-              <w:top w:w="120" w:type="dxa"/>
-              <w:left w:w="140" w:type="dxa"/>
-              <w:bottom w:w="120" w:type="dxa"/>
-              <w:right w:w="140" w:type="dxa"/>
-            </w:tcMar>
-          </w:tcPr>
-          <w:p>
-            <w:pPr>
-              <w:spacing w:after="0"/>
-              <w:jc w:val="center"/>
-              <w:rPr>
-                <w:rFonts w:asciiTheme="majorBidi" w:hAnsiTheme="majorBidi" w:cstheme="majorBidi"/>
-                <w:sz w:val="32"/>
-                <w:szCs w:val="32"/>
-              </w:rPr>
-            </w:pPr>
-            <w:r>
-              <w:rPr>
-                <w:rFonts w:asciiTheme="majorBidi" w:hAnsiTheme="majorBidi" w:cstheme="majorBidi"/>
-                <w:color w:val="1E293B"/>
-                <w:sz w:val="32"/>
-                <w:szCs w:val="32"/>
-              </w:rPr>
-              <w:t>UC11</w:t>
-            </w:r>
-          </w:p>
-        </w:tc>
-        <w:tc>
-          <w:tcPr>
-            <w:tcW w:w="4176" w:type="dxa"/>
-            <w:tcMar>
-              <w:top w:w="120" w:type="dxa"/>
-              <w:left w:w="140" w:type="dxa"/>
-              <w:bottom w:w="120" w:type="dxa"/>
-              <w:right w:w="140" w:type="dxa"/>
-            </w:tcMar>
-          </w:tcPr>
-          <w:p>
-            <w:pPr>
-              <w:spacing w:after="0"/>
-              <w:rPr>
-                <w:rFonts w:asciiTheme="majorBidi" w:hAnsiTheme="majorBidi" w:cstheme="majorBidi"/>
-                <w:sz w:val="32"/>
-                <w:szCs w:val="32"/>
-              </w:rPr>
-            </w:pPr>
-            <w:r>
-              <w:rPr>
-                <w:rFonts w:asciiTheme="majorBidi" w:hAnsiTheme="majorBidi" w:cstheme="majorBidi"/>
-                <w:color w:val="1E293B"/>
-                <w:sz w:val="32"/>
-                <w:szCs w:val="32"/>
-              </w:rPr>
-              <w:t>ลบหนังสือ E-Book (พร้อมยืนยันก่อนลบ)</w:t>
-            </w:r>
-          </w:p>
-        </w:tc>
-        <w:tc>
-          <w:tcPr>
-            <w:tcW w:w="1440" w:type="dxa"/>
-            <w:tcMar>
-              <w:top w:w="120" w:type="dxa"/>
-              <w:left w:w="140" w:type="dxa"/>
-              <w:bottom w:w="120" w:type="dxa"/>
-              <w:right w:w="140" w:type="dxa"/>
-            </w:tcMar>
-          </w:tcPr>
-          <w:p>
-            <w:pPr>
-              <w:spacing w:after="0"/>
-              <w:jc w:val="center"/>
-              <w:rPr>
-                <w:rFonts w:asciiTheme="majorBidi" w:hAnsiTheme="majorBidi" w:cstheme="majorBidi"/>
-                <w:sz w:val="32"/>
-                <w:szCs w:val="32"/>
-              </w:rPr>
-            </w:pPr>
-            <w:r>
-              <w:rPr>
-                <w:rFonts w:asciiTheme="majorBidi" w:hAnsiTheme="majorBidi" w:cstheme="majorBidi"/>
-                <w:color w:val="1E293B"/>
-                <w:sz w:val="32"/>
-                <w:szCs w:val="32"/>
-              </w:rPr>
-              <w:t>–</w:t>
-            </w:r>
-          </w:p>
-        </w:tc>
-        <w:tc>
-          <w:tcPr>
-            <w:tcW w:w="1296" w:type="dxa"/>
-            <w:tcMar>
-              <w:top w:w="120" w:type="dxa"/>
-              <w:left w:w="140" w:type="dxa"/>
-              <w:bottom w:w="120" w:type="dxa"/>
-              <w:right w:w="140" w:type="dxa"/>
-            </w:tcMar>
-          </w:tcPr>
-          <w:p>
-            <w:pPr>
-              <w:spacing w:after="0"/>
-              <w:jc w:val="center"/>
-              <w:rPr>
-                <w:rFonts w:asciiTheme="majorBidi" w:hAnsiTheme="majorBidi" w:cstheme="majorBidi"/>
-                <w:sz w:val="32"/>
-                <w:szCs w:val="32"/>
-              </w:rPr>
-            </w:pPr>
-            <w:r>
-              <w:rPr>
-                <w:rFonts w:asciiTheme="majorBidi" w:hAnsiTheme="majorBidi" w:cstheme="majorBidi"/>
-                <w:color w:val="1E293B"/>
-                <w:sz w:val="32"/>
-                <w:szCs w:val="32"/>
-              </w:rPr>
-              <w:t>–</w:t>
-            </w:r>
-          </w:p>
-        </w:tc>
-        <w:tc>
-          <w:tcPr>
-            <w:tcW w:w="1584" w:type="dxa"/>
-            <w:tcMar>
-              <w:top w:w="120" w:type="dxa"/>
-              <w:left w:w="140" w:type="dxa"/>
-              <w:bottom w:w="120" w:type="dxa"/>
-              <w:right w:w="140" w:type="dxa"/>
-            </w:tcMar>
-          </w:tcPr>
-          <w:p>
-            <w:pPr>
-              <w:spacing w:after="0"/>
-              <w:jc w:val="center"/>
-              <w:rPr>
-                <w:rFonts w:asciiTheme="majorBidi" w:hAnsiTheme="majorBidi" w:cstheme="majorBidi"/>
-                <w:sz w:val="32"/>
-                <w:szCs w:val="32"/>
-              </w:rPr>
-            </w:pPr>
-            <w:r>
-              <w:rPr>
-                <w:rFonts w:ascii="Segoe UI Symbol" w:hAnsi="Segoe UI Symbol" w:cs="Segoe UI Symbol"/>
-                <w:color w:val="1E293B"/>
-                <w:sz w:val="32"/>
-                <w:szCs w:val="32"/>
-              </w:rPr>
-              <w:t>✔</w:t>
-            </w:r>
-          </w:p>
-        </w:tc>
-      </w:tr>
-      <w:tr>
-        <w:trPr>
-          <w:jc w:val="center"/>
-        </w:trPr>
-        <w:tc>
-          <w:tcPr>
-            <w:tcW w:w="864" w:type="dxa"/>
-            <w:shd w:val="clear" w:color="auto" w:fill="FAFAFA"/>
-            <w:tcMar>
-              <w:top w:w="120" w:type="dxa"/>
-              <w:left w:w="140" w:type="dxa"/>
-              <w:bottom w:w="120" w:type="dxa"/>
-              <w:right w:w="140" w:type="dxa"/>
-            </w:tcMar>
-          </w:tcPr>
-          <w:p>
-            <w:pPr>
-              <w:spacing w:after="0"/>
-              <w:jc w:val="center"/>
-              <w:rPr>
-                <w:rFonts w:asciiTheme="majorBidi" w:hAnsiTheme="majorBidi" w:cstheme="majorBidi"/>
-                <w:sz w:val="32"/>
-                <w:szCs w:val="32"/>
-              </w:rPr>
-            </w:pPr>
-            <w:r>
-              <w:rPr>
-                <w:rFonts w:asciiTheme="majorBidi" w:hAnsiTheme="majorBidi" w:cstheme="majorBidi"/>
-                <w:color w:val="1E293B"/>
-                <w:sz w:val="32"/>
-                <w:szCs w:val="32"/>
-              </w:rPr>
-              <w:t>UC12</w:t>
-            </w:r>
-          </w:p>
-        </w:tc>
-        <w:tc>
-          <w:tcPr>
-            <w:tcW w:w="4176" w:type="dxa"/>
-            <w:shd w:val="clear" w:color="auto" w:fill="FAFAFA"/>
-            <w:tcMar>
-              <w:top w:w="120" w:type="dxa"/>
-              <w:left w:w="140" w:type="dxa"/>
-              <w:bottom w:w="120" w:type="dxa"/>
-              <w:right w:w="140" w:type="dxa"/>
-            </w:tcMar>
-          </w:tcPr>
-          <w:p>
-            <w:pPr>
-              <w:spacing w:after="0"/>
-              <w:rPr>
-                <w:rFonts w:asciiTheme="majorBidi" w:hAnsiTheme="majorBidi" w:cstheme="majorBidi"/>
-                <w:sz w:val="32"/>
-                <w:szCs w:val="32"/>
-              </w:rPr>
-            </w:pPr>
-            <w:r>
-              <w:rPr>
-                <w:rFonts w:asciiTheme="majorBidi" w:hAnsiTheme="majorBidi" w:cstheme="majorBidi"/>
-                <w:color w:val="1E293B"/>
-                <w:sz w:val="32"/>
-                <w:szCs w:val="32"/>
-              </w:rPr>
-              <w:t>แดชบอร์ดผู้ขาย สรุปสถิติและยอดขายรวม</w:t>
-            </w:r>
-          </w:p>
-        </w:tc>
-        <w:tc>
-          <w:tcPr>
-            <w:tcW w:w="1440" w:type="dxa"/>
-            <w:shd w:val="clear" w:color="auto" w:fill="FAFAFA"/>
-            <w:tcMar>
-              <w:top w:w="120" w:type="dxa"/>
-              <w:left w:w="140" w:type="dxa"/>
-              <w:bottom w:w="120" w:type="dxa"/>
-              <w:right w:w="140" w:type="dxa"/>
-            </w:tcMar>
-          </w:tcPr>
-          <w:p>
-            <w:pPr>
-              <w:spacing w:after="0"/>
-              <w:jc w:val="center"/>
-              <w:rPr>
-                <w:rFonts w:asciiTheme="majorBidi" w:hAnsiTheme="majorBidi" w:cstheme="majorBidi"/>
-                <w:sz w:val="32"/>
-                <w:szCs w:val="32"/>
-              </w:rPr>
-            </w:pPr>
-            <w:r>
-              <w:rPr>
-                <w:rFonts w:asciiTheme="majorBidi" w:hAnsiTheme="majorBidi" w:cstheme="majorBidi"/>
-                <w:color w:val="1E293B"/>
-                <w:sz w:val="32"/>
-                <w:szCs w:val="32"/>
-              </w:rPr>
-              <w:t>–</w:t>
-            </w:r>
-          </w:p>
-        </w:tc>
-        <w:tc>
-          <w:tcPr>
-            <w:tcW w:w="1296" w:type="dxa"/>
-            <w:shd w:val="clear" w:color="auto" w:fill="FAFAFA"/>
-            <w:tcMar>
-              <w:top w:w="120" w:type="dxa"/>
-              <w:left w:w="140" w:type="dxa"/>
-              <w:bottom w:w="120" w:type="dxa"/>
-              <w:right w:w="140" w:type="dxa"/>
-            </w:tcMar>
-          </w:tcPr>
-          <w:p>
-            <w:pPr>
-              <w:spacing w:after="0"/>
-              <w:jc w:val="center"/>
-              <w:rPr>
-                <w:rFonts w:asciiTheme="majorBidi" w:hAnsiTheme="majorBidi" w:cstheme="majorBidi"/>
-                <w:sz w:val="32"/>
-                <w:szCs w:val="32"/>
-              </w:rPr>
-            </w:pPr>
-            <w:r>
-              <w:rPr>
-                <w:rFonts w:asciiTheme="majorBidi" w:hAnsiTheme="majorBidi" w:cstheme="majorBidi"/>
-                <w:color w:val="1E293B"/>
-                <w:sz w:val="32"/>
-                <w:szCs w:val="32"/>
-              </w:rPr>
-              <w:t>–</w:t>
-            </w:r>
-          </w:p>
-        </w:tc>
-        <w:tc>
-          <w:tcPr>
-            <w:tcW w:w="1584" w:type="dxa"/>
-            <w:shd w:val="clear" w:color="auto" w:fill="FAFAFA"/>
-            <w:tcMar>
-              <w:top w:w="120" w:type="dxa"/>
-              <w:left w:w="140" w:type="dxa"/>
-              <w:bottom w:w="120" w:type="dxa"/>
-              <w:right w:w="140" w:type="dxa"/>
-            </w:tcMar>
-          </w:tcPr>
-          <w:p>
-            <w:pPr>
-              <w:spacing w:after="0"/>
-              <w:jc w:val="center"/>
-              <w:rPr>
-                <w:rFonts w:asciiTheme="majorBidi" w:hAnsiTheme="majorBidi" w:cstheme="majorBidi"/>
-                <w:sz w:val="32"/>
-                <w:szCs w:val="32"/>
-              </w:rPr>
-            </w:pPr>
-            <w:r>
-              <w:rPr>
-                <w:rFonts w:ascii="Segoe UI Symbol" w:hAnsi="Segoe UI Symbol" w:cs="Segoe UI Symbol"/>
-                <w:color w:val="1E293B"/>
-                <w:sz w:val="32"/>
-                <w:szCs w:val="32"/>
-              </w:rPr>
-              <w:t>✔</w:t>
-            </w:r>
-          </w:p>
-        </w:tc>
-      </w:tr>
-    </w:tbl>
     <w:p>
       <w:pPr>
         <w:spacing w:before="240" w:after="80"/>
@@ -4107,6 +1963,98 @@
           <w:b/>
           <w:color w:val="1E293B"/>
           <w:sz w:val="32"/>
+        </w:rPr>
+      </w:pPr>
+      <w:r>
+        <w:rPr>
+          <w:rFonts w:asciiTheme="majorBidi" w:hAnsiTheme="majorBidi" w:cstheme="majorBidi"/>
+          <w:b/>
+          <w:noProof/>
+          <w:color w:val="1E293B"/>
+          <w:sz w:val="32"/>
+        </w:rPr>
+        <w:drawing>
+          <wp:inline distT="0" distB="0" distL="0" distR="0" wp14:anchorId="643AAC63" wp14:editId="631564AE">
+            <wp:extent cx="5733415" cy="5564505"/>
+            <wp:effectExtent l="0" t="0" r="0" b="0"/>
+            <wp:docPr id="1313951145" name="Picture 1"/>
+            <wp:cNvGraphicFramePr>
+              <a:graphicFrameLocks xmlns:a="http://schemas.openxmlformats.org/drawingml/2006/main" noChangeAspect="1"/>
+            </wp:cNvGraphicFramePr>
+            <a:graphic xmlns:a="http://schemas.openxmlformats.org/drawingml/2006/main">
+              <a:graphicData uri="http://schemas.openxmlformats.org/drawingml/2006/picture">
+                <pic:pic xmlns:pic="http://schemas.openxmlformats.org/drawingml/2006/picture">
+                  <pic:nvPicPr>
+                    <pic:cNvPr id="1313951145" name="Picture 1313951145"/>
+                    <pic:cNvPicPr/>
+                  </pic:nvPicPr>
+                  <pic:blipFill>
+                    <a:blip r:embed="rId8"/>
+                    <a:stretch>
+                      <a:fillRect/>
+                    </a:stretch>
+                  </pic:blipFill>
+                  <pic:spPr>
+                    <a:xfrm>
+                      <a:off x="0" y="0"/>
+                      <a:ext cx="5733415" cy="5564505"/>
+                    </a:xfrm>
+                    <a:prstGeom prst="rect">
+                      <a:avLst/>
+                    </a:prstGeom>
+                  </pic:spPr>
+                </pic:pic>
+              </a:graphicData>
+            </a:graphic>
+          </wp:inline>
+        </w:drawing>
+      </w:r>
+    </w:p>
+    <w:p>
+      <w:pPr>
+        <w:spacing w:before="240" w:after="80"/>
+        <w:rPr>
+          <w:rFonts w:asciiTheme="majorBidi" w:hAnsiTheme="majorBidi" w:cstheme="majorBidi"/>
+          <w:b/>
+          <w:color w:val="1E293B"/>
+          <w:sz w:val="32"/>
+          <w:szCs w:val="32"/>
+        </w:rPr>
+      </w:pPr>
+    </w:p>
+    <w:p>
+      <w:pPr>
+        <w:spacing w:before="240" w:after="80"/>
+        <w:rPr>
+          <w:rFonts w:asciiTheme="majorBidi" w:hAnsiTheme="majorBidi" w:cstheme="majorBidi"/>
+          <w:b/>
+          <w:color w:val="1E293B"/>
+          <w:sz w:val="32"/>
+          <w:szCs w:val="32"/>
+        </w:rPr>
+      </w:pPr>
+    </w:p>
+    <w:p>
+      <w:pPr>
+        <w:spacing w:before="240" w:after="80"/>
+        <w:rPr>
+          <w:rFonts w:asciiTheme="majorBidi" w:hAnsiTheme="majorBidi" w:cstheme="majorBidi"/>
+          <w:b/>
+          <w:color w:val="1E293B"/>
+          <w:sz w:val="32"/>
+          <w:szCs w:val="32"/>
+        </w:rPr>
+      </w:pPr>
+    </w:p>
+    <w:p>
+      <w:pPr>
+        <w:spacing w:before="240" w:after="80"/>
+        <w:rPr>
+          <w:rFonts w:asciiTheme="majorBidi" w:hAnsiTheme="majorBidi" w:cstheme="majorBidi"/>
+          <w:b/>
+          <w:color w:val="1E293B"/>
+          <w:sz w:val="32"/>
+          <w:szCs w:val="32"/>
         </w:rPr>
       </w:pPr>
     </w:p>
@@ -4172,954 +2120,6 @@
         <w:t>ระบบได้รับการออกแบบฐานข้อมูลเชิงสัมพันธ์ (Relational Database) ตามหลักการ Normalize โดยเชื่อมโยงตารางผ่าน Django ORM ประกอบด้วยตารางหลัก 6 ตาราง ได้แก่ User, UserProfile, Category, Book, Order และ OrderItem ดังแสดงความสัมพันธ์ในภาพที่ 2.1</w:t>
       </w:r>
     </w:p>
-    <w:tbl>
-      <w:tblPr>
-        <w:tblW w:w="0" w:type="auto"/>
-        <w:jc w:val="center"/>
-        <w:tblBorders>
-          <w:top w:val="single" w:sz="4" w:space="0" w:color="CBD5E1"/>
-          <w:left w:val="single" w:sz="8" w:space="0" w:color="6366F1"/>
-          <w:bottom w:val="single" w:sz="4" w:space="0" w:color="CBD5E1"/>
-          <w:right w:val="single" w:sz="4" w:space="0" w:color="CBD5E1"/>
-        </w:tblBorders>
-        <w:tblLayout w:type="fixed"/>
-        <w:tblLook w:val="04A0" w:firstRow="1" w:lastRow="0" w:firstColumn="1" w:lastColumn="0" w:noHBand="0" w:noVBand="1"/>
-      </w:tblPr>
-      <w:tblGrid>
-        <w:gridCol w:w="9029"/>
-      </w:tblGrid>
-      <w:tr>
-        <w:trPr>
-          <w:jc w:val="center"/>
-        </w:trPr>
-        <w:tc>
-          <w:tcPr>
-            <w:tcW w:w="9029" w:type="dxa"/>
-            <w:shd w:val="clear" w:color="auto" w:fill="F8FAFC"/>
-            <w:tcMar>
-              <w:top w:w="140" w:type="dxa"/>
-              <w:left w:w="180" w:type="dxa"/>
-              <w:bottom w:w="140" w:type="dxa"/>
-              <w:right w:w="180" w:type="dxa"/>
-            </w:tcMar>
-          </w:tcPr>
-          <w:p>
-            <w:pPr>
-              <w:spacing w:after="0" w:line="252" w:lineRule="auto"/>
-              <w:rPr>
-                <w:rFonts w:asciiTheme="majorBidi" w:hAnsiTheme="majorBidi" w:cstheme="majorBidi"/>
-                <w:sz w:val="32"/>
-                <w:szCs w:val="32"/>
-              </w:rPr>
-            </w:pPr>
-            <w:r>
-              <w:rPr>
-                <w:rFonts w:asciiTheme="majorBidi" w:hAnsiTheme="majorBidi" w:cstheme="majorBidi"/>
-                <w:color w:val="1E293B"/>
-                <w:sz w:val="32"/>
-                <w:szCs w:val="32"/>
-              </w:rPr>
-              <w:t xml:space="preserve">+-------------------+        </w:t>
-            </w:r>
-            <w:proofErr w:type="gramStart"/>
-            <w:r>
-              <w:rPr>
-                <w:rFonts w:asciiTheme="majorBidi" w:hAnsiTheme="majorBidi" w:cstheme="majorBidi"/>
-                <w:color w:val="1E293B"/>
-                <w:sz w:val="32"/>
-                <w:szCs w:val="32"/>
-              </w:rPr>
-              <w:t>1 :</w:t>
-            </w:r>
-            <w:proofErr w:type="gramEnd"/>
-            <w:r>
-              <w:rPr>
-                <w:rFonts w:asciiTheme="majorBidi" w:hAnsiTheme="majorBidi" w:cstheme="majorBidi"/>
-                <w:color w:val="1E293B"/>
-                <w:sz w:val="32"/>
-                <w:szCs w:val="32"/>
-              </w:rPr>
-              <w:t xml:space="preserve"> 1        +-------------------+</w:t>
-            </w:r>
-          </w:p>
-          <w:p>
-            <w:pPr>
-              <w:spacing w:after="0" w:line="252" w:lineRule="auto"/>
-              <w:rPr>
-                <w:rFonts w:asciiTheme="majorBidi" w:hAnsiTheme="majorBidi" w:cstheme="majorBidi"/>
-                <w:sz w:val="32"/>
-                <w:szCs w:val="32"/>
-              </w:rPr>
-            </w:pPr>
-            <w:proofErr w:type="gramStart"/>
-            <w:r>
-              <w:rPr>
-                <w:rFonts w:asciiTheme="majorBidi" w:hAnsiTheme="majorBidi" w:cstheme="majorBidi"/>
-                <w:color w:val="1E293B"/>
-                <w:sz w:val="32"/>
-                <w:szCs w:val="32"/>
-              </w:rPr>
-              <w:t>|  User</w:t>
-            </w:r>
-            <w:proofErr w:type="gramEnd"/>
-            <w:r>
-              <w:rPr>
-                <w:rFonts w:asciiTheme="majorBidi" w:hAnsiTheme="majorBidi" w:cstheme="majorBidi"/>
-                <w:color w:val="1E293B"/>
-                <w:sz w:val="32"/>
-                <w:szCs w:val="32"/>
-              </w:rPr>
-              <w:t xml:space="preserve"> (auth_user) |--------------------&gt;|    UserProfile    |</w:t>
-            </w:r>
-          </w:p>
-          <w:p>
-            <w:pPr>
-              <w:spacing w:after="0" w:line="252" w:lineRule="auto"/>
-              <w:rPr>
-                <w:rFonts w:asciiTheme="majorBidi" w:hAnsiTheme="majorBidi" w:cstheme="majorBidi"/>
-                <w:sz w:val="32"/>
-                <w:szCs w:val="32"/>
-              </w:rPr>
-            </w:pPr>
-            <w:proofErr w:type="gramStart"/>
-            <w:r>
-              <w:rPr>
-                <w:rFonts w:asciiTheme="majorBidi" w:hAnsiTheme="majorBidi" w:cstheme="majorBidi"/>
-                <w:color w:val="1E293B"/>
-                <w:sz w:val="32"/>
-                <w:szCs w:val="32"/>
-              </w:rPr>
-              <w:t>|  id</w:t>
-            </w:r>
-            <w:proofErr w:type="gramEnd"/>
-            <w:r>
-              <w:rPr>
-                <w:rFonts w:asciiTheme="majorBidi" w:hAnsiTheme="majorBidi" w:cstheme="majorBidi"/>
-                <w:color w:val="1E293B"/>
-                <w:sz w:val="32"/>
-                <w:szCs w:val="32"/>
-              </w:rPr>
-              <w:t xml:space="preserve"> (</w:t>
-            </w:r>
-            <w:proofErr w:type="gramStart"/>
-            <w:r>
-              <w:rPr>
-                <w:rFonts w:asciiTheme="majorBidi" w:hAnsiTheme="majorBidi" w:cstheme="majorBidi"/>
-                <w:color w:val="1E293B"/>
-                <w:sz w:val="32"/>
-                <w:szCs w:val="32"/>
-              </w:rPr>
-              <w:t xml:space="preserve">PK)   </w:t>
-            </w:r>
-            <w:proofErr w:type="gramEnd"/>
-            <w:r>
-              <w:rPr>
-                <w:rFonts w:asciiTheme="majorBidi" w:hAnsiTheme="majorBidi" w:cstheme="majorBidi"/>
-                <w:color w:val="1E293B"/>
-                <w:sz w:val="32"/>
-                <w:szCs w:val="32"/>
-              </w:rPr>
-              <w:t xml:space="preserve">       |                     </w:t>
-            </w:r>
-            <w:proofErr w:type="gramStart"/>
-            <w:r>
-              <w:rPr>
-                <w:rFonts w:asciiTheme="majorBidi" w:hAnsiTheme="majorBidi" w:cstheme="majorBidi"/>
-                <w:color w:val="1E293B"/>
-                <w:sz w:val="32"/>
-                <w:szCs w:val="32"/>
-              </w:rPr>
-              <w:t>|  user</w:t>
-            </w:r>
-            <w:proofErr w:type="gramEnd"/>
-            <w:r>
-              <w:rPr>
-                <w:rFonts w:asciiTheme="majorBidi" w:hAnsiTheme="majorBidi" w:cstheme="majorBidi"/>
-                <w:color w:val="1E293B"/>
-                <w:sz w:val="32"/>
-                <w:szCs w:val="32"/>
-              </w:rPr>
-              <w:t>_id (PK/</w:t>
-            </w:r>
-            <w:proofErr w:type="gramStart"/>
-            <w:r>
-              <w:rPr>
-                <w:rFonts w:asciiTheme="majorBidi" w:hAnsiTheme="majorBidi" w:cstheme="majorBidi"/>
-                <w:color w:val="1E293B"/>
-                <w:sz w:val="32"/>
-                <w:szCs w:val="32"/>
-              </w:rPr>
-              <w:t>FK)  |</w:t>
-            </w:r>
-            <w:proofErr w:type="gramEnd"/>
-          </w:p>
-          <w:p>
-            <w:pPr>
-              <w:spacing w:after="0" w:line="252" w:lineRule="auto"/>
-              <w:rPr>
-                <w:rFonts w:asciiTheme="majorBidi" w:hAnsiTheme="majorBidi" w:cstheme="majorBidi"/>
-                <w:sz w:val="32"/>
-                <w:szCs w:val="32"/>
-              </w:rPr>
-            </w:pPr>
-            <w:proofErr w:type="gramStart"/>
-            <w:r>
-              <w:rPr>
-                <w:rFonts w:asciiTheme="majorBidi" w:hAnsiTheme="majorBidi" w:cstheme="majorBidi"/>
-                <w:color w:val="1E293B"/>
-                <w:sz w:val="32"/>
-                <w:szCs w:val="32"/>
-              </w:rPr>
-              <w:t>|  username</w:t>
-            </w:r>
-            <w:proofErr w:type="gramEnd"/>
-            <w:r>
-              <w:rPr>
-                <w:rFonts w:asciiTheme="majorBidi" w:hAnsiTheme="majorBidi" w:cstheme="majorBidi"/>
-                <w:color w:val="1E293B"/>
-                <w:sz w:val="32"/>
-                <w:szCs w:val="32"/>
-              </w:rPr>
-              <w:t xml:space="preserve">, </w:t>
-            </w:r>
-            <w:proofErr w:type="gramStart"/>
-            <w:r>
-              <w:rPr>
-                <w:rFonts w:asciiTheme="majorBidi" w:hAnsiTheme="majorBidi" w:cstheme="majorBidi"/>
-                <w:color w:val="1E293B"/>
-                <w:sz w:val="32"/>
-                <w:szCs w:val="32"/>
-              </w:rPr>
-              <w:t>email  |</w:t>
-            </w:r>
-            <w:proofErr w:type="gramEnd"/>
-            <w:r>
-              <w:rPr>
-                <w:rFonts w:asciiTheme="majorBidi" w:hAnsiTheme="majorBidi" w:cstheme="majorBidi"/>
-                <w:color w:val="1E293B"/>
-                <w:sz w:val="32"/>
-                <w:szCs w:val="32"/>
-              </w:rPr>
-              <w:t xml:space="preserve">                     </w:t>
-            </w:r>
-            <w:proofErr w:type="gramStart"/>
-            <w:r>
-              <w:rPr>
-                <w:rFonts w:asciiTheme="majorBidi" w:hAnsiTheme="majorBidi" w:cstheme="majorBidi"/>
-                <w:color w:val="1E293B"/>
-                <w:sz w:val="32"/>
-                <w:szCs w:val="32"/>
-              </w:rPr>
-              <w:t>|  role</w:t>
-            </w:r>
-            <w:proofErr w:type="gramEnd"/>
-            <w:r>
-              <w:rPr>
-                <w:rFonts w:asciiTheme="majorBidi" w:hAnsiTheme="majorBidi" w:cstheme="majorBidi"/>
-                <w:color w:val="1E293B"/>
-                <w:sz w:val="32"/>
-                <w:szCs w:val="32"/>
-              </w:rPr>
-              <w:t>, phone, bio |</w:t>
-            </w:r>
-          </w:p>
-          <w:p>
-            <w:pPr>
-              <w:spacing w:after="0" w:line="252" w:lineRule="auto"/>
-              <w:rPr>
-                <w:rFonts w:asciiTheme="majorBidi" w:hAnsiTheme="majorBidi" w:cstheme="majorBidi"/>
-                <w:sz w:val="32"/>
-                <w:szCs w:val="32"/>
-              </w:rPr>
-            </w:pPr>
-            <w:r>
-              <w:rPr>
-                <w:rFonts w:asciiTheme="majorBidi" w:hAnsiTheme="majorBidi" w:cstheme="majorBidi"/>
-                <w:color w:val="1E293B"/>
-                <w:sz w:val="32"/>
-                <w:szCs w:val="32"/>
-              </w:rPr>
-              <w:t>+-------------------+                     +-------------------+</w:t>
-            </w:r>
-          </w:p>
-          <w:p>
-            <w:pPr>
-              <w:spacing w:after="0" w:line="252" w:lineRule="auto"/>
-              <w:rPr>
-                <w:rFonts w:asciiTheme="majorBidi" w:hAnsiTheme="majorBidi" w:cstheme="majorBidi"/>
-                <w:sz w:val="32"/>
-                <w:szCs w:val="32"/>
-              </w:rPr>
-            </w:pPr>
-            <w:r>
-              <w:rPr>
-                <w:rFonts w:asciiTheme="majorBidi" w:hAnsiTheme="majorBidi" w:cstheme="majorBidi"/>
-                <w:color w:val="1E293B"/>
-                <w:sz w:val="32"/>
-                <w:szCs w:val="32"/>
-              </w:rPr>
-              <w:t xml:space="preserve">       |          |</w:t>
-            </w:r>
-          </w:p>
-          <w:p>
-            <w:pPr>
-              <w:spacing w:after="0" w:line="252" w:lineRule="auto"/>
-              <w:rPr>
-                <w:rFonts w:asciiTheme="majorBidi" w:hAnsiTheme="majorBidi" w:cstheme="majorBidi"/>
-                <w:sz w:val="32"/>
-                <w:szCs w:val="32"/>
-              </w:rPr>
-            </w:pPr>
-            <w:r>
-              <w:rPr>
-                <w:rFonts w:asciiTheme="majorBidi" w:hAnsiTheme="majorBidi" w:cstheme="majorBidi"/>
-                <w:color w:val="1E293B"/>
-                <w:sz w:val="32"/>
-                <w:szCs w:val="32"/>
-              </w:rPr>
-              <w:t xml:space="preserve"> </w:t>
-            </w:r>
-            <w:proofErr w:type="gramStart"/>
-            <w:r>
-              <w:rPr>
-                <w:rFonts w:asciiTheme="majorBidi" w:hAnsiTheme="majorBidi" w:cstheme="majorBidi"/>
-                <w:color w:val="1E293B"/>
-                <w:sz w:val="32"/>
-                <w:szCs w:val="32"/>
-              </w:rPr>
-              <w:t>1 :</w:t>
-            </w:r>
-            <w:proofErr w:type="gramEnd"/>
-            <w:r>
-              <w:rPr>
-                <w:rFonts w:asciiTheme="majorBidi" w:hAnsiTheme="majorBidi" w:cstheme="majorBidi"/>
-                <w:color w:val="1E293B"/>
-                <w:sz w:val="32"/>
-                <w:szCs w:val="32"/>
-              </w:rPr>
-              <w:t xml:space="preserve"> N |          | </w:t>
-            </w:r>
-            <w:proofErr w:type="gramStart"/>
-            <w:r>
-              <w:rPr>
-                <w:rFonts w:asciiTheme="majorBidi" w:hAnsiTheme="majorBidi" w:cstheme="majorBidi"/>
-                <w:color w:val="1E293B"/>
-                <w:sz w:val="32"/>
-                <w:szCs w:val="32"/>
-              </w:rPr>
-              <w:t>1 :</w:t>
-            </w:r>
-            <w:proofErr w:type="gramEnd"/>
-            <w:r>
-              <w:rPr>
-                <w:rFonts w:asciiTheme="majorBidi" w:hAnsiTheme="majorBidi" w:cstheme="majorBidi"/>
-                <w:color w:val="1E293B"/>
-                <w:sz w:val="32"/>
-                <w:szCs w:val="32"/>
-              </w:rPr>
-              <w:t xml:space="preserve"> N</w:t>
-            </w:r>
-          </w:p>
-          <w:p>
-            <w:pPr>
-              <w:spacing w:after="0" w:line="252" w:lineRule="auto"/>
-              <w:rPr>
-                <w:rFonts w:asciiTheme="majorBidi" w:hAnsiTheme="majorBidi" w:cstheme="majorBidi"/>
-                <w:sz w:val="32"/>
-                <w:szCs w:val="32"/>
-              </w:rPr>
-            </w:pPr>
-            <w:r>
-              <w:rPr>
-                <w:rFonts w:asciiTheme="majorBidi" w:hAnsiTheme="majorBidi" w:cstheme="majorBidi"/>
-                <w:color w:val="1E293B"/>
-                <w:sz w:val="32"/>
-                <w:szCs w:val="32"/>
-              </w:rPr>
-              <w:t xml:space="preserve">       v          v</w:t>
-            </w:r>
-          </w:p>
-          <w:p>
-            <w:pPr>
-              <w:spacing w:after="0" w:line="252" w:lineRule="auto"/>
-              <w:rPr>
-                <w:rFonts w:asciiTheme="majorBidi" w:hAnsiTheme="majorBidi" w:cstheme="majorBidi"/>
-                <w:sz w:val="32"/>
-                <w:szCs w:val="32"/>
-              </w:rPr>
-            </w:pPr>
-            <w:r>
-              <w:rPr>
-                <w:rFonts w:asciiTheme="majorBidi" w:hAnsiTheme="majorBidi" w:cstheme="majorBidi"/>
-                <w:color w:val="1E293B"/>
-                <w:sz w:val="32"/>
-                <w:szCs w:val="32"/>
-              </w:rPr>
-              <w:t>+--------------</w:t>
-            </w:r>
-            <w:proofErr w:type="gramStart"/>
-            <w:r>
-              <w:rPr>
-                <w:rFonts w:asciiTheme="majorBidi" w:hAnsiTheme="majorBidi" w:cstheme="majorBidi"/>
-                <w:color w:val="1E293B"/>
-                <w:sz w:val="32"/>
-                <w:szCs w:val="32"/>
-              </w:rPr>
-              <w:t>+  +</w:t>
-            </w:r>
-            <w:proofErr w:type="gramEnd"/>
-            <w:r>
-              <w:rPr>
-                <w:rFonts w:asciiTheme="majorBidi" w:hAnsiTheme="majorBidi" w:cstheme="majorBidi"/>
-                <w:color w:val="1E293B"/>
-                <w:sz w:val="32"/>
-                <w:szCs w:val="32"/>
-              </w:rPr>
-              <w:t>--------------</w:t>
-            </w:r>
-            <w:proofErr w:type="gramStart"/>
-            <w:r>
-              <w:rPr>
-                <w:rFonts w:asciiTheme="majorBidi" w:hAnsiTheme="majorBidi" w:cstheme="majorBidi"/>
-                <w:color w:val="1E293B"/>
-                <w:sz w:val="32"/>
-                <w:szCs w:val="32"/>
-              </w:rPr>
-              <w:t>+  1</w:t>
-            </w:r>
-            <w:proofErr w:type="gramEnd"/>
-            <w:r>
-              <w:rPr>
-                <w:rFonts w:asciiTheme="majorBidi" w:hAnsiTheme="majorBidi" w:cstheme="majorBidi"/>
-                <w:color w:val="1E293B"/>
-                <w:sz w:val="32"/>
-                <w:szCs w:val="32"/>
-              </w:rPr>
-              <w:t xml:space="preserve"> : </w:t>
-            </w:r>
-            <w:proofErr w:type="gramStart"/>
-            <w:r>
-              <w:rPr>
-                <w:rFonts w:asciiTheme="majorBidi" w:hAnsiTheme="majorBidi" w:cstheme="majorBidi"/>
-                <w:color w:val="1E293B"/>
-                <w:sz w:val="32"/>
-                <w:szCs w:val="32"/>
-              </w:rPr>
-              <w:t>N  +</w:t>
-            </w:r>
-            <w:proofErr w:type="gramEnd"/>
-            <w:r>
-              <w:rPr>
-                <w:rFonts w:asciiTheme="majorBidi" w:hAnsiTheme="majorBidi" w:cstheme="majorBidi"/>
-                <w:color w:val="1E293B"/>
-                <w:sz w:val="32"/>
-                <w:szCs w:val="32"/>
-              </w:rPr>
-              <w:t>-------------------+</w:t>
-            </w:r>
-          </w:p>
-          <w:p>
-            <w:pPr>
-              <w:spacing w:after="0" w:line="252" w:lineRule="auto"/>
-              <w:rPr>
-                <w:rFonts w:asciiTheme="majorBidi" w:hAnsiTheme="majorBidi" w:cstheme="majorBidi"/>
-                <w:sz w:val="32"/>
-                <w:szCs w:val="32"/>
-              </w:rPr>
-            </w:pPr>
-            <w:r>
-              <w:rPr>
-                <w:rFonts w:asciiTheme="majorBidi" w:hAnsiTheme="majorBidi" w:cstheme="majorBidi"/>
-                <w:color w:val="1E293B"/>
-                <w:sz w:val="32"/>
-                <w:szCs w:val="32"/>
-              </w:rPr>
-              <w:t xml:space="preserve">|     Book     </w:t>
-            </w:r>
-            <w:proofErr w:type="gramStart"/>
-            <w:r>
-              <w:rPr>
-                <w:rFonts w:asciiTheme="majorBidi" w:hAnsiTheme="majorBidi" w:cstheme="majorBidi"/>
-                <w:color w:val="1E293B"/>
-                <w:sz w:val="32"/>
-                <w:szCs w:val="32"/>
-              </w:rPr>
-              <w:t>|  |</w:t>
-            </w:r>
-            <w:proofErr w:type="gramEnd"/>
-            <w:r>
-              <w:rPr>
-                <w:rFonts w:asciiTheme="majorBidi" w:hAnsiTheme="majorBidi" w:cstheme="majorBidi"/>
-                <w:color w:val="1E293B"/>
-                <w:sz w:val="32"/>
-                <w:szCs w:val="32"/>
-              </w:rPr>
-              <w:t xml:space="preserve">    Order     |--------&gt;|     OrderItem     |</w:t>
-            </w:r>
-          </w:p>
-          <w:p>
-            <w:pPr>
-              <w:spacing w:after="0" w:line="252" w:lineRule="auto"/>
-              <w:rPr>
-                <w:rFonts w:asciiTheme="majorBidi" w:hAnsiTheme="majorBidi" w:cstheme="majorBidi"/>
-                <w:sz w:val="32"/>
-                <w:szCs w:val="32"/>
-              </w:rPr>
-            </w:pPr>
-            <w:r>
-              <w:rPr>
-                <w:rFonts w:asciiTheme="majorBidi" w:hAnsiTheme="majorBidi" w:cstheme="majorBidi"/>
-                <w:color w:val="1E293B"/>
-                <w:sz w:val="32"/>
-                <w:szCs w:val="32"/>
-              </w:rPr>
-              <w:t>| id (</w:t>
-            </w:r>
-            <w:proofErr w:type="gramStart"/>
-            <w:r>
-              <w:rPr>
-                <w:rFonts w:asciiTheme="majorBidi" w:hAnsiTheme="majorBidi" w:cstheme="majorBidi"/>
-                <w:color w:val="1E293B"/>
-                <w:sz w:val="32"/>
-                <w:szCs w:val="32"/>
-              </w:rPr>
-              <w:t xml:space="preserve">PK)   </w:t>
-            </w:r>
-            <w:proofErr w:type="gramEnd"/>
-            <w:r>
-              <w:rPr>
-                <w:rFonts w:asciiTheme="majorBidi" w:hAnsiTheme="majorBidi" w:cstheme="majorBidi"/>
-                <w:color w:val="1E293B"/>
-                <w:sz w:val="32"/>
-                <w:szCs w:val="32"/>
-              </w:rPr>
-              <w:t xml:space="preserve">   </w:t>
-            </w:r>
-            <w:proofErr w:type="gramStart"/>
-            <w:r>
-              <w:rPr>
-                <w:rFonts w:asciiTheme="majorBidi" w:hAnsiTheme="majorBidi" w:cstheme="majorBidi"/>
-                <w:color w:val="1E293B"/>
-                <w:sz w:val="32"/>
-                <w:szCs w:val="32"/>
-              </w:rPr>
-              <w:t>|  |</w:t>
-            </w:r>
-            <w:proofErr w:type="gramEnd"/>
-            <w:r>
-              <w:rPr>
-                <w:rFonts w:asciiTheme="majorBidi" w:hAnsiTheme="majorBidi" w:cstheme="majorBidi"/>
-                <w:color w:val="1E293B"/>
-                <w:sz w:val="32"/>
-                <w:szCs w:val="32"/>
-              </w:rPr>
-              <w:t xml:space="preserve"> id (</w:t>
-            </w:r>
-            <w:proofErr w:type="gramStart"/>
-            <w:r>
-              <w:rPr>
-                <w:rFonts w:asciiTheme="majorBidi" w:hAnsiTheme="majorBidi" w:cstheme="majorBidi"/>
-                <w:color w:val="1E293B"/>
-                <w:sz w:val="32"/>
-                <w:szCs w:val="32"/>
-              </w:rPr>
-              <w:t xml:space="preserve">PK)   </w:t>
-            </w:r>
-            <w:proofErr w:type="gramEnd"/>
-            <w:r>
-              <w:rPr>
-                <w:rFonts w:asciiTheme="majorBidi" w:hAnsiTheme="majorBidi" w:cstheme="majorBidi"/>
-                <w:color w:val="1E293B"/>
-                <w:sz w:val="32"/>
-                <w:szCs w:val="32"/>
-              </w:rPr>
-              <w:t xml:space="preserve">   |         | id (</w:t>
-            </w:r>
-            <w:proofErr w:type="gramStart"/>
-            <w:r>
-              <w:rPr>
-                <w:rFonts w:asciiTheme="majorBidi" w:hAnsiTheme="majorBidi" w:cstheme="majorBidi"/>
-                <w:color w:val="1E293B"/>
-                <w:sz w:val="32"/>
-                <w:szCs w:val="32"/>
-              </w:rPr>
-              <w:t xml:space="preserve">PK)   </w:t>
-            </w:r>
-            <w:proofErr w:type="gramEnd"/>
-            <w:r>
-              <w:rPr>
-                <w:rFonts w:asciiTheme="majorBidi" w:hAnsiTheme="majorBidi" w:cstheme="majorBidi"/>
-                <w:color w:val="1E293B"/>
-                <w:sz w:val="32"/>
-                <w:szCs w:val="32"/>
-              </w:rPr>
-              <w:t xml:space="preserve">        |</w:t>
-            </w:r>
-          </w:p>
-          <w:p>
-            <w:pPr>
-              <w:spacing w:after="0" w:line="252" w:lineRule="auto"/>
-              <w:rPr>
-                <w:rFonts w:asciiTheme="majorBidi" w:hAnsiTheme="majorBidi" w:cstheme="majorBidi"/>
-                <w:sz w:val="32"/>
-                <w:szCs w:val="32"/>
-              </w:rPr>
-            </w:pPr>
-            <w:r>
-              <w:rPr>
-                <w:rFonts w:asciiTheme="majorBidi" w:hAnsiTheme="majorBidi" w:cstheme="majorBidi"/>
-                <w:color w:val="1E293B"/>
-                <w:sz w:val="32"/>
-                <w:szCs w:val="32"/>
-              </w:rPr>
-              <w:t>| seller (</w:t>
-            </w:r>
-            <w:proofErr w:type="gramStart"/>
-            <w:r>
-              <w:rPr>
-                <w:rFonts w:asciiTheme="majorBidi" w:hAnsiTheme="majorBidi" w:cstheme="majorBidi"/>
-                <w:color w:val="1E293B"/>
-                <w:sz w:val="32"/>
-                <w:szCs w:val="32"/>
-              </w:rPr>
-              <w:t>FK)  |</w:t>
-            </w:r>
-            <w:proofErr w:type="gramEnd"/>
-            <w:r>
-              <w:rPr>
-                <w:rFonts w:asciiTheme="majorBidi" w:hAnsiTheme="majorBidi" w:cstheme="majorBidi"/>
-                <w:color w:val="1E293B"/>
-                <w:sz w:val="32"/>
-                <w:szCs w:val="32"/>
-              </w:rPr>
-              <w:t xml:space="preserve">  | user (</w:t>
-            </w:r>
-            <w:proofErr w:type="gramStart"/>
-            <w:r>
-              <w:rPr>
-                <w:rFonts w:asciiTheme="majorBidi" w:hAnsiTheme="majorBidi" w:cstheme="majorBidi"/>
-                <w:color w:val="1E293B"/>
-                <w:sz w:val="32"/>
-                <w:szCs w:val="32"/>
-              </w:rPr>
-              <w:t xml:space="preserve">FK)   </w:t>
-            </w:r>
-            <w:proofErr w:type="gramEnd"/>
-            <w:r>
-              <w:rPr>
-                <w:rFonts w:asciiTheme="majorBidi" w:hAnsiTheme="majorBidi" w:cstheme="majorBidi"/>
-                <w:color w:val="1E293B"/>
-                <w:sz w:val="32"/>
-                <w:szCs w:val="32"/>
-              </w:rPr>
-              <w:t xml:space="preserve"> |         | order_id (</w:t>
-            </w:r>
-            <w:proofErr w:type="gramStart"/>
-            <w:r>
-              <w:rPr>
-                <w:rFonts w:asciiTheme="majorBidi" w:hAnsiTheme="majorBidi" w:cstheme="majorBidi"/>
-                <w:color w:val="1E293B"/>
-                <w:sz w:val="32"/>
-                <w:szCs w:val="32"/>
-              </w:rPr>
-              <w:t xml:space="preserve">FK)   </w:t>
-            </w:r>
-            <w:proofErr w:type="gramEnd"/>
-            <w:r>
-              <w:rPr>
-                <w:rFonts w:asciiTheme="majorBidi" w:hAnsiTheme="majorBidi" w:cstheme="majorBidi"/>
-                <w:color w:val="1E293B"/>
-                <w:sz w:val="32"/>
-                <w:szCs w:val="32"/>
-              </w:rPr>
-              <w:t xml:space="preserve">  |</w:t>
-            </w:r>
-          </w:p>
-          <w:p>
-            <w:pPr>
-              <w:spacing w:after="0" w:line="252" w:lineRule="auto"/>
-              <w:rPr>
-                <w:rFonts w:asciiTheme="majorBidi" w:hAnsiTheme="majorBidi" w:cstheme="majorBidi"/>
-                <w:sz w:val="32"/>
-                <w:szCs w:val="32"/>
-              </w:rPr>
-            </w:pPr>
-            <w:r>
-              <w:rPr>
-                <w:rFonts w:asciiTheme="majorBidi" w:hAnsiTheme="majorBidi" w:cstheme="majorBidi"/>
-                <w:color w:val="1E293B"/>
-                <w:sz w:val="32"/>
-                <w:szCs w:val="32"/>
-              </w:rPr>
-              <w:t>| category (FK)</w:t>
-            </w:r>
-            <w:proofErr w:type="gramStart"/>
-            <w:r>
-              <w:rPr>
-                <w:rFonts w:asciiTheme="majorBidi" w:hAnsiTheme="majorBidi" w:cstheme="majorBidi"/>
-                <w:color w:val="1E293B"/>
-                <w:sz w:val="32"/>
-                <w:szCs w:val="32"/>
-              </w:rPr>
-              <w:t>|  |</w:t>
-            </w:r>
-            <w:proofErr w:type="gramEnd"/>
-            <w:r>
-              <w:rPr>
-                <w:rFonts w:asciiTheme="majorBidi" w:hAnsiTheme="majorBidi" w:cstheme="majorBidi"/>
-                <w:color w:val="1E293B"/>
-                <w:sz w:val="32"/>
-                <w:szCs w:val="32"/>
-              </w:rPr>
-              <w:t xml:space="preserve"> total_</w:t>
-            </w:r>
-            <w:proofErr w:type="gramStart"/>
-            <w:r>
-              <w:rPr>
-                <w:rFonts w:asciiTheme="majorBidi" w:hAnsiTheme="majorBidi" w:cstheme="majorBidi"/>
-                <w:color w:val="1E293B"/>
-                <w:sz w:val="32"/>
-                <w:szCs w:val="32"/>
-              </w:rPr>
-              <w:t>price  |</w:t>
-            </w:r>
-            <w:proofErr w:type="gramEnd"/>
-            <w:r>
-              <w:rPr>
-                <w:rFonts w:asciiTheme="majorBidi" w:hAnsiTheme="majorBidi" w:cstheme="majorBidi"/>
-                <w:color w:val="1E293B"/>
-                <w:sz w:val="32"/>
-                <w:szCs w:val="32"/>
-              </w:rPr>
-              <w:t xml:space="preserve">         | book_id (</w:t>
-            </w:r>
-            <w:proofErr w:type="gramStart"/>
-            <w:r>
-              <w:rPr>
-                <w:rFonts w:asciiTheme="majorBidi" w:hAnsiTheme="majorBidi" w:cstheme="majorBidi"/>
-                <w:color w:val="1E293B"/>
-                <w:sz w:val="32"/>
-                <w:szCs w:val="32"/>
-              </w:rPr>
-              <w:t xml:space="preserve">FK)   </w:t>
-            </w:r>
-            <w:proofErr w:type="gramEnd"/>
-            <w:r>
-              <w:rPr>
-                <w:rFonts w:asciiTheme="majorBidi" w:hAnsiTheme="majorBidi" w:cstheme="majorBidi"/>
-                <w:color w:val="1E293B"/>
-                <w:sz w:val="32"/>
-                <w:szCs w:val="32"/>
-              </w:rPr>
-              <w:t xml:space="preserve">   |</w:t>
-            </w:r>
-          </w:p>
-          <w:p>
-            <w:pPr>
-              <w:spacing w:after="0" w:line="252" w:lineRule="auto"/>
-              <w:rPr>
-                <w:rFonts w:asciiTheme="majorBidi" w:hAnsiTheme="majorBidi" w:cstheme="majorBidi"/>
-                <w:sz w:val="32"/>
-                <w:szCs w:val="32"/>
-              </w:rPr>
-            </w:pPr>
-            <w:r>
-              <w:rPr>
-                <w:rFonts w:asciiTheme="majorBidi" w:hAnsiTheme="majorBidi" w:cstheme="majorBidi"/>
-                <w:color w:val="1E293B"/>
-                <w:sz w:val="32"/>
-                <w:szCs w:val="32"/>
-              </w:rPr>
-              <w:t xml:space="preserve">| title, price </w:t>
-            </w:r>
-            <w:proofErr w:type="gramStart"/>
-            <w:r>
-              <w:rPr>
-                <w:rFonts w:asciiTheme="majorBidi" w:hAnsiTheme="majorBidi" w:cstheme="majorBidi"/>
-                <w:color w:val="1E293B"/>
-                <w:sz w:val="32"/>
-                <w:szCs w:val="32"/>
-              </w:rPr>
-              <w:t>|  |</w:t>
-            </w:r>
-            <w:proofErr w:type="gramEnd"/>
-            <w:r>
-              <w:rPr>
-                <w:rFonts w:asciiTheme="majorBidi" w:hAnsiTheme="majorBidi" w:cstheme="majorBidi"/>
-                <w:color w:val="1E293B"/>
-                <w:sz w:val="32"/>
-                <w:szCs w:val="32"/>
-              </w:rPr>
-              <w:t xml:space="preserve"> status       |         | price             |</w:t>
-            </w:r>
-          </w:p>
-          <w:p>
-            <w:pPr>
-              <w:spacing w:after="0" w:line="252" w:lineRule="auto"/>
-              <w:rPr>
-                <w:rFonts w:asciiTheme="majorBidi" w:hAnsiTheme="majorBidi" w:cstheme="majorBidi"/>
-                <w:sz w:val="32"/>
-                <w:szCs w:val="32"/>
-              </w:rPr>
-            </w:pPr>
-            <w:r>
-              <w:rPr>
-                <w:rFonts w:asciiTheme="majorBidi" w:hAnsiTheme="majorBidi" w:cstheme="majorBidi"/>
-                <w:color w:val="1E293B"/>
-                <w:sz w:val="32"/>
-                <w:szCs w:val="32"/>
-              </w:rPr>
-              <w:t>+--------------+  +--------------+         +-------------------+</w:t>
-            </w:r>
-          </w:p>
-          <w:p>
-            <w:pPr>
-              <w:spacing w:after="0" w:line="252" w:lineRule="auto"/>
-              <w:rPr>
-                <w:rFonts w:asciiTheme="majorBidi" w:hAnsiTheme="majorBidi" w:cstheme="majorBidi"/>
-                <w:sz w:val="32"/>
-                <w:szCs w:val="32"/>
-              </w:rPr>
-            </w:pPr>
-            <w:r>
-              <w:rPr>
-                <w:rFonts w:asciiTheme="majorBidi" w:hAnsiTheme="majorBidi" w:cstheme="majorBidi"/>
-                <w:color w:val="1E293B"/>
-                <w:sz w:val="32"/>
-                <w:szCs w:val="32"/>
-              </w:rPr>
-              <w:t xml:space="preserve">       ^</w:t>
-            </w:r>
-          </w:p>
-          <w:p>
-            <w:pPr>
-              <w:spacing w:after="0" w:line="252" w:lineRule="auto"/>
-              <w:rPr>
-                <w:rFonts w:asciiTheme="majorBidi" w:hAnsiTheme="majorBidi" w:cstheme="majorBidi"/>
-                <w:sz w:val="32"/>
-                <w:szCs w:val="32"/>
-              </w:rPr>
-            </w:pPr>
-            <w:r>
-              <w:rPr>
-                <w:rFonts w:asciiTheme="majorBidi" w:hAnsiTheme="majorBidi" w:cstheme="majorBidi"/>
-                <w:color w:val="1E293B"/>
-                <w:sz w:val="32"/>
-                <w:szCs w:val="32"/>
-              </w:rPr>
-              <w:t xml:space="preserve"> </w:t>
-            </w:r>
-            <w:proofErr w:type="gramStart"/>
-            <w:r>
-              <w:rPr>
-                <w:rFonts w:asciiTheme="majorBidi" w:hAnsiTheme="majorBidi" w:cstheme="majorBidi"/>
-                <w:color w:val="1E293B"/>
-                <w:sz w:val="32"/>
-                <w:szCs w:val="32"/>
-              </w:rPr>
-              <w:t>1 :</w:t>
-            </w:r>
-            <w:proofErr w:type="gramEnd"/>
-            <w:r>
-              <w:rPr>
-                <w:rFonts w:asciiTheme="majorBidi" w:hAnsiTheme="majorBidi" w:cstheme="majorBidi"/>
-                <w:color w:val="1E293B"/>
-                <w:sz w:val="32"/>
-                <w:szCs w:val="32"/>
-              </w:rPr>
-              <w:t xml:space="preserve"> N |</w:t>
-            </w:r>
-          </w:p>
-          <w:p>
-            <w:pPr>
-              <w:spacing w:after="0" w:line="252" w:lineRule="auto"/>
-              <w:rPr>
-                <w:rFonts w:asciiTheme="majorBidi" w:hAnsiTheme="majorBidi" w:cstheme="majorBidi"/>
-                <w:sz w:val="32"/>
-                <w:szCs w:val="32"/>
-              </w:rPr>
-            </w:pPr>
-            <w:proofErr w:type="gramStart"/>
-            <w:r>
-              <w:rPr>
-                <w:rFonts w:asciiTheme="majorBidi" w:hAnsiTheme="majorBidi" w:cstheme="majorBidi"/>
-                <w:color w:val="1E293B"/>
-                <w:sz w:val="32"/>
-                <w:szCs w:val="32"/>
-              </w:rPr>
-              <w:t>+-</w:t>
-            </w:r>
-            <w:proofErr w:type="gramEnd"/>
-            <w:r>
-              <w:rPr>
-                <w:rFonts w:asciiTheme="majorBidi" w:hAnsiTheme="majorBidi" w:cstheme="majorBidi"/>
-                <w:color w:val="1E293B"/>
-                <w:sz w:val="32"/>
-                <w:szCs w:val="32"/>
-              </w:rPr>
-              <w:t>-------------+</w:t>
-            </w:r>
-          </w:p>
-          <w:p>
-            <w:pPr>
-              <w:spacing w:after="0" w:line="252" w:lineRule="auto"/>
-              <w:rPr>
-                <w:rFonts w:asciiTheme="majorBidi" w:hAnsiTheme="majorBidi" w:cstheme="majorBidi"/>
-                <w:sz w:val="32"/>
-                <w:szCs w:val="32"/>
-              </w:rPr>
-            </w:pPr>
-            <w:r>
-              <w:rPr>
-                <w:rFonts w:asciiTheme="majorBidi" w:hAnsiTheme="majorBidi" w:cstheme="majorBidi"/>
-                <w:color w:val="1E293B"/>
-                <w:sz w:val="32"/>
-                <w:szCs w:val="32"/>
-              </w:rPr>
-              <w:t>|   Category   |</w:t>
-            </w:r>
-          </w:p>
-          <w:p>
-            <w:pPr>
-              <w:spacing w:after="0" w:line="252" w:lineRule="auto"/>
-              <w:rPr>
-                <w:rFonts w:asciiTheme="majorBidi" w:hAnsiTheme="majorBidi" w:cstheme="majorBidi"/>
-                <w:sz w:val="32"/>
-                <w:szCs w:val="32"/>
-              </w:rPr>
-            </w:pPr>
-            <w:r>
-              <w:rPr>
-                <w:rFonts w:asciiTheme="majorBidi" w:hAnsiTheme="majorBidi" w:cstheme="majorBidi"/>
-                <w:color w:val="1E293B"/>
-                <w:sz w:val="32"/>
-                <w:szCs w:val="32"/>
-              </w:rPr>
-              <w:t>| id (PK), slug|</w:t>
-            </w:r>
-          </w:p>
-          <w:p>
-            <w:pPr>
-              <w:spacing w:after="0" w:line="252" w:lineRule="auto"/>
-              <w:rPr>
-                <w:rFonts w:asciiTheme="majorBidi" w:hAnsiTheme="majorBidi" w:cstheme="majorBidi"/>
-                <w:sz w:val="32"/>
-                <w:szCs w:val="32"/>
-              </w:rPr>
-            </w:pPr>
-            <w:r>
-              <w:rPr>
-                <w:rFonts w:asciiTheme="majorBidi" w:hAnsiTheme="majorBidi" w:cstheme="majorBidi"/>
-                <w:color w:val="1E293B"/>
-                <w:sz w:val="32"/>
-                <w:szCs w:val="32"/>
-              </w:rPr>
-              <w:t>+--------------+</w:t>
-            </w:r>
-          </w:p>
-        </w:tc>
-      </w:tr>
-    </w:tbl>
     <w:p>
       <w:pPr>
         <w:spacing w:after="120"/>
@@ -5127,8 +2127,54 @@
           <w:rFonts w:asciiTheme="majorBidi" w:hAnsiTheme="majorBidi" w:cstheme="majorBidi"/>
           <w:sz w:val="32"/>
           <w:szCs w:val="32"/>
+          <w:cs/>
+          <w:lang w:bidi="th-TH"/>
         </w:rPr>
       </w:pPr>
+      <w:r>
+        <w:rPr>
+          <w:rFonts w:asciiTheme="majorBidi" w:hAnsiTheme="majorBidi" w:cstheme="majorBidi" w:hint="cs"/>
+          <w:noProof/>
+          <w:sz w:val="32"/>
+          <w:szCs w:val="32"/>
+          <w:lang w:val="th-TH" w:bidi="th-TH"/>
+        </w:rPr>
+        <w:drawing>
+          <wp:inline distT="0" distB="0" distL="0" distR="0" wp14:anchorId="1B87D24A" wp14:editId="60FFB066">
+            <wp:extent cx="5733415" cy="3822065"/>
+            <wp:effectExtent l="0" t="0" r="635" b="6985"/>
+            <wp:docPr id="1954724137" name="Picture 2"/>
+            <wp:cNvGraphicFramePr>
+              <a:graphicFrameLocks xmlns:a="http://schemas.openxmlformats.org/drawingml/2006/main" noChangeAspect="1"/>
+            </wp:cNvGraphicFramePr>
+            <a:graphic xmlns:a="http://schemas.openxmlformats.org/drawingml/2006/main">
+              <a:graphicData uri="http://schemas.openxmlformats.org/drawingml/2006/picture">
+                <pic:pic xmlns:pic="http://schemas.openxmlformats.org/drawingml/2006/picture">
+                  <pic:nvPicPr>
+                    <pic:cNvPr id="1954724137" name="Picture 1954724137"/>
+                    <pic:cNvPicPr/>
+                  </pic:nvPicPr>
+                  <pic:blipFill>
+                    <a:blip r:embed="rId9"/>
+                    <a:stretch>
+                      <a:fillRect/>
+                    </a:stretch>
+                  </pic:blipFill>
+                  <pic:spPr>
+                    <a:xfrm>
+                      <a:off x="0" y="0"/>
+                      <a:ext cx="5733415" cy="3822065"/>
+                    </a:xfrm>
+                    <a:prstGeom prst="rect">
+                      <a:avLst/>
+                    </a:prstGeom>
+                  </pic:spPr>
+                </pic:pic>
+              </a:graphicData>
+            </a:graphic>
+          </wp:inline>
+        </w:drawing>
+      </w:r>
     </w:p>
     <w:p>
       <w:pPr>
@@ -5140,6 +2186,7 @@
           <w:szCs w:val="32"/>
         </w:rPr>
       </w:pPr>
+      <w:proofErr w:type="spellStart"/>
       <w:r>
         <w:rPr>
           <w:rFonts w:asciiTheme="majorBidi" w:hAnsiTheme="majorBidi" w:cstheme="majorBidi"/>
@@ -5148,7 +2195,18 @@
           <w:sz w:val="32"/>
           <w:szCs w:val="32"/>
         </w:rPr>
-        <w:t>ภาพที่ 2.</w:t>
+        <w:t>ภาพที่</w:t>
+      </w:r>
+      <w:proofErr w:type="spellEnd"/>
+      <w:r>
+        <w:rPr>
+          <w:rFonts w:asciiTheme="majorBidi" w:hAnsiTheme="majorBidi" w:cstheme="majorBidi"/>
+          <w:b/>
+          <w:color w:val="475569"/>
+          <w:sz w:val="32"/>
+          <w:szCs w:val="32"/>
+        </w:rPr>
+        <w:t xml:space="preserve"> 2.</w:t>
       </w:r>
       <w:r>
         <w:rPr>
@@ -5168,7 +2226,29 @@
           <w:sz w:val="32"/>
           <w:szCs w:val="32"/>
         </w:rPr>
-        <w:t xml:space="preserve"> โครงสร้าง ER Diagram ของระบบขายหนังสือออนไลน์ E-Book</w:t>
+        <w:t xml:space="preserve"> </w:t>
+      </w:r>
+      <w:proofErr w:type="spellStart"/>
+      <w:r>
+        <w:rPr>
+          <w:rFonts w:asciiTheme="majorBidi" w:hAnsiTheme="majorBidi" w:cstheme="majorBidi"/>
+          <w:b/>
+          <w:color w:val="475569"/>
+          <w:sz w:val="32"/>
+          <w:szCs w:val="32"/>
+        </w:rPr>
+        <w:t>โครงสร้าง</w:t>
+      </w:r>
+      <w:proofErr w:type="spellEnd"/>
+      <w:r>
+        <w:rPr>
+          <w:rFonts w:asciiTheme="majorBidi" w:hAnsiTheme="majorBidi" w:cstheme="majorBidi"/>
+          <w:b/>
+          <w:color w:val="475569"/>
+          <w:sz w:val="32"/>
+          <w:szCs w:val="32"/>
+        </w:rPr>
+        <w:t xml:space="preserve"> ER Diagram ของระบบขายหนังสือออนไลน์ E-Book</w:t>
       </w:r>
     </w:p>
     <w:p>
@@ -5179,6 +2259,66 @@
           <w:b/>
           <w:color w:val="1E293B"/>
           <w:sz w:val="32"/>
+        </w:rPr>
+      </w:pPr>
+    </w:p>
+    <w:p>
+      <w:pPr>
+        <w:spacing w:before="240" w:after="80"/>
+        <w:rPr>
+          <w:rFonts w:asciiTheme="majorBidi" w:hAnsiTheme="majorBidi" w:cstheme="majorBidi"/>
+          <w:b/>
+          <w:color w:val="1E293B"/>
+          <w:sz w:val="32"/>
+          <w:szCs w:val="32"/>
+        </w:rPr>
+      </w:pPr>
+    </w:p>
+    <w:p>
+      <w:pPr>
+        <w:spacing w:before="240" w:after="80"/>
+        <w:rPr>
+          <w:rFonts w:asciiTheme="majorBidi" w:hAnsiTheme="majorBidi" w:cstheme="majorBidi"/>
+          <w:b/>
+          <w:color w:val="1E293B"/>
+          <w:sz w:val="32"/>
+          <w:szCs w:val="32"/>
+        </w:rPr>
+      </w:pPr>
+    </w:p>
+    <w:p>
+      <w:pPr>
+        <w:spacing w:before="240" w:after="80"/>
+        <w:rPr>
+          <w:rFonts w:asciiTheme="majorBidi" w:hAnsiTheme="majorBidi" w:cstheme="majorBidi"/>
+          <w:b/>
+          <w:color w:val="1E293B"/>
+          <w:sz w:val="32"/>
+          <w:szCs w:val="32"/>
+        </w:rPr>
+      </w:pPr>
+    </w:p>
+    <w:p>
+      <w:pPr>
+        <w:spacing w:before="240" w:after="80"/>
+        <w:rPr>
+          <w:rFonts w:asciiTheme="majorBidi" w:hAnsiTheme="majorBidi" w:cstheme="majorBidi"/>
+          <w:b/>
+          <w:color w:val="1E293B"/>
+          <w:sz w:val="32"/>
+          <w:szCs w:val="32"/>
+        </w:rPr>
+      </w:pPr>
+    </w:p>
+    <w:p>
+      <w:pPr>
+        <w:spacing w:before="240" w:after="80"/>
+        <w:rPr>
+          <w:rFonts w:asciiTheme="majorBidi" w:hAnsiTheme="majorBidi" w:cstheme="majorBidi"/>
+          <w:b/>
+          <w:color w:val="1E293B"/>
+          <w:sz w:val="32"/>
+          <w:szCs w:val="32"/>
         </w:rPr>
       </w:pPr>
     </w:p>
@@ -7620,8 +4760,20 @@
           <w:sz w:val="32"/>
           <w:szCs w:val="32"/>
         </w:rPr>
-        <w:t xml:space="preserve"> UserProfile</w:t>
+        <w:t xml:space="preserve"> </w:t>
       </w:r>
+      <w:proofErr w:type="spellStart"/>
+      <w:r>
+        <w:rPr>
+          <w:rFonts w:asciiTheme="majorBidi" w:hAnsiTheme="majorBidi" w:cstheme="majorBidi"/>
+          <w:b/>
+          <w:color w:val="334155"/>
+          <w:sz w:val="32"/>
+          <w:szCs w:val="32"/>
+        </w:rPr>
+        <w:t>UserProfile</w:t>
+      </w:r>
+      <w:proofErr w:type="spellEnd"/>
     </w:p>
     <w:tbl>
       <w:tblPr>
@@ -13440,6 +10592,8 @@
           <w:color w:val="1E293B"/>
           <w:sz w:val="32"/>
           <w:szCs w:val="32"/>
+          <w:cs/>
+          <w:lang w:bidi="th-TH"/>
         </w:rPr>
       </w:pPr>
     </w:p>
@@ -14680,139 +11834,64 @@
         <w:t>หมายเหตุ: ให้แคปภาพหน้าจอจากระบบที่ออนไลน์จริง แล้ววางแทนกรอบสีเหลืองแต่ละกรอบก่อนส่งรายงาน</w:t>
       </w:r>
     </w:p>
-    <w:tbl>
-      <w:tblPr>
-        <w:tblW w:w="0" w:type="auto"/>
-        <w:jc w:val="center"/>
-        <w:tblBorders>
-          <w:top w:val="dashed" w:sz="8" w:space="0" w:color="D97706"/>
-          <w:left w:val="dashed" w:sz="8" w:space="0" w:color="D97706"/>
-          <w:bottom w:val="dashed" w:sz="8" w:space="0" w:color="D97706"/>
-          <w:right w:val="dashed" w:sz="8" w:space="0" w:color="D97706"/>
-        </w:tblBorders>
-        <w:tblLayout w:type="fixed"/>
-        <w:tblLook w:val="04A0" w:firstRow="1" w:lastRow="0" w:firstColumn="1" w:lastColumn="0" w:noHBand="0" w:noVBand="1"/>
-      </w:tblPr>
-      <w:tblGrid>
-        <w:gridCol w:w="9029"/>
-      </w:tblGrid>
-      <w:tr>
-        <w:trPr>
-          <w:jc w:val="center"/>
-        </w:trPr>
-        <w:tc>
-          <w:tcPr>
-            <w:tcW w:w="9029" w:type="dxa"/>
-            <w:shd w:val="clear" w:color="auto" w:fill="FEF9C3"/>
-            <w:tcMar>
-              <w:top w:w="350" w:type="dxa"/>
-              <w:left w:w="200" w:type="dxa"/>
-              <w:bottom w:w="350" w:type="dxa"/>
-              <w:right w:w="200" w:type="dxa"/>
-            </w:tcMar>
-          </w:tcPr>
-          <w:p>
-            <w:pPr>
-              <w:spacing w:after="0"/>
-              <w:jc w:val="center"/>
-              <w:rPr>
-                <w:rFonts w:asciiTheme="majorBidi" w:hAnsiTheme="majorBidi" w:cstheme="majorBidi"/>
-                <w:sz w:val="30"/>
-                <w:szCs w:val="30"/>
-              </w:rPr>
-            </w:pPr>
-            <w:r>
-              <w:rPr>
-                <w:rFonts w:asciiTheme="majorBidi" w:hAnsiTheme="majorBidi" w:cstheme="majorBidi"/>
-                <w:b/>
-                <w:i/>
-                <w:color w:val="B45309"/>
-                <w:sz w:val="30"/>
-                <w:szCs w:val="30"/>
-              </w:rPr>
-              <w:t>[แทรกภาพ: หน้าร้านหนังสือ E-Book และระบบค้นหา]</w:t>
-            </w:r>
-          </w:p>
-        </w:tc>
-      </w:tr>
-    </w:tbl>
     <w:p>
       <w:pPr>
         <w:spacing w:before="80" w:after="280"/>
         <w:jc w:val="center"/>
         <w:rPr>
           <w:rFonts w:asciiTheme="majorBidi" w:hAnsiTheme="majorBidi" w:cstheme="majorBidi"/>
-          <w:sz w:val="30"/>
-          <w:szCs w:val="30"/>
-        </w:rPr>
-      </w:pPr>
-      <w:r>
-        <w:rPr>
-          <w:rFonts w:asciiTheme="majorBidi" w:hAnsiTheme="majorBidi" w:cstheme="majorBidi"/>
           <w:b/>
           <w:color w:val="475569"/>
           <w:sz w:val="30"/>
           <w:szCs w:val="30"/>
         </w:rPr>
-        <w:t>ภาพที่ 4.1 หน้าร้านหนังสือ E-Book และการค้นหา/แบ่งหน้า (มุมมอง Dark Mode)</w:t>
+      </w:pPr>
+      <w:r>
+        <w:rPr>
+          <w:rFonts w:asciiTheme="majorBidi" w:hAnsiTheme="majorBidi" w:cstheme="majorBidi"/>
+          <w:b/>
+          <w:noProof/>
+          <w:color w:val="475569"/>
+          <w:sz w:val="30"/>
+          <w:szCs w:val="30"/>
+        </w:rPr>
+        <w:drawing>
+          <wp:inline distT="0" distB="0" distL="0" distR="0" wp14:anchorId="7E09381D" wp14:editId="5ED2EB4F">
+            <wp:extent cx="5733415" cy="2874010"/>
+            <wp:effectExtent l="0" t="0" r="635" b="2540"/>
+            <wp:docPr id="1375505136" name="Picture 1"/>
+            <wp:cNvGraphicFramePr>
+              <a:graphicFrameLocks xmlns:a="http://schemas.openxmlformats.org/drawingml/2006/main" noChangeAspect="1"/>
+            </wp:cNvGraphicFramePr>
+            <a:graphic xmlns:a="http://schemas.openxmlformats.org/drawingml/2006/main">
+              <a:graphicData uri="http://schemas.openxmlformats.org/drawingml/2006/picture">
+                <pic:pic xmlns:pic="http://schemas.openxmlformats.org/drawingml/2006/picture">
+                  <pic:nvPicPr>
+                    <pic:cNvPr id="1375505136" name=""/>
+                    <pic:cNvPicPr/>
+                  </pic:nvPicPr>
+                  <pic:blipFill>
+                    <a:blip r:embed="rId10"/>
+                    <a:stretch>
+                      <a:fillRect/>
+                    </a:stretch>
+                  </pic:blipFill>
+                  <pic:spPr>
+                    <a:xfrm>
+                      <a:off x="0" y="0"/>
+                      <a:ext cx="5733415" cy="2874010"/>
+                    </a:xfrm>
+                    <a:prstGeom prst="rect">
+                      <a:avLst/>
+                    </a:prstGeom>
+                  </pic:spPr>
+                </pic:pic>
+              </a:graphicData>
+            </a:graphic>
+          </wp:inline>
+        </w:drawing>
       </w:r>
     </w:p>
-    <w:tbl>
-      <w:tblPr>
-        <w:tblW w:w="0" w:type="auto"/>
-        <w:jc w:val="center"/>
-        <w:tblBorders>
-          <w:top w:val="dashed" w:sz="8" w:space="0" w:color="D97706"/>
-          <w:left w:val="dashed" w:sz="8" w:space="0" w:color="D97706"/>
-          <w:bottom w:val="dashed" w:sz="8" w:space="0" w:color="D97706"/>
-          <w:right w:val="dashed" w:sz="8" w:space="0" w:color="D97706"/>
-        </w:tblBorders>
-        <w:tblLayout w:type="fixed"/>
-        <w:tblLook w:val="04A0" w:firstRow="1" w:lastRow="0" w:firstColumn="1" w:lastColumn="0" w:noHBand="0" w:noVBand="1"/>
-      </w:tblPr>
-      <w:tblGrid>
-        <w:gridCol w:w="9029"/>
-      </w:tblGrid>
-      <w:tr>
-        <w:trPr>
-          <w:jc w:val="center"/>
-        </w:trPr>
-        <w:tc>
-          <w:tcPr>
-            <w:tcW w:w="9029" w:type="dxa"/>
-            <w:shd w:val="clear" w:color="auto" w:fill="FEF9C3"/>
-            <w:tcMar>
-              <w:top w:w="350" w:type="dxa"/>
-              <w:left w:w="200" w:type="dxa"/>
-              <w:bottom w:w="350" w:type="dxa"/>
-              <w:right w:w="200" w:type="dxa"/>
-            </w:tcMar>
-          </w:tcPr>
-          <w:p>
-            <w:pPr>
-              <w:spacing w:after="0"/>
-              <w:jc w:val="center"/>
-              <w:rPr>
-                <w:rFonts w:asciiTheme="majorBidi" w:hAnsiTheme="majorBidi" w:cstheme="majorBidi"/>
-                <w:sz w:val="30"/>
-                <w:szCs w:val="30"/>
-              </w:rPr>
-            </w:pPr>
-            <w:r>
-              <w:rPr>
-                <w:rFonts w:asciiTheme="majorBidi" w:hAnsiTheme="majorBidi" w:cstheme="majorBidi"/>
-                <w:b/>
-                <w:i/>
-                <w:color w:val="B45309"/>
-                <w:sz w:val="30"/>
-                <w:szCs w:val="30"/>
-              </w:rPr>
-              <w:t>[แทรกภาพ: หน้าแสดงรายละเอียดหนังสือและปุ่มอ่านตัวอย่าง]</w:t>
-            </w:r>
-          </w:p>
-        </w:tc>
-      </w:tr>
-    </w:tbl>
     <w:p>
       <w:pPr>
         <w:spacing w:before="80" w:after="280"/>
@@ -14823,6 +11902,7 @@
           <w:szCs w:val="30"/>
         </w:rPr>
       </w:pPr>
+      <w:proofErr w:type="spellStart"/>
       <w:r>
         <w:rPr>
           <w:rFonts w:asciiTheme="majorBidi" w:hAnsiTheme="majorBidi" w:cstheme="majorBidi"/>
@@ -14831,142 +11911,166 @@
           <w:sz w:val="30"/>
           <w:szCs w:val="30"/>
         </w:rPr>
-        <w:t>ภาพที่ 4.2 หน้าแสดงรายละเอียดหนังสือ และปุ่มดาวน์โหลดตัวอย่าง (Sample)</w:t>
+        <w:t>ภาพที่</w:t>
+      </w:r>
+      <w:proofErr w:type="spellEnd"/>
+      <w:r>
+        <w:rPr>
+          <w:rFonts w:asciiTheme="majorBidi" w:hAnsiTheme="majorBidi" w:cstheme="majorBidi"/>
+          <w:b/>
+          <w:color w:val="475569"/>
+          <w:sz w:val="30"/>
+          <w:szCs w:val="30"/>
+        </w:rPr>
+        <w:t xml:space="preserve"> 4.1 </w:t>
+      </w:r>
+      <w:proofErr w:type="spellStart"/>
+      <w:r>
+        <w:rPr>
+          <w:rFonts w:asciiTheme="majorBidi" w:hAnsiTheme="majorBidi" w:cstheme="majorBidi"/>
+          <w:b/>
+          <w:color w:val="475569"/>
+          <w:sz w:val="30"/>
+          <w:szCs w:val="30"/>
+        </w:rPr>
+        <w:t>หน้าร้านหนังสือ</w:t>
+      </w:r>
+      <w:proofErr w:type="spellEnd"/>
+      <w:r>
+        <w:rPr>
+          <w:rFonts w:asciiTheme="majorBidi" w:hAnsiTheme="majorBidi" w:cstheme="majorBidi"/>
+          <w:b/>
+          <w:color w:val="475569"/>
+          <w:sz w:val="30"/>
+          <w:szCs w:val="30"/>
+        </w:rPr>
+        <w:t xml:space="preserve"> E-Book </w:t>
+      </w:r>
+      <w:proofErr w:type="spellStart"/>
+      <w:r>
+        <w:rPr>
+          <w:rFonts w:asciiTheme="majorBidi" w:hAnsiTheme="majorBidi" w:cstheme="majorBidi"/>
+          <w:b/>
+          <w:color w:val="475569"/>
+          <w:sz w:val="30"/>
+          <w:szCs w:val="30"/>
+        </w:rPr>
+        <w:t>และการค้นหา</w:t>
+      </w:r>
+      <w:proofErr w:type="spellEnd"/>
+      <w:r>
+        <w:rPr>
+          <w:rFonts w:asciiTheme="majorBidi" w:hAnsiTheme="majorBidi" w:cstheme="majorBidi"/>
+          <w:b/>
+          <w:color w:val="475569"/>
+          <w:sz w:val="30"/>
+          <w:szCs w:val="30"/>
+        </w:rPr>
+        <w:t>/</w:t>
+      </w:r>
+      <w:proofErr w:type="spellStart"/>
+      <w:r>
+        <w:rPr>
+          <w:rFonts w:asciiTheme="majorBidi" w:hAnsiTheme="majorBidi" w:cstheme="majorBidi"/>
+          <w:b/>
+          <w:color w:val="475569"/>
+          <w:sz w:val="30"/>
+          <w:szCs w:val="30"/>
+        </w:rPr>
+        <w:t>แบ่งหน้า</w:t>
+      </w:r>
+      <w:proofErr w:type="spellEnd"/>
+      <w:r>
+        <w:rPr>
+          <w:rFonts w:asciiTheme="majorBidi" w:hAnsiTheme="majorBidi" w:cstheme="majorBidi"/>
+          <w:b/>
+          <w:color w:val="475569"/>
+          <w:sz w:val="30"/>
+          <w:szCs w:val="30"/>
+        </w:rPr>
+        <w:t xml:space="preserve"> (</w:t>
+      </w:r>
+      <w:proofErr w:type="spellStart"/>
+      <w:r>
+        <w:rPr>
+          <w:rFonts w:asciiTheme="majorBidi" w:hAnsiTheme="majorBidi" w:cstheme="majorBidi"/>
+          <w:b/>
+          <w:color w:val="475569"/>
+          <w:sz w:val="30"/>
+          <w:szCs w:val="30"/>
+        </w:rPr>
+        <w:t>มุมมอง</w:t>
+      </w:r>
+      <w:proofErr w:type="spellEnd"/>
+      <w:r>
+        <w:rPr>
+          <w:rFonts w:asciiTheme="majorBidi" w:hAnsiTheme="majorBidi" w:cstheme="majorBidi"/>
+          <w:b/>
+          <w:color w:val="475569"/>
+          <w:sz w:val="30"/>
+          <w:szCs w:val="30"/>
+        </w:rPr>
+        <w:t xml:space="preserve"> Dark Mode)</w:t>
       </w:r>
     </w:p>
-    <w:tbl>
-      <w:tblPr>
-        <w:tblW w:w="0" w:type="auto"/>
-        <w:jc w:val="center"/>
-        <w:tblBorders>
-          <w:top w:val="dashed" w:sz="8" w:space="0" w:color="D97706"/>
-          <w:left w:val="dashed" w:sz="8" w:space="0" w:color="D97706"/>
-          <w:bottom w:val="dashed" w:sz="8" w:space="0" w:color="D97706"/>
-          <w:right w:val="dashed" w:sz="8" w:space="0" w:color="D97706"/>
-        </w:tblBorders>
-        <w:tblLayout w:type="fixed"/>
-        <w:tblLook w:val="04A0" w:firstRow="1" w:lastRow="0" w:firstColumn="1" w:lastColumn="0" w:noHBand="0" w:noVBand="1"/>
-      </w:tblPr>
-      <w:tblGrid>
-        <w:gridCol w:w="9029"/>
-      </w:tblGrid>
-      <w:tr>
-        <w:trPr>
-          <w:jc w:val="center"/>
-        </w:trPr>
-        <w:tc>
-          <w:tcPr>
-            <w:tcW w:w="9029" w:type="dxa"/>
-            <w:shd w:val="clear" w:color="auto" w:fill="FEF9C3"/>
-            <w:tcMar>
-              <w:top w:w="350" w:type="dxa"/>
-              <w:left w:w="200" w:type="dxa"/>
-              <w:bottom w:w="350" w:type="dxa"/>
-              <w:right w:w="200" w:type="dxa"/>
-            </w:tcMar>
-          </w:tcPr>
-          <w:p>
-            <w:pPr>
-              <w:spacing w:after="0"/>
-              <w:jc w:val="center"/>
-              <w:rPr>
-                <w:rFonts w:asciiTheme="majorBidi" w:hAnsiTheme="majorBidi" w:cstheme="majorBidi"/>
-                <w:sz w:val="30"/>
-                <w:szCs w:val="30"/>
-              </w:rPr>
-            </w:pPr>
-            <w:r>
-              <w:rPr>
-                <w:rFonts w:asciiTheme="majorBidi" w:hAnsiTheme="majorBidi" w:cstheme="majorBidi"/>
-                <w:b/>
-                <w:i/>
-                <w:color w:val="B45309"/>
-                <w:sz w:val="30"/>
-                <w:szCs w:val="30"/>
-              </w:rPr>
-              <w:t>[แทรกภาพ: หน้าระบบตะกร้าสินค้า (Cart View)]</w:t>
-            </w:r>
-          </w:p>
-        </w:tc>
-      </w:tr>
-    </w:tbl>
     <w:p>
       <w:pPr>
         <w:spacing w:before="80" w:after="280"/>
         <w:jc w:val="center"/>
         <w:rPr>
           <w:rFonts w:asciiTheme="majorBidi" w:hAnsiTheme="majorBidi" w:cstheme="majorBidi"/>
-          <w:sz w:val="30"/>
-          <w:szCs w:val="30"/>
-        </w:rPr>
-      </w:pPr>
-      <w:r>
-        <w:rPr>
-          <w:rFonts w:asciiTheme="majorBidi" w:hAnsiTheme="majorBidi" w:cstheme="majorBidi"/>
           <w:b/>
           <w:color w:val="475569"/>
           <w:sz w:val="30"/>
           <w:szCs w:val="30"/>
         </w:rPr>
-        <w:t>ภาพที่ 4.3 หน้าระบบตะกร้าสินค้า และการคำนวณราคารวม</w:t>
+      </w:pPr>
+      <w:r>
+        <w:rPr>
+          <w:rFonts w:asciiTheme="majorBidi" w:hAnsiTheme="majorBidi" w:cstheme="majorBidi"/>
+          <w:b/>
+          <w:noProof/>
+          <w:color w:val="475569"/>
+          <w:sz w:val="30"/>
+          <w:szCs w:val="30"/>
+        </w:rPr>
+        <w:drawing>
+          <wp:inline distT="0" distB="0" distL="0" distR="0" wp14:anchorId="3B18E2F1" wp14:editId="61FE0166">
+            <wp:extent cx="5733415" cy="2863850"/>
+            <wp:effectExtent l="0" t="0" r="635" b="0"/>
+            <wp:docPr id="736117062" name="Picture 1"/>
+            <wp:cNvGraphicFramePr>
+              <a:graphicFrameLocks xmlns:a="http://schemas.openxmlformats.org/drawingml/2006/main" noChangeAspect="1"/>
+            </wp:cNvGraphicFramePr>
+            <a:graphic xmlns:a="http://schemas.openxmlformats.org/drawingml/2006/main">
+              <a:graphicData uri="http://schemas.openxmlformats.org/drawingml/2006/picture">
+                <pic:pic xmlns:pic="http://schemas.openxmlformats.org/drawingml/2006/picture">
+                  <pic:nvPicPr>
+                    <pic:cNvPr id="736117062" name=""/>
+                    <pic:cNvPicPr/>
+                  </pic:nvPicPr>
+                  <pic:blipFill>
+                    <a:blip r:embed="rId11"/>
+                    <a:stretch>
+                      <a:fillRect/>
+                    </a:stretch>
+                  </pic:blipFill>
+                  <pic:spPr>
+                    <a:xfrm>
+                      <a:off x="0" y="0"/>
+                      <a:ext cx="5733415" cy="2863850"/>
+                    </a:xfrm>
+                    <a:prstGeom prst="rect">
+                      <a:avLst/>
+                    </a:prstGeom>
+                  </pic:spPr>
+                </pic:pic>
+              </a:graphicData>
+            </a:graphic>
+          </wp:inline>
+        </w:drawing>
       </w:r>
     </w:p>
-    <w:tbl>
-      <w:tblPr>
-        <w:tblW w:w="0" w:type="auto"/>
-        <w:jc w:val="center"/>
-        <w:tblBorders>
-          <w:top w:val="dashed" w:sz="8" w:space="0" w:color="D97706"/>
-          <w:left w:val="dashed" w:sz="8" w:space="0" w:color="D97706"/>
-          <w:bottom w:val="dashed" w:sz="8" w:space="0" w:color="D97706"/>
-          <w:right w:val="dashed" w:sz="8" w:space="0" w:color="D97706"/>
-        </w:tblBorders>
-        <w:tblLayout w:type="fixed"/>
-        <w:tblLook w:val="04A0" w:firstRow="1" w:lastRow="0" w:firstColumn="1" w:lastColumn="0" w:noHBand="0" w:noVBand="1"/>
-      </w:tblPr>
-      <w:tblGrid>
-        <w:gridCol w:w="9029"/>
-      </w:tblGrid>
-      <w:tr>
-        <w:trPr>
-          <w:jc w:val="center"/>
-        </w:trPr>
-        <w:tc>
-          <w:tcPr>
-            <w:tcW w:w="9029" w:type="dxa"/>
-            <w:shd w:val="clear" w:color="auto" w:fill="FEF9C3"/>
-            <w:tcMar>
-              <w:top w:w="350" w:type="dxa"/>
-              <w:left w:w="200" w:type="dxa"/>
-              <w:bottom w:w="350" w:type="dxa"/>
-              <w:right w:w="200" w:type="dxa"/>
-            </w:tcMar>
-          </w:tcPr>
-          <w:p>
-            <w:pPr>
-              <w:spacing w:after="0"/>
-              <w:jc w:val="center"/>
-              <w:rPr>
-                <w:rFonts w:asciiTheme="majorBidi" w:hAnsiTheme="majorBidi" w:cstheme="majorBidi"/>
-                <w:sz w:val="30"/>
-                <w:szCs w:val="30"/>
-              </w:rPr>
-            </w:pPr>
-            <w:r>
-              <w:rPr>
-                <w:rFonts w:asciiTheme="majorBidi" w:hAnsiTheme="majorBidi" w:cstheme="majorBidi"/>
-                <w:b/>
-                <w:i/>
-                <w:color w:val="B45309"/>
-                <w:sz w:val="30"/>
-                <w:szCs w:val="30"/>
-              </w:rPr>
-              <w:t>[แทรกภาพ: หน้าสั่งซื้อและชำระเงิน (Checkout)]</w:t>
-            </w:r>
-          </w:p>
-        </w:tc>
-      </w:tr>
-    </w:tbl>
     <w:p>
       <w:pPr>
         <w:spacing w:before="80" w:after="280"/>
@@ -14977,6 +12081,7 @@
           <w:szCs w:val="30"/>
         </w:rPr>
       </w:pPr>
+      <w:proofErr w:type="spellStart"/>
       <w:r>
         <w:rPr>
           <w:rFonts w:asciiTheme="majorBidi" w:hAnsiTheme="majorBidi" w:cstheme="majorBidi"/>
@@ -14985,611 +12090,472 @@
           <w:sz w:val="30"/>
           <w:szCs w:val="30"/>
         </w:rPr>
-        <w:t>ภาพที่ 4.4 หน้าสั่งซื้อ ชำระเงิน และระบุช่องทางการโอนเงิน</w:t>
+        <w:t>ภาพที่</w:t>
+      </w:r>
+      <w:proofErr w:type="spellEnd"/>
+      <w:r>
+        <w:rPr>
+          <w:rFonts w:asciiTheme="majorBidi" w:hAnsiTheme="majorBidi" w:cstheme="majorBidi"/>
+          <w:b/>
+          <w:color w:val="475569"/>
+          <w:sz w:val="30"/>
+          <w:szCs w:val="30"/>
+        </w:rPr>
+        <w:t xml:space="preserve"> 4.2 </w:t>
+      </w:r>
+      <w:proofErr w:type="spellStart"/>
+      <w:r>
+        <w:rPr>
+          <w:rFonts w:asciiTheme="majorBidi" w:hAnsiTheme="majorBidi" w:cstheme="majorBidi"/>
+          <w:b/>
+          <w:color w:val="475569"/>
+          <w:sz w:val="30"/>
+          <w:szCs w:val="30"/>
+        </w:rPr>
+        <w:t>หน้าแสดงรายละเอียดหนังสือ</w:t>
+      </w:r>
+      <w:proofErr w:type="spellEnd"/>
+      <w:r>
+        <w:rPr>
+          <w:rFonts w:asciiTheme="majorBidi" w:hAnsiTheme="majorBidi" w:cstheme="majorBidi"/>
+          <w:b/>
+          <w:color w:val="475569"/>
+          <w:sz w:val="30"/>
+          <w:szCs w:val="30"/>
+        </w:rPr>
+        <w:t xml:space="preserve"> </w:t>
+      </w:r>
+      <w:proofErr w:type="spellStart"/>
+      <w:r>
+        <w:rPr>
+          <w:rFonts w:asciiTheme="majorBidi" w:hAnsiTheme="majorBidi" w:cstheme="majorBidi"/>
+          <w:b/>
+          <w:color w:val="475569"/>
+          <w:sz w:val="30"/>
+          <w:szCs w:val="30"/>
+        </w:rPr>
+        <w:t>และปุ่มดาวน์โหลดตัวอย่าง</w:t>
+      </w:r>
+      <w:proofErr w:type="spellEnd"/>
+      <w:r>
+        <w:rPr>
+          <w:rFonts w:asciiTheme="majorBidi" w:hAnsiTheme="majorBidi" w:cstheme="majorBidi"/>
+          <w:b/>
+          <w:color w:val="475569"/>
+          <w:sz w:val="30"/>
+          <w:szCs w:val="30"/>
+        </w:rPr>
+        <w:t xml:space="preserve"> (Sample)</w:t>
       </w:r>
     </w:p>
-    <w:tbl>
-      <w:tblPr>
-        <w:tblW w:w="0" w:type="auto"/>
-        <w:jc w:val="center"/>
-        <w:tblBorders>
-          <w:top w:val="dashed" w:sz="8" w:space="0" w:color="D97706"/>
-          <w:left w:val="dashed" w:sz="8" w:space="0" w:color="D97706"/>
-          <w:bottom w:val="dashed" w:sz="8" w:space="0" w:color="D97706"/>
-          <w:right w:val="dashed" w:sz="8" w:space="0" w:color="D97706"/>
-        </w:tblBorders>
-        <w:tblLayout w:type="fixed"/>
-        <w:tblLook w:val="04A0" w:firstRow="1" w:lastRow="0" w:firstColumn="1" w:lastColumn="0" w:noHBand="0" w:noVBand="1"/>
-      </w:tblPr>
-      <w:tblGrid>
-        <w:gridCol w:w="9029"/>
-      </w:tblGrid>
-      <w:tr>
-        <w:trPr>
-          <w:jc w:val="center"/>
-        </w:trPr>
-        <w:tc>
-          <w:tcPr>
-            <w:tcW w:w="9029" w:type="dxa"/>
-            <w:shd w:val="clear" w:color="auto" w:fill="FEF9C3"/>
-            <w:tcMar>
-              <w:top w:w="350" w:type="dxa"/>
-              <w:left w:w="200" w:type="dxa"/>
-              <w:bottom w:w="350" w:type="dxa"/>
-              <w:right w:w="200" w:type="dxa"/>
-            </w:tcMar>
-          </w:tcPr>
-          <w:p>
-            <w:pPr>
-              <w:spacing w:after="0"/>
-              <w:jc w:val="center"/>
-              <w:rPr>
-                <w:rFonts w:asciiTheme="majorBidi" w:hAnsiTheme="majorBidi" w:cstheme="majorBidi"/>
-                <w:sz w:val="30"/>
-                <w:szCs w:val="30"/>
-              </w:rPr>
-            </w:pPr>
-            <w:r>
-              <w:rPr>
-                <w:rFonts w:asciiTheme="majorBidi" w:hAnsiTheme="majorBidi" w:cstheme="majorBidi"/>
-                <w:b/>
-                <w:i/>
-                <w:color w:val="B45309"/>
-                <w:sz w:val="30"/>
-                <w:szCs w:val="30"/>
-              </w:rPr>
-              <w:t>[แทรกภาพ: หน้าคลังหนังสือของฉัน (My Library) พร้อมปุ่มดาวน์โหลด]</w:t>
-            </w:r>
-          </w:p>
-        </w:tc>
-      </w:tr>
-    </w:tbl>
     <w:p>
       <w:pPr>
         <w:spacing w:before="80" w:after="280"/>
         <w:jc w:val="center"/>
         <w:rPr>
           <w:rFonts w:asciiTheme="majorBidi" w:hAnsiTheme="majorBidi" w:cstheme="majorBidi"/>
-          <w:sz w:val="30"/>
-          <w:szCs w:val="30"/>
-        </w:rPr>
-      </w:pPr>
-      <w:r>
-        <w:rPr>
-          <w:rFonts w:asciiTheme="majorBidi" w:hAnsiTheme="majorBidi" w:cstheme="majorBidi"/>
           <w:b/>
           <w:color w:val="475569"/>
           <w:sz w:val="30"/>
           <w:szCs w:val="30"/>
         </w:rPr>
-        <w:t>ภาพที่ 4.5 หน้าคลังหนังสือของฉัน (My Library) แสดงเฉพาะเล่มที่ชำระเงินแล้ว</w:t>
-      </w:r>
+      </w:pPr>
     </w:p>
-    <w:tbl>
-      <w:tblPr>
-        <w:tblW w:w="0" w:type="auto"/>
-        <w:jc w:val="center"/>
-        <w:tblBorders>
-          <w:top w:val="dashed" w:sz="8" w:space="0" w:color="D97706"/>
-          <w:left w:val="dashed" w:sz="8" w:space="0" w:color="D97706"/>
-          <w:bottom w:val="dashed" w:sz="8" w:space="0" w:color="D97706"/>
-          <w:right w:val="dashed" w:sz="8" w:space="0" w:color="D97706"/>
-        </w:tblBorders>
-        <w:tblLayout w:type="fixed"/>
-        <w:tblLook w:val="04A0" w:firstRow="1" w:lastRow="0" w:firstColumn="1" w:lastColumn="0" w:noHBand="0" w:noVBand="1"/>
-      </w:tblPr>
-      <w:tblGrid>
-        <w:gridCol w:w="9029"/>
-      </w:tblGrid>
-      <w:tr>
-        <w:trPr>
-          <w:jc w:val="center"/>
-        </w:trPr>
-        <w:tc>
-          <w:tcPr>
-            <w:tcW w:w="9029" w:type="dxa"/>
-            <w:shd w:val="clear" w:color="auto" w:fill="FEF9C3"/>
-            <w:tcMar>
-              <w:top w:w="350" w:type="dxa"/>
-              <w:left w:w="200" w:type="dxa"/>
-              <w:bottom w:w="350" w:type="dxa"/>
-              <w:right w:w="200" w:type="dxa"/>
-            </w:tcMar>
-          </w:tcPr>
-          <w:p>
-            <w:pPr>
-              <w:spacing w:after="0"/>
-              <w:jc w:val="center"/>
-              <w:rPr>
-                <w:rFonts w:asciiTheme="majorBidi" w:hAnsiTheme="majorBidi" w:cstheme="majorBidi"/>
-                <w:sz w:val="32"/>
-                <w:szCs w:val="32"/>
-              </w:rPr>
-            </w:pPr>
-            <w:r>
-              <w:rPr>
-                <w:rFonts w:asciiTheme="majorBidi" w:hAnsiTheme="majorBidi" w:cstheme="majorBidi"/>
-                <w:b/>
-                <w:i/>
-                <w:color w:val="B45309"/>
-                <w:sz w:val="32"/>
-                <w:szCs w:val="32"/>
-              </w:rPr>
-              <w:t>[แทรกภาพ: หน้ารายละเอียดคำสั่งซื้อและประวัติการสั่งซื้อ]</w:t>
-            </w:r>
-          </w:p>
-        </w:tc>
-      </w:tr>
-    </w:tbl>
     <w:p>
       <w:pPr>
         <w:spacing w:before="80" w:after="280"/>
         <w:jc w:val="center"/>
         <w:rPr>
           <w:rFonts w:asciiTheme="majorBidi" w:hAnsiTheme="majorBidi" w:cstheme="majorBidi"/>
-          <w:sz w:val="32"/>
-          <w:szCs w:val="32"/>
+          <w:b/>
+          <w:color w:val="475569"/>
+          <w:sz w:val="30"/>
+          <w:szCs w:val="30"/>
         </w:rPr>
       </w:pPr>
       <w:r>
         <w:rPr>
           <w:rFonts w:asciiTheme="majorBidi" w:hAnsiTheme="majorBidi" w:cstheme="majorBidi"/>
           <w:b/>
+          <w:noProof/>
           <w:color w:val="475569"/>
-          <w:sz w:val="32"/>
-          <w:szCs w:val="32"/>
+          <w:sz w:val="30"/>
+          <w:szCs w:val="30"/>
         </w:rPr>
         <w:lastRenderedPageBreak/>
-        <w:t>ภาพที่ 4.6 หน้ารายละเอียดคำสั่งซื้อ และประวัติการสั่งซื้อย้อนหลัง</w:t>
+        <w:drawing>
+          <wp:inline distT="0" distB="0" distL="0" distR="0" wp14:anchorId="2A030F91" wp14:editId="27D70B59">
+            <wp:extent cx="5733415" cy="2842260"/>
+            <wp:effectExtent l="0" t="0" r="635" b="0"/>
+            <wp:docPr id="418314701" name="Picture 1"/>
+            <wp:cNvGraphicFramePr>
+              <a:graphicFrameLocks xmlns:a="http://schemas.openxmlformats.org/drawingml/2006/main" noChangeAspect="1"/>
+            </wp:cNvGraphicFramePr>
+            <a:graphic xmlns:a="http://schemas.openxmlformats.org/drawingml/2006/main">
+              <a:graphicData uri="http://schemas.openxmlformats.org/drawingml/2006/picture">
+                <pic:pic xmlns:pic="http://schemas.openxmlformats.org/drawingml/2006/picture">
+                  <pic:nvPicPr>
+                    <pic:cNvPr id="418314701" name=""/>
+                    <pic:cNvPicPr/>
+                  </pic:nvPicPr>
+                  <pic:blipFill>
+                    <a:blip r:embed="rId12"/>
+                    <a:stretch>
+                      <a:fillRect/>
+                    </a:stretch>
+                  </pic:blipFill>
+                  <pic:spPr>
+                    <a:xfrm>
+                      <a:off x="0" y="0"/>
+                      <a:ext cx="5733415" cy="2842260"/>
+                    </a:xfrm>
+                    <a:prstGeom prst="rect">
+                      <a:avLst/>
+                    </a:prstGeom>
+                  </pic:spPr>
+                </pic:pic>
+              </a:graphicData>
+            </a:graphic>
+          </wp:inline>
+        </w:drawing>
       </w:r>
     </w:p>
-    <w:tbl>
-      <w:tblPr>
-        <w:tblW w:w="0" w:type="auto"/>
-        <w:jc w:val="center"/>
-        <w:tblBorders>
-          <w:top w:val="dashed" w:sz="8" w:space="0" w:color="D97706"/>
-          <w:left w:val="dashed" w:sz="8" w:space="0" w:color="D97706"/>
-          <w:bottom w:val="dashed" w:sz="8" w:space="0" w:color="D97706"/>
-          <w:right w:val="dashed" w:sz="8" w:space="0" w:color="D97706"/>
-        </w:tblBorders>
-        <w:tblLayout w:type="fixed"/>
-        <w:tblLook w:val="04A0" w:firstRow="1" w:lastRow="0" w:firstColumn="1" w:lastColumn="0" w:noHBand="0" w:noVBand="1"/>
-      </w:tblPr>
-      <w:tblGrid>
-        <w:gridCol w:w="9029"/>
-      </w:tblGrid>
-      <w:tr>
-        <w:trPr>
-          <w:jc w:val="center"/>
-        </w:trPr>
-        <w:tc>
-          <w:tcPr>
-            <w:tcW w:w="9029" w:type="dxa"/>
-            <w:shd w:val="clear" w:color="auto" w:fill="FEF9C3"/>
-            <w:tcMar>
-              <w:top w:w="350" w:type="dxa"/>
-              <w:left w:w="200" w:type="dxa"/>
-              <w:bottom w:w="350" w:type="dxa"/>
-              <w:right w:w="200" w:type="dxa"/>
-            </w:tcMar>
-          </w:tcPr>
-          <w:p>
-            <w:pPr>
-              <w:spacing w:after="0"/>
-              <w:jc w:val="center"/>
-              <w:rPr>
-                <w:rFonts w:asciiTheme="majorBidi" w:hAnsiTheme="majorBidi" w:cstheme="majorBidi"/>
-                <w:sz w:val="32"/>
-                <w:szCs w:val="32"/>
-              </w:rPr>
-            </w:pPr>
-            <w:r>
-              <w:rPr>
-                <w:rFonts w:asciiTheme="majorBidi" w:hAnsiTheme="majorBidi" w:cstheme="majorBidi"/>
-                <w:b/>
-                <w:i/>
-                <w:color w:val="B45309"/>
-                <w:sz w:val="32"/>
-                <w:szCs w:val="32"/>
-              </w:rPr>
-              <w:t>[แทรกภาพ: หน้าสมัครสมาชิก พร้อมข้อความตรวจสอบความถูกต้อง]</w:t>
-            </w:r>
-          </w:p>
-        </w:tc>
-      </w:tr>
-    </w:tbl>
     <w:p>
       <w:pPr>
         <w:spacing w:before="80" w:after="280"/>
         <w:jc w:val="center"/>
         <w:rPr>
           <w:rFonts w:asciiTheme="majorBidi" w:hAnsiTheme="majorBidi" w:cstheme="majorBidi"/>
-          <w:sz w:val="32"/>
-          <w:szCs w:val="32"/>
+          <w:sz w:val="30"/>
+          <w:szCs w:val="30"/>
         </w:rPr>
       </w:pPr>
+      <w:proofErr w:type="spellStart"/>
       <w:r>
         <w:rPr>
           <w:rFonts w:asciiTheme="majorBidi" w:hAnsiTheme="majorBidi" w:cstheme="majorBidi"/>
           <w:b/>
           <w:color w:val="475569"/>
-          <w:sz w:val="32"/>
-          <w:szCs w:val="32"/>
-        </w:rPr>
-        <w:t>ภาพที่ 4.7 หน้าสมัครสมาชิก (แสดงข้อความตรวจสอบความถูกต้องภาษาไทย)</w:t>
+          <w:sz w:val="30"/>
+          <w:szCs w:val="30"/>
+        </w:rPr>
+        <w:t>ภาพที่</w:t>
       </w:r>
+      <w:proofErr w:type="spellEnd"/>
+      <w:r>
+        <w:rPr>
+          <w:rFonts w:asciiTheme="majorBidi" w:hAnsiTheme="majorBidi" w:cstheme="majorBidi"/>
+          <w:b/>
+          <w:color w:val="475569"/>
+          <w:sz w:val="30"/>
+          <w:szCs w:val="30"/>
+        </w:rPr>
+        <w:t xml:space="preserve"> 4.3 </w:t>
+      </w:r>
+      <w:proofErr w:type="spellStart"/>
+      <w:r>
+        <w:rPr>
+          <w:rFonts w:asciiTheme="majorBidi" w:hAnsiTheme="majorBidi" w:cstheme="majorBidi"/>
+          <w:b/>
+          <w:color w:val="475569"/>
+          <w:sz w:val="30"/>
+          <w:szCs w:val="30"/>
+        </w:rPr>
+        <w:t>หน้าระบบตะกร้าสินค้า</w:t>
+      </w:r>
+      <w:proofErr w:type="spellEnd"/>
+      <w:r>
+        <w:rPr>
+          <w:rFonts w:asciiTheme="majorBidi" w:hAnsiTheme="majorBidi" w:cstheme="majorBidi"/>
+          <w:b/>
+          <w:color w:val="475569"/>
+          <w:sz w:val="30"/>
+          <w:szCs w:val="30"/>
+        </w:rPr>
+        <w:t xml:space="preserve"> </w:t>
+      </w:r>
+      <w:proofErr w:type="spellStart"/>
+      <w:r>
+        <w:rPr>
+          <w:rFonts w:asciiTheme="majorBidi" w:hAnsiTheme="majorBidi" w:cstheme="majorBidi"/>
+          <w:b/>
+          <w:color w:val="475569"/>
+          <w:sz w:val="30"/>
+          <w:szCs w:val="30"/>
+        </w:rPr>
+        <w:t>และการคำนวณราคารวม</w:t>
+      </w:r>
+      <w:proofErr w:type="spellEnd"/>
     </w:p>
-    <w:tbl>
-      <w:tblPr>
-        <w:tblW w:w="0" w:type="auto"/>
-        <w:jc w:val="center"/>
-        <w:tblBorders>
-          <w:top w:val="dashed" w:sz="8" w:space="0" w:color="D97706"/>
-          <w:left w:val="dashed" w:sz="8" w:space="0" w:color="D97706"/>
-          <w:bottom w:val="dashed" w:sz="8" w:space="0" w:color="D97706"/>
-          <w:right w:val="dashed" w:sz="8" w:space="0" w:color="D97706"/>
-        </w:tblBorders>
-        <w:tblLayout w:type="fixed"/>
-        <w:tblLook w:val="04A0" w:firstRow="1" w:lastRow="0" w:firstColumn="1" w:lastColumn="0" w:noHBand="0" w:noVBand="1"/>
-      </w:tblPr>
-      <w:tblGrid>
-        <w:gridCol w:w="9029"/>
-      </w:tblGrid>
-      <w:tr>
-        <w:trPr>
-          <w:jc w:val="center"/>
-        </w:trPr>
-        <w:tc>
-          <w:tcPr>
-            <w:tcW w:w="9029" w:type="dxa"/>
-            <w:shd w:val="clear" w:color="auto" w:fill="FEF9C3"/>
-            <w:tcMar>
-              <w:top w:w="350" w:type="dxa"/>
-              <w:left w:w="200" w:type="dxa"/>
-              <w:bottom w:w="350" w:type="dxa"/>
-              <w:right w:w="200" w:type="dxa"/>
-            </w:tcMar>
-          </w:tcPr>
-          <w:p>
-            <w:pPr>
-              <w:spacing w:after="0"/>
-              <w:jc w:val="center"/>
-              <w:rPr>
-                <w:rFonts w:asciiTheme="majorBidi" w:hAnsiTheme="majorBidi" w:cstheme="majorBidi"/>
-                <w:sz w:val="32"/>
-                <w:szCs w:val="32"/>
-              </w:rPr>
-            </w:pPr>
-            <w:r>
-              <w:rPr>
-                <w:rFonts w:asciiTheme="majorBidi" w:hAnsiTheme="majorBidi" w:cstheme="majorBidi"/>
-                <w:b/>
-                <w:i/>
-                <w:color w:val="B45309"/>
-                <w:sz w:val="32"/>
-                <w:szCs w:val="32"/>
-              </w:rPr>
-              <w:t>[แทรกภาพ: หน้าเข้าสู่ระบบและแสดงป้ายบทบาท]</w:t>
-            </w:r>
-          </w:p>
-        </w:tc>
-      </w:tr>
-    </w:tbl>
     <w:p>
       <w:pPr>
         <w:spacing w:before="80" w:after="280"/>
         <w:jc w:val="center"/>
         <w:rPr>
           <w:rFonts w:asciiTheme="majorBidi" w:hAnsiTheme="majorBidi" w:cstheme="majorBidi"/>
-          <w:sz w:val="32"/>
-          <w:szCs w:val="32"/>
+          <w:b/>
+          <w:color w:val="475569"/>
+          <w:sz w:val="30"/>
+          <w:szCs w:val="30"/>
         </w:rPr>
       </w:pPr>
       <w:r>
         <w:rPr>
           <w:rFonts w:asciiTheme="majorBidi" w:hAnsiTheme="majorBidi" w:cstheme="majorBidi"/>
           <w:b/>
+          <w:noProof/>
           <w:color w:val="475569"/>
-          <w:sz w:val="32"/>
-          <w:szCs w:val="32"/>
-        </w:rPr>
-        <w:t>ภาพที่ 4.8 หน้าเข้าสู่ระบบ และการแสดงสถานะบทบาทผู้ใช้งาน</w:t>
+          <w:sz w:val="30"/>
+          <w:szCs w:val="30"/>
+        </w:rPr>
+        <w:drawing>
+          <wp:inline distT="0" distB="0" distL="0" distR="0" wp14:anchorId="70F4C899" wp14:editId="4095ECEE">
+            <wp:extent cx="5733415" cy="2849880"/>
+            <wp:effectExtent l="0" t="0" r="635" b="7620"/>
+            <wp:docPr id="868547741" name="Picture 1"/>
+            <wp:cNvGraphicFramePr>
+              <a:graphicFrameLocks xmlns:a="http://schemas.openxmlformats.org/drawingml/2006/main" noChangeAspect="1"/>
+            </wp:cNvGraphicFramePr>
+            <a:graphic xmlns:a="http://schemas.openxmlformats.org/drawingml/2006/main">
+              <a:graphicData uri="http://schemas.openxmlformats.org/drawingml/2006/picture">
+                <pic:pic xmlns:pic="http://schemas.openxmlformats.org/drawingml/2006/picture">
+                  <pic:nvPicPr>
+                    <pic:cNvPr id="868547741" name=""/>
+                    <pic:cNvPicPr/>
+                  </pic:nvPicPr>
+                  <pic:blipFill>
+                    <a:blip r:embed="rId13"/>
+                    <a:stretch>
+                      <a:fillRect/>
+                    </a:stretch>
+                  </pic:blipFill>
+                  <pic:spPr>
+                    <a:xfrm>
+                      <a:off x="0" y="0"/>
+                      <a:ext cx="5733415" cy="2849880"/>
+                    </a:xfrm>
+                    <a:prstGeom prst="rect">
+                      <a:avLst/>
+                    </a:prstGeom>
+                  </pic:spPr>
+                </pic:pic>
+              </a:graphicData>
+            </a:graphic>
+          </wp:inline>
+        </w:drawing>
       </w:r>
     </w:p>
-    <w:tbl>
-      <w:tblPr>
-        <w:tblW w:w="0" w:type="auto"/>
-        <w:jc w:val="center"/>
-        <w:tblBorders>
-          <w:top w:val="dashed" w:sz="8" w:space="0" w:color="D97706"/>
-          <w:left w:val="dashed" w:sz="8" w:space="0" w:color="D97706"/>
-          <w:bottom w:val="dashed" w:sz="8" w:space="0" w:color="D97706"/>
-          <w:right w:val="dashed" w:sz="8" w:space="0" w:color="D97706"/>
-        </w:tblBorders>
-        <w:tblLayout w:type="fixed"/>
-        <w:tblLook w:val="04A0" w:firstRow="1" w:lastRow="0" w:firstColumn="1" w:lastColumn="0" w:noHBand="0" w:noVBand="1"/>
-      </w:tblPr>
-      <w:tblGrid>
-        <w:gridCol w:w="9029"/>
-      </w:tblGrid>
-      <w:tr>
-        <w:trPr>
-          <w:jc w:val="center"/>
-        </w:trPr>
-        <w:tc>
-          <w:tcPr>
-            <w:tcW w:w="9029" w:type="dxa"/>
-            <w:shd w:val="clear" w:color="auto" w:fill="FEF9C3"/>
-            <w:tcMar>
-              <w:top w:w="350" w:type="dxa"/>
-              <w:left w:w="200" w:type="dxa"/>
-              <w:bottom w:w="350" w:type="dxa"/>
-              <w:right w:w="200" w:type="dxa"/>
-            </w:tcMar>
-          </w:tcPr>
-          <w:p>
-            <w:pPr>
-              <w:spacing w:after="0"/>
-              <w:jc w:val="center"/>
-              <w:rPr>
-                <w:rFonts w:asciiTheme="majorBidi" w:hAnsiTheme="majorBidi" w:cstheme="majorBidi"/>
-                <w:sz w:val="32"/>
-                <w:szCs w:val="32"/>
-              </w:rPr>
-            </w:pPr>
-            <w:r>
-              <w:rPr>
-                <w:rFonts w:asciiTheme="majorBidi" w:hAnsiTheme="majorBidi" w:cstheme="majorBidi"/>
-                <w:b/>
-                <w:i/>
-                <w:color w:val="B45309"/>
-                <w:sz w:val="32"/>
-                <w:szCs w:val="32"/>
-              </w:rPr>
-              <w:t>[แทรกภาพ: หน้าแดชบอร์ดสรุปยอดขายของผู้ขาย (Seller Dashboard)]</w:t>
-            </w:r>
-          </w:p>
-        </w:tc>
-      </w:tr>
-    </w:tbl>
     <w:p>
       <w:pPr>
         <w:spacing w:before="80" w:after="280"/>
         <w:jc w:val="center"/>
         <w:rPr>
           <w:rFonts w:asciiTheme="majorBidi" w:hAnsiTheme="majorBidi" w:cstheme="majorBidi"/>
-          <w:sz w:val="32"/>
-          <w:szCs w:val="32"/>
+          <w:sz w:val="30"/>
+          <w:szCs w:val="30"/>
         </w:rPr>
       </w:pPr>
+      <w:proofErr w:type="spellStart"/>
       <w:r>
         <w:rPr>
           <w:rFonts w:asciiTheme="majorBidi" w:hAnsiTheme="majorBidi" w:cstheme="majorBidi"/>
           <w:b/>
           <w:color w:val="475569"/>
-          <w:sz w:val="32"/>
-          <w:szCs w:val="32"/>
-        </w:rPr>
-        <w:t>ภาพที่ 4.9 แดชบอร์ดผู้ขาย สรุปยอดขายรวม และจำนวนเล่มที่จำหน่ายได้</w:t>
+          <w:sz w:val="30"/>
+          <w:szCs w:val="30"/>
+        </w:rPr>
+        <w:t>ภาพที่</w:t>
       </w:r>
+      <w:proofErr w:type="spellEnd"/>
+      <w:r>
+        <w:rPr>
+          <w:rFonts w:asciiTheme="majorBidi" w:hAnsiTheme="majorBidi" w:cstheme="majorBidi"/>
+          <w:b/>
+          <w:color w:val="475569"/>
+          <w:sz w:val="30"/>
+          <w:szCs w:val="30"/>
+        </w:rPr>
+        <w:t xml:space="preserve"> 4.4 </w:t>
+      </w:r>
+      <w:proofErr w:type="spellStart"/>
+      <w:r>
+        <w:rPr>
+          <w:rFonts w:asciiTheme="majorBidi" w:hAnsiTheme="majorBidi" w:cstheme="majorBidi"/>
+          <w:b/>
+          <w:color w:val="475569"/>
+          <w:sz w:val="30"/>
+          <w:szCs w:val="30"/>
+        </w:rPr>
+        <w:t>หน้าสั่งซื้อ</w:t>
+      </w:r>
+      <w:proofErr w:type="spellEnd"/>
+      <w:r>
+        <w:rPr>
+          <w:rFonts w:asciiTheme="majorBidi" w:hAnsiTheme="majorBidi" w:cstheme="majorBidi"/>
+          <w:b/>
+          <w:color w:val="475569"/>
+          <w:sz w:val="30"/>
+          <w:szCs w:val="30"/>
+        </w:rPr>
+        <w:t xml:space="preserve"> </w:t>
+      </w:r>
+      <w:proofErr w:type="spellStart"/>
+      <w:r>
+        <w:rPr>
+          <w:rFonts w:asciiTheme="majorBidi" w:hAnsiTheme="majorBidi" w:cstheme="majorBidi"/>
+          <w:b/>
+          <w:color w:val="475569"/>
+          <w:sz w:val="30"/>
+          <w:szCs w:val="30"/>
+        </w:rPr>
+        <w:t>ชำระเงิน</w:t>
+      </w:r>
+      <w:proofErr w:type="spellEnd"/>
+      <w:r>
+        <w:rPr>
+          <w:rFonts w:asciiTheme="majorBidi" w:hAnsiTheme="majorBidi" w:cstheme="majorBidi"/>
+          <w:b/>
+          <w:color w:val="475569"/>
+          <w:sz w:val="30"/>
+          <w:szCs w:val="30"/>
+        </w:rPr>
+        <w:t xml:space="preserve"> </w:t>
+      </w:r>
+      <w:proofErr w:type="spellStart"/>
+      <w:r>
+        <w:rPr>
+          <w:rFonts w:asciiTheme="majorBidi" w:hAnsiTheme="majorBidi" w:cstheme="majorBidi"/>
+          <w:b/>
+          <w:color w:val="475569"/>
+          <w:sz w:val="30"/>
+          <w:szCs w:val="30"/>
+        </w:rPr>
+        <w:t>และระบุช่องทางการโอนเงิน</w:t>
+      </w:r>
+      <w:proofErr w:type="spellEnd"/>
     </w:p>
-    <w:tbl>
-      <w:tblPr>
-        <w:tblW w:w="0" w:type="auto"/>
-        <w:jc w:val="center"/>
-        <w:tblBorders>
-          <w:top w:val="dashed" w:sz="8" w:space="0" w:color="D97706"/>
-          <w:left w:val="dashed" w:sz="8" w:space="0" w:color="D97706"/>
-          <w:bottom w:val="dashed" w:sz="8" w:space="0" w:color="D97706"/>
-          <w:right w:val="dashed" w:sz="8" w:space="0" w:color="D97706"/>
-        </w:tblBorders>
-        <w:tblLayout w:type="fixed"/>
-        <w:tblLook w:val="04A0" w:firstRow="1" w:lastRow="0" w:firstColumn="1" w:lastColumn="0" w:noHBand="0" w:noVBand="1"/>
-      </w:tblPr>
-      <w:tblGrid>
-        <w:gridCol w:w="9029"/>
-      </w:tblGrid>
-      <w:tr>
-        <w:trPr>
-          <w:jc w:val="center"/>
-        </w:trPr>
-        <w:tc>
-          <w:tcPr>
-            <w:tcW w:w="9029" w:type="dxa"/>
-            <w:shd w:val="clear" w:color="auto" w:fill="FEF9C3"/>
-            <w:tcMar>
-              <w:top w:w="350" w:type="dxa"/>
-              <w:left w:w="200" w:type="dxa"/>
-              <w:bottom w:w="350" w:type="dxa"/>
-              <w:right w:w="200" w:type="dxa"/>
-            </w:tcMar>
-          </w:tcPr>
-          <w:p>
-            <w:pPr>
-              <w:spacing w:after="0"/>
-              <w:jc w:val="center"/>
-              <w:rPr>
-                <w:rFonts w:asciiTheme="majorBidi" w:hAnsiTheme="majorBidi" w:cstheme="majorBidi"/>
-                <w:sz w:val="32"/>
-                <w:szCs w:val="32"/>
-              </w:rPr>
-            </w:pPr>
-            <w:r>
-              <w:rPr>
-                <w:rFonts w:asciiTheme="majorBidi" w:hAnsiTheme="majorBidi" w:cstheme="majorBidi"/>
-                <w:b/>
-                <w:i/>
-                <w:color w:val="B45309"/>
-                <w:sz w:val="32"/>
-                <w:szCs w:val="32"/>
-              </w:rPr>
-              <w:t>[แทรกภาพ: ฟอร์มลงขายหนังสือเล่มใหม่ พร้อมอัปโหลดไฟล์และปก]</w:t>
-            </w:r>
-          </w:p>
-        </w:tc>
-      </w:tr>
-    </w:tbl>
     <w:p>
       <w:pPr>
         <w:spacing w:before="80" w:after="280"/>
         <w:jc w:val="center"/>
         <w:rPr>
           <w:rFonts w:asciiTheme="majorBidi" w:hAnsiTheme="majorBidi" w:cstheme="majorBidi"/>
-          <w:sz w:val="32"/>
-          <w:szCs w:val="32"/>
+          <w:b/>
+          <w:color w:val="475569"/>
+          <w:sz w:val="30"/>
+          <w:szCs w:val="30"/>
         </w:rPr>
       </w:pPr>
       <w:r>
         <w:rPr>
           <w:rFonts w:asciiTheme="majorBidi" w:hAnsiTheme="majorBidi" w:cstheme="majorBidi"/>
           <w:b/>
+          <w:noProof/>
           <w:color w:val="475569"/>
-          <w:sz w:val="32"/>
-          <w:szCs w:val="32"/>
-        </w:rPr>
-        <w:t>ภาพที่ 4.10 ฟอร์มลงขายหนังสือ E-Book ใหม่ พร้อมอัปโหลดไฟล์ปกและ PDF</w:t>
+          <w:sz w:val="30"/>
+          <w:szCs w:val="30"/>
+        </w:rPr>
+        <w:lastRenderedPageBreak/>
+        <w:drawing>
+          <wp:inline distT="0" distB="0" distL="0" distR="0" wp14:anchorId="221F3128" wp14:editId="488E7098">
+            <wp:extent cx="5733415" cy="2830195"/>
+            <wp:effectExtent l="0" t="0" r="635" b="8255"/>
+            <wp:docPr id="1654873433" name="Picture 1"/>
+            <wp:cNvGraphicFramePr>
+              <a:graphicFrameLocks xmlns:a="http://schemas.openxmlformats.org/drawingml/2006/main" noChangeAspect="1"/>
+            </wp:cNvGraphicFramePr>
+            <a:graphic xmlns:a="http://schemas.openxmlformats.org/drawingml/2006/main">
+              <a:graphicData uri="http://schemas.openxmlformats.org/drawingml/2006/picture">
+                <pic:pic xmlns:pic="http://schemas.openxmlformats.org/drawingml/2006/picture">
+                  <pic:nvPicPr>
+                    <pic:cNvPr id="1654873433" name=""/>
+                    <pic:cNvPicPr/>
+                  </pic:nvPicPr>
+                  <pic:blipFill>
+                    <a:blip r:embed="rId14"/>
+                    <a:stretch>
+                      <a:fillRect/>
+                    </a:stretch>
+                  </pic:blipFill>
+                  <pic:spPr>
+                    <a:xfrm>
+                      <a:off x="0" y="0"/>
+                      <a:ext cx="5733415" cy="2830195"/>
+                    </a:xfrm>
+                    <a:prstGeom prst="rect">
+                      <a:avLst/>
+                    </a:prstGeom>
+                  </pic:spPr>
+                </pic:pic>
+              </a:graphicData>
+            </a:graphic>
+          </wp:inline>
+        </w:drawing>
       </w:r>
     </w:p>
-    <w:tbl>
-      <w:tblPr>
-        <w:tblW w:w="0" w:type="auto"/>
-        <w:jc w:val="center"/>
-        <w:tblBorders>
-          <w:top w:val="dashed" w:sz="8" w:space="0" w:color="D97706"/>
-          <w:left w:val="dashed" w:sz="8" w:space="0" w:color="D97706"/>
-          <w:bottom w:val="dashed" w:sz="8" w:space="0" w:color="D97706"/>
-          <w:right w:val="dashed" w:sz="8" w:space="0" w:color="D97706"/>
-        </w:tblBorders>
-        <w:tblLayout w:type="fixed"/>
-        <w:tblLook w:val="04A0" w:firstRow="1" w:lastRow="0" w:firstColumn="1" w:lastColumn="0" w:noHBand="0" w:noVBand="1"/>
-      </w:tblPr>
-      <w:tblGrid>
-        <w:gridCol w:w="9029"/>
-      </w:tblGrid>
-      <w:tr>
-        <w:trPr>
-          <w:jc w:val="center"/>
-        </w:trPr>
-        <w:tc>
-          <w:tcPr>
-            <w:tcW w:w="9029" w:type="dxa"/>
-            <w:shd w:val="clear" w:color="auto" w:fill="FEF9C3"/>
-            <w:tcMar>
-              <w:top w:w="350" w:type="dxa"/>
-              <w:left w:w="200" w:type="dxa"/>
-              <w:bottom w:w="350" w:type="dxa"/>
-              <w:right w:w="200" w:type="dxa"/>
-            </w:tcMar>
-          </w:tcPr>
-          <w:p>
-            <w:pPr>
-              <w:spacing w:after="0"/>
-              <w:jc w:val="center"/>
-              <w:rPr>
-                <w:rFonts w:asciiTheme="majorBidi" w:hAnsiTheme="majorBidi" w:cstheme="majorBidi"/>
-                <w:sz w:val="32"/>
-                <w:szCs w:val="32"/>
-              </w:rPr>
-            </w:pPr>
-            <w:r>
-              <w:rPr>
-                <w:rFonts w:asciiTheme="majorBidi" w:hAnsiTheme="majorBidi" w:cstheme="majorBidi"/>
-                <w:b/>
-                <w:i/>
-                <w:color w:val="B45309"/>
-                <w:sz w:val="32"/>
-                <w:szCs w:val="32"/>
-              </w:rPr>
-              <w:t>[แทรกภาพ: หน้าต่างยืนยันการลบหนังสือ]</w:t>
-            </w:r>
-          </w:p>
-        </w:tc>
-      </w:tr>
-    </w:tbl>
     <w:p>
       <w:pPr>
         <w:spacing w:before="80" w:after="280"/>
         <w:jc w:val="center"/>
         <w:rPr>
           <w:rFonts w:asciiTheme="majorBidi" w:hAnsiTheme="majorBidi" w:cstheme="majorBidi"/>
-          <w:sz w:val="32"/>
-          <w:szCs w:val="32"/>
+          <w:sz w:val="30"/>
+          <w:szCs w:val="30"/>
         </w:rPr>
       </w:pPr>
+      <w:proofErr w:type="spellStart"/>
       <w:r>
         <w:rPr>
           <w:rFonts w:asciiTheme="majorBidi" w:hAnsiTheme="majorBidi" w:cstheme="majorBidi"/>
           <w:b/>
           <w:color w:val="475569"/>
-          <w:sz w:val="32"/>
-          <w:szCs w:val="32"/>
-        </w:rPr>
-        <w:t>ภาพที่ 4.11 หน้าแก้ไขข้อมูลหนังสือ และหน้าต่างกล่องยืนยันก่อนลบข้อมูล</w:t>
+          <w:sz w:val="30"/>
+          <w:szCs w:val="30"/>
+        </w:rPr>
+        <w:t>ภาพที่</w:t>
+      </w:r>
+      <w:proofErr w:type="spellEnd"/>
+      <w:r>
+        <w:rPr>
+          <w:rFonts w:asciiTheme="majorBidi" w:hAnsiTheme="majorBidi" w:cstheme="majorBidi"/>
+          <w:b/>
+          <w:color w:val="475569"/>
+          <w:sz w:val="30"/>
+          <w:szCs w:val="30"/>
+        </w:rPr>
+        <w:t xml:space="preserve"> 4.5 </w:t>
+      </w:r>
+      <w:proofErr w:type="spellStart"/>
+      <w:r>
+        <w:rPr>
+          <w:rFonts w:asciiTheme="majorBidi" w:hAnsiTheme="majorBidi" w:cstheme="majorBidi"/>
+          <w:b/>
+          <w:color w:val="475569"/>
+          <w:sz w:val="30"/>
+          <w:szCs w:val="30"/>
+        </w:rPr>
+        <w:t>หน้าคลังหนังสือของฉัน</w:t>
+      </w:r>
+      <w:proofErr w:type="spellEnd"/>
+      <w:r>
+        <w:rPr>
+          <w:rFonts w:asciiTheme="majorBidi" w:hAnsiTheme="majorBidi" w:cstheme="majorBidi"/>
+          <w:b/>
+          <w:color w:val="475569"/>
+          <w:sz w:val="30"/>
+          <w:szCs w:val="30"/>
+        </w:rPr>
+        <w:t xml:space="preserve"> (My Library) แสดงเฉพาะเล่มที่ชำระเงินแล้ว</w:t>
       </w:r>
     </w:p>
-    <w:tbl>
-      <w:tblPr>
-        <w:tblW w:w="0" w:type="auto"/>
-        <w:jc w:val="center"/>
-        <w:tblBorders>
-          <w:top w:val="dashed" w:sz="8" w:space="0" w:color="D97706"/>
-          <w:left w:val="dashed" w:sz="8" w:space="0" w:color="D97706"/>
-          <w:bottom w:val="dashed" w:sz="8" w:space="0" w:color="D97706"/>
-          <w:right w:val="dashed" w:sz="8" w:space="0" w:color="D97706"/>
-        </w:tblBorders>
-        <w:tblLayout w:type="fixed"/>
-        <w:tblLook w:val="04A0" w:firstRow="1" w:lastRow="0" w:firstColumn="1" w:lastColumn="0" w:noHBand="0" w:noVBand="1"/>
-      </w:tblPr>
-      <w:tblGrid>
-        <w:gridCol w:w="9029"/>
-      </w:tblGrid>
-      <w:tr>
-        <w:trPr>
-          <w:jc w:val="center"/>
-        </w:trPr>
-        <w:tc>
-          <w:tcPr>
-            <w:tcW w:w="9029" w:type="dxa"/>
-            <w:shd w:val="clear" w:color="auto" w:fill="FEF9C3"/>
-            <w:tcMar>
-              <w:top w:w="350" w:type="dxa"/>
-              <w:left w:w="200" w:type="dxa"/>
-              <w:bottom w:w="350" w:type="dxa"/>
-              <w:right w:w="200" w:type="dxa"/>
-            </w:tcMar>
-          </w:tcPr>
-          <w:p>
-            <w:pPr>
-              <w:spacing w:after="0"/>
-              <w:jc w:val="center"/>
-              <w:rPr>
-                <w:rFonts w:asciiTheme="majorBidi" w:hAnsiTheme="majorBidi" w:cstheme="majorBidi"/>
-                <w:sz w:val="32"/>
-                <w:szCs w:val="32"/>
-              </w:rPr>
-            </w:pPr>
-            <w:r>
-              <w:rPr>
-                <w:rFonts w:asciiTheme="majorBidi" w:hAnsiTheme="majorBidi" w:cstheme="majorBidi"/>
-                <w:b/>
-                <w:i/>
-                <w:color w:val="B45309"/>
-                <w:sz w:val="32"/>
-                <w:szCs w:val="32"/>
-              </w:rPr>
-              <w:t>[แทรกภาพ: หน้าโปรไฟล์ผู้ใช้และการจัดการบัญชี]</w:t>
-            </w:r>
-          </w:p>
-        </w:tc>
-      </w:tr>
-    </w:tbl>
     <w:p>
       <w:pPr>
         <w:spacing w:before="80" w:after="280"/>
         <w:jc w:val="center"/>
         <w:rPr>
           <w:rFonts w:asciiTheme="majorBidi" w:hAnsiTheme="majorBidi" w:cstheme="majorBidi"/>
+          <w:b/>
+          <w:color w:val="475569"/>
           <w:sz w:val="32"/>
           <w:szCs w:val="32"/>
         </w:rPr>
@@ -15598,16 +12564,119 @@
         <w:rPr>
           <w:rFonts w:asciiTheme="majorBidi" w:hAnsiTheme="majorBidi" w:cstheme="majorBidi"/>
           <w:b/>
+          <w:noProof/>
           <w:color w:val="475569"/>
           <w:sz w:val="32"/>
           <w:szCs w:val="32"/>
         </w:rPr>
-        <w:t>ภาพที่ 4.12 หน้าโปรไฟล์ผู้ใช้งาน และการแก้ไขข้อมูลส่วนตัว</w:t>
+        <w:drawing>
+          <wp:inline distT="0" distB="0" distL="0" distR="0" wp14:anchorId="23CAD445" wp14:editId="418A5D79">
+            <wp:extent cx="5733415" cy="2796540"/>
+            <wp:effectExtent l="0" t="0" r="635" b="3810"/>
+            <wp:docPr id="1380803107" name="Picture 1"/>
+            <wp:cNvGraphicFramePr>
+              <a:graphicFrameLocks xmlns:a="http://schemas.openxmlformats.org/drawingml/2006/main" noChangeAspect="1"/>
+            </wp:cNvGraphicFramePr>
+            <a:graphic xmlns:a="http://schemas.openxmlformats.org/drawingml/2006/main">
+              <a:graphicData uri="http://schemas.openxmlformats.org/drawingml/2006/picture">
+                <pic:pic xmlns:pic="http://schemas.openxmlformats.org/drawingml/2006/picture">
+                  <pic:nvPicPr>
+                    <pic:cNvPr id="1380803107" name=""/>
+                    <pic:cNvPicPr/>
+                  </pic:nvPicPr>
+                  <pic:blipFill>
+                    <a:blip r:embed="rId15"/>
+                    <a:stretch>
+                      <a:fillRect/>
+                    </a:stretch>
+                  </pic:blipFill>
+                  <pic:spPr>
+                    <a:xfrm>
+                      <a:off x="0" y="0"/>
+                      <a:ext cx="5733415" cy="2796540"/>
+                    </a:xfrm>
+                    <a:prstGeom prst="rect">
+                      <a:avLst/>
+                    </a:prstGeom>
+                  </pic:spPr>
+                </pic:pic>
+              </a:graphicData>
+            </a:graphic>
+          </wp:inline>
+        </w:drawing>
       </w:r>
     </w:p>
     <w:p>
       <w:pPr>
-        <w:spacing w:before="240" w:after="80"/>
+        <w:spacing w:before="80" w:after="280"/>
+        <w:jc w:val="center"/>
+        <w:rPr>
+          <w:rFonts w:asciiTheme="majorBidi" w:hAnsiTheme="majorBidi" w:cstheme="majorBidi"/>
+          <w:sz w:val="32"/>
+          <w:szCs w:val="32"/>
+        </w:rPr>
+      </w:pPr>
+      <w:proofErr w:type="spellStart"/>
+      <w:r>
+        <w:rPr>
+          <w:rFonts w:asciiTheme="majorBidi" w:hAnsiTheme="majorBidi" w:cstheme="majorBidi"/>
+          <w:b/>
+          <w:color w:val="475569"/>
+          <w:sz w:val="32"/>
+          <w:szCs w:val="32"/>
+        </w:rPr>
+        <w:t>ภาพที่</w:t>
+      </w:r>
+      <w:proofErr w:type="spellEnd"/>
+      <w:r>
+        <w:rPr>
+          <w:rFonts w:asciiTheme="majorBidi" w:hAnsiTheme="majorBidi" w:cstheme="majorBidi"/>
+          <w:b/>
+          <w:color w:val="475569"/>
+          <w:sz w:val="32"/>
+          <w:szCs w:val="32"/>
+        </w:rPr>
+        <w:t xml:space="preserve"> 4.6 </w:t>
+      </w:r>
+      <w:proofErr w:type="spellStart"/>
+      <w:r>
+        <w:rPr>
+          <w:rFonts w:asciiTheme="majorBidi" w:hAnsiTheme="majorBidi" w:cstheme="majorBidi"/>
+          <w:b/>
+          <w:color w:val="475569"/>
+          <w:sz w:val="32"/>
+          <w:szCs w:val="32"/>
+        </w:rPr>
+        <w:t>หน้ารายละเอียดคำสั่งซื้อ</w:t>
+      </w:r>
+      <w:proofErr w:type="spellEnd"/>
+      <w:r>
+        <w:rPr>
+          <w:rFonts w:asciiTheme="majorBidi" w:hAnsiTheme="majorBidi" w:cstheme="majorBidi"/>
+          <w:b/>
+          <w:color w:val="475569"/>
+          <w:sz w:val="32"/>
+          <w:szCs w:val="32"/>
+        </w:rPr>
+        <w:t xml:space="preserve"> </w:t>
+      </w:r>
+      <w:proofErr w:type="spellStart"/>
+      <w:r>
+        <w:rPr>
+          <w:rFonts w:asciiTheme="majorBidi" w:hAnsiTheme="majorBidi" w:cstheme="majorBidi"/>
+          <w:b/>
+          <w:color w:val="475569"/>
+          <w:sz w:val="32"/>
+          <w:szCs w:val="32"/>
+        </w:rPr>
+        <w:t>และประวัติการสั่งซื้อย้อนหลัง</w:t>
+      </w:r>
+      <w:proofErr w:type="spellEnd"/>
+    </w:p>
+    <w:p>
+      <w:pPr>
+        <w:spacing w:before="80" w:after="280"/>
+        <w:jc w:val="center"/>
         <w:rPr>
           <w:rFonts w:asciiTheme="majorBidi" w:hAnsiTheme="majorBidi" w:cstheme="majorBidi"/>
           <w:sz w:val="32"/>
@@ -15618,13 +12687,767 @@
         <w:rPr>
           <w:rFonts w:asciiTheme="majorBidi" w:hAnsiTheme="majorBidi" w:cstheme="majorBidi"/>
           <w:b/>
+          <w:noProof/>
+          <w:color w:val="475569"/>
+          <w:sz w:val="32"/>
+          <w:szCs w:val="32"/>
+        </w:rPr>
+        <w:lastRenderedPageBreak/>
+        <w:drawing>
+          <wp:inline distT="0" distB="0" distL="0" distR="0" wp14:anchorId="3F7A3CBA" wp14:editId="76BE0EE1">
+            <wp:extent cx="5733415" cy="2819400"/>
+            <wp:effectExtent l="0" t="0" r="635" b="0"/>
+            <wp:docPr id="452863554" name="Picture 1"/>
+            <wp:cNvGraphicFramePr>
+              <a:graphicFrameLocks xmlns:a="http://schemas.openxmlformats.org/drawingml/2006/main" noChangeAspect="1"/>
+            </wp:cNvGraphicFramePr>
+            <a:graphic xmlns:a="http://schemas.openxmlformats.org/drawingml/2006/main">
+              <a:graphicData uri="http://schemas.openxmlformats.org/drawingml/2006/picture">
+                <pic:pic xmlns:pic="http://schemas.openxmlformats.org/drawingml/2006/picture">
+                  <pic:nvPicPr>
+                    <pic:cNvPr id="452863554" name=""/>
+                    <pic:cNvPicPr/>
+                  </pic:nvPicPr>
+                  <pic:blipFill>
+                    <a:blip r:embed="rId16"/>
+                    <a:stretch>
+                      <a:fillRect/>
+                    </a:stretch>
+                  </pic:blipFill>
+                  <pic:spPr>
+                    <a:xfrm>
+                      <a:off x="0" y="0"/>
+                      <a:ext cx="5733415" cy="2819400"/>
+                    </a:xfrm>
+                    <a:prstGeom prst="rect">
+                      <a:avLst/>
+                    </a:prstGeom>
+                  </pic:spPr>
+                </pic:pic>
+              </a:graphicData>
+            </a:graphic>
+          </wp:inline>
+        </w:drawing>
+      </w:r>
+      <w:proofErr w:type="spellStart"/>
+      <w:r>
+        <w:rPr>
+          <w:rFonts w:asciiTheme="majorBidi" w:hAnsiTheme="majorBidi" w:cstheme="majorBidi"/>
+          <w:b/>
+          <w:color w:val="475569"/>
+          <w:sz w:val="32"/>
+          <w:szCs w:val="32"/>
+        </w:rPr>
+        <w:t>ภาพที่</w:t>
+      </w:r>
+      <w:proofErr w:type="spellEnd"/>
+      <w:r>
+        <w:rPr>
+          <w:rFonts w:asciiTheme="majorBidi" w:hAnsiTheme="majorBidi" w:cstheme="majorBidi"/>
+          <w:b/>
+          <w:color w:val="475569"/>
+          <w:sz w:val="32"/>
+          <w:szCs w:val="32"/>
+        </w:rPr>
+        <w:t xml:space="preserve"> 4.7 </w:t>
+      </w:r>
+      <w:proofErr w:type="spellStart"/>
+      <w:r>
+        <w:rPr>
+          <w:rFonts w:asciiTheme="majorBidi" w:hAnsiTheme="majorBidi" w:cstheme="majorBidi"/>
+          <w:b/>
+          <w:color w:val="475569"/>
+          <w:sz w:val="32"/>
+          <w:szCs w:val="32"/>
+        </w:rPr>
+        <w:t>หน้าสมัครสมาชิก</w:t>
+      </w:r>
+      <w:proofErr w:type="spellEnd"/>
+      <w:r>
+        <w:rPr>
+          <w:rFonts w:asciiTheme="majorBidi" w:hAnsiTheme="majorBidi" w:cstheme="majorBidi"/>
+          <w:b/>
+          <w:color w:val="475569"/>
+          <w:sz w:val="32"/>
+          <w:szCs w:val="32"/>
+        </w:rPr>
+        <w:t xml:space="preserve"> (</w:t>
+      </w:r>
+      <w:proofErr w:type="spellStart"/>
+      <w:r>
+        <w:rPr>
+          <w:rFonts w:asciiTheme="majorBidi" w:hAnsiTheme="majorBidi" w:cstheme="majorBidi"/>
+          <w:b/>
+          <w:color w:val="475569"/>
+          <w:sz w:val="32"/>
+          <w:szCs w:val="32"/>
+        </w:rPr>
+        <w:t>แสดงข้อความตรวจสอบความถูกต้องภาษาไทย</w:t>
+      </w:r>
+      <w:proofErr w:type="spellEnd"/>
+      <w:r>
+        <w:rPr>
+          <w:rFonts w:asciiTheme="majorBidi" w:hAnsiTheme="majorBidi" w:cstheme="majorBidi"/>
+          <w:b/>
+          <w:color w:val="475569"/>
+          <w:sz w:val="32"/>
+          <w:szCs w:val="32"/>
+        </w:rPr>
+        <w:t>)</w:t>
+      </w:r>
+    </w:p>
+    <w:p>
+      <w:pPr>
+        <w:spacing w:before="80" w:after="280"/>
+        <w:jc w:val="center"/>
+        <w:rPr>
+          <w:rFonts w:asciiTheme="majorBidi" w:hAnsiTheme="majorBidi" w:cstheme="majorBidi"/>
+          <w:sz w:val="32"/>
+          <w:szCs w:val="32"/>
+        </w:rPr>
+      </w:pPr>
+      <w:r>
+        <w:rPr>
+          <w:rFonts w:asciiTheme="majorBidi" w:hAnsiTheme="majorBidi" w:cstheme="majorBidi"/>
+          <w:b/>
+          <w:noProof/>
+          <w:color w:val="475569"/>
+          <w:sz w:val="32"/>
+          <w:szCs w:val="32"/>
+        </w:rPr>
+        <w:drawing>
+          <wp:inline distT="0" distB="0" distL="0" distR="0" wp14:anchorId="5962020E" wp14:editId="799E0420">
+            <wp:extent cx="5733415" cy="2795905"/>
+            <wp:effectExtent l="0" t="0" r="635" b="4445"/>
+            <wp:docPr id="539092833" name="Picture 1"/>
+            <wp:cNvGraphicFramePr>
+              <a:graphicFrameLocks xmlns:a="http://schemas.openxmlformats.org/drawingml/2006/main" noChangeAspect="1"/>
+            </wp:cNvGraphicFramePr>
+            <a:graphic xmlns:a="http://schemas.openxmlformats.org/drawingml/2006/main">
+              <a:graphicData uri="http://schemas.openxmlformats.org/drawingml/2006/picture">
+                <pic:pic xmlns:pic="http://schemas.openxmlformats.org/drawingml/2006/picture">
+                  <pic:nvPicPr>
+                    <pic:cNvPr id="539092833" name=""/>
+                    <pic:cNvPicPr/>
+                  </pic:nvPicPr>
+                  <pic:blipFill>
+                    <a:blip r:embed="rId17"/>
+                    <a:stretch>
+                      <a:fillRect/>
+                    </a:stretch>
+                  </pic:blipFill>
+                  <pic:spPr>
+                    <a:xfrm>
+                      <a:off x="0" y="0"/>
+                      <a:ext cx="5733415" cy="2795905"/>
+                    </a:xfrm>
+                    <a:prstGeom prst="rect">
+                      <a:avLst/>
+                    </a:prstGeom>
+                  </pic:spPr>
+                </pic:pic>
+              </a:graphicData>
+            </a:graphic>
+          </wp:inline>
+        </w:drawing>
+      </w:r>
+      <w:proofErr w:type="spellStart"/>
+      <w:r>
+        <w:rPr>
+          <w:rFonts w:asciiTheme="majorBidi" w:hAnsiTheme="majorBidi" w:cstheme="majorBidi"/>
+          <w:b/>
+          <w:color w:val="475569"/>
+          <w:sz w:val="32"/>
+          <w:szCs w:val="32"/>
+        </w:rPr>
+        <w:t>ภาพที่</w:t>
+      </w:r>
+      <w:proofErr w:type="spellEnd"/>
+      <w:r>
+        <w:rPr>
+          <w:rFonts w:asciiTheme="majorBidi" w:hAnsiTheme="majorBidi" w:cstheme="majorBidi"/>
+          <w:b/>
+          <w:color w:val="475569"/>
+          <w:sz w:val="32"/>
+          <w:szCs w:val="32"/>
+        </w:rPr>
+        <w:t xml:space="preserve"> 4.8 </w:t>
+      </w:r>
+      <w:proofErr w:type="spellStart"/>
+      <w:r>
+        <w:rPr>
+          <w:rFonts w:asciiTheme="majorBidi" w:hAnsiTheme="majorBidi" w:cstheme="majorBidi"/>
+          <w:b/>
+          <w:color w:val="475569"/>
+          <w:sz w:val="32"/>
+          <w:szCs w:val="32"/>
+        </w:rPr>
+        <w:t>หน้าเข้าสู่ระบบ</w:t>
+      </w:r>
+      <w:proofErr w:type="spellEnd"/>
+      <w:r>
+        <w:rPr>
+          <w:rFonts w:asciiTheme="majorBidi" w:hAnsiTheme="majorBidi" w:cstheme="majorBidi"/>
+          <w:b/>
+          <w:color w:val="475569"/>
+          <w:sz w:val="32"/>
+          <w:szCs w:val="32"/>
+        </w:rPr>
+        <w:t xml:space="preserve"> </w:t>
+      </w:r>
+      <w:proofErr w:type="spellStart"/>
+      <w:r>
+        <w:rPr>
+          <w:rFonts w:asciiTheme="majorBidi" w:hAnsiTheme="majorBidi" w:cstheme="majorBidi"/>
+          <w:b/>
+          <w:color w:val="475569"/>
+          <w:sz w:val="32"/>
+          <w:szCs w:val="32"/>
+        </w:rPr>
+        <w:t>และการแสดงสถานะบทบาทผู้ใช้งาน</w:t>
+      </w:r>
+      <w:proofErr w:type="spellEnd"/>
+    </w:p>
+    <w:p>
+      <w:pPr>
+        <w:spacing w:before="80" w:after="280"/>
+        <w:jc w:val="center"/>
+        <w:rPr>
+          <w:rFonts w:asciiTheme="majorBidi" w:hAnsiTheme="majorBidi" w:cstheme="majorBidi"/>
+          <w:sz w:val="32"/>
+          <w:szCs w:val="32"/>
+        </w:rPr>
+      </w:pPr>
+      <w:r>
+        <w:rPr>
+          <w:rFonts w:asciiTheme="majorBidi" w:hAnsiTheme="majorBidi" w:cstheme="majorBidi"/>
+          <w:b/>
+          <w:noProof/>
+          <w:color w:val="475569"/>
+          <w:sz w:val="32"/>
+          <w:szCs w:val="32"/>
+        </w:rPr>
+        <w:lastRenderedPageBreak/>
+        <w:drawing>
+          <wp:inline distT="0" distB="0" distL="0" distR="0" wp14:anchorId="7C368BC0" wp14:editId="444035B3">
+            <wp:extent cx="5733415" cy="2840990"/>
+            <wp:effectExtent l="0" t="0" r="635" b="0"/>
+            <wp:docPr id="1496236666" name="Picture 1"/>
+            <wp:cNvGraphicFramePr>
+              <a:graphicFrameLocks xmlns:a="http://schemas.openxmlformats.org/drawingml/2006/main" noChangeAspect="1"/>
+            </wp:cNvGraphicFramePr>
+            <a:graphic xmlns:a="http://schemas.openxmlformats.org/drawingml/2006/main">
+              <a:graphicData uri="http://schemas.openxmlformats.org/drawingml/2006/picture">
+                <pic:pic xmlns:pic="http://schemas.openxmlformats.org/drawingml/2006/picture">
+                  <pic:nvPicPr>
+                    <pic:cNvPr id="1496236666" name=""/>
+                    <pic:cNvPicPr/>
+                  </pic:nvPicPr>
+                  <pic:blipFill>
+                    <a:blip r:embed="rId18"/>
+                    <a:stretch>
+                      <a:fillRect/>
+                    </a:stretch>
+                  </pic:blipFill>
+                  <pic:spPr>
+                    <a:xfrm>
+                      <a:off x="0" y="0"/>
+                      <a:ext cx="5733415" cy="2840990"/>
+                    </a:xfrm>
+                    <a:prstGeom prst="rect">
+                      <a:avLst/>
+                    </a:prstGeom>
+                  </pic:spPr>
+                </pic:pic>
+              </a:graphicData>
+            </a:graphic>
+          </wp:inline>
+        </w:drawing>
+      </w:r>
+      <w:proofErr w:type="spellStart"/>
+      <w:r>
+        <w:rPr>
+          <w:rFonts w:asciiTheme="majorBidi" w:hAnsiTheme="majorBidi" w:cstheme="majorBidi"/>
+          <w:b/>
+          <w:color w:val="475569"/>
+          <w:sz w:val="32"/>
+          <w:szCs w:val="32"/>
+        </w:rPr>
+        <w:t>ภาพที่</w:t>
+      </w:r>
+      <w:proofErr w:type="spellEnd"/>
+      <w:r>
+        <w:rPr>
+          <w:rFonts w:asciiTheme="majorBidi" w:hAnsiTheme="majorBidi" w:cstheme="majorBidi"/>
+          <w:b/>
+          <w:color w:val="475569"/>
+          <w:sz w:val="32"/>
+          <w:szCs w:val="32"/>
+        </w:rPr>
+        <w:t xml:space="preserve"> 4.9 </w:t>
+      </w:r>
+      <w:proofErr w:type="spellStart"/>
+      <w:r>
+        <w:rPr>
+          <w:rFonts w:asciiTheme="majorBidi" w:hAnsiTheme="majorBidi" w:cstheme="majorBidi"/>
+          <w:b/>
+          <w:color w:val="475569"/>
+          <w:sz w:val="32"/>
+          <w:szCs w:val="32"/>
+        </w:rPr>
+        <w:t>แดชบอร์ดผู้ขาย</w:t>
+      </w:r>
+      <w:proofErr w:type="spellEnd"/>
+      <w:r>
+        <w:rPr>
+          <w:rFonts w:asciiTheme="majorBidi" w:hAnsiTheme="majorBidi" w:cstheme="majorBidi"/>
+          <w:b/>
+          <w:color w:val="475569"/>
+          <w:sz w:val="32"/>
+          <w:szCs w:val="32"/>
+        </w:rPr>
+        <w:t xml:space="preserve"> </w:t>
+      </w:r>
+      <w:proofErr w:type="spellStart"/>
+      <w:r>
+        <w:rPr>
+          <w:rFonts w:asciiTheme="majorBidi" w:hAnsiTheme="majorBidi" w:cstheme="majorBidi"/>
+          <w:b/>
+          <w:color w:val="475569"/>
+          <w:sz w:val="32"/>
+          <w:szCs w:val="32"/>
+        </w:rPr>
+        <w:t>สรุปยอดขายรวม</w:t>
+      </w:r>
+      <w:proofErr w:type="spellEnd"/>
+      <w:r>
+        <w:rPr>
+          <w:rFonts w:asciiTheme="majorBidi" w:hAnsiTheme="majorBidi" w:cstheme="majorBidi"/>
+          <w:b/>
+          <w:color w:val="475569"/>
+          <w:sz w:val="32"/>
+          <w:szCs w:val="32"/>
+        </w:rPr>
+        <w:t xml:space="preserve"> และจำนวนเล่มที่จำหน่ายได้</w:t>
+      </w:r>
+    </w:p>
+    <w:p>
+      <w:pPr>
+        <w:spacing w:before="80" w:after="280"/>
+        <w:jc w:val="center"/>
+        <w:rPr>
+          <w:rFonts w:asciiTheme="majorBidi" w:hAnsiTheme="majorBidi" w:cstheme="majorBidi"/>
+          <w:sz w:val="32"/>
+          <w:szCs w:val="32"/>
+        </w:rPr>
+      </w:pPr>
+      <w:r>
+        <w:rPr>
+          <w:rFonts w:asciiTheme="majorBidi" w:hAnsiTheme="majorBidi" w:cstheme="majorBidi"/>
+          <w:b/>
+          <w:noProof/>
+          <w:color w:val="475569"/>
+          <w:sz w:val="32"/>
+          <w:szCs w:val="32"/>
+        </w:rPr>
+        <w:drawing>
+          <wp:inline distT="0" distB="0" distL="0" distR="0" wp14:anchorId="33925C1F" wp14:editId="7ECFE4CA">
+            <wp:extent cx="5733415" cy="2854325"/>
+            <wp:effectExtent l="0" t="0" r="635" b="3175"/>
+            <wp:docPr id="1408611854" name="Picture 1"/>
+            <wp:cNvGraphicFramePr>
+              <a:graphicFrameLocks xmlns:a="http://schemas.openxmlformats.org/drawingml/2006/main" noChangeAspect="1"/>
+            </wp:cNvGraphicFramePr>
+            <a:graphic xmlns:a="http://schemas.openxmlformats.org/drawingml/2006/main">
+              <a:graphicData uri="http://schemas.openxmlformats.org/drawingml/2006/picture">
+                <pic:pic xmlns:pic="http://schemas.openxmlformats.org/drawingml/2006/picture">
+                  <pic:nvPicPr>
+                    <pic:cNvPr id="1408611854" name=""/>
+                    <pic:cNvPicPr/>
+                  </pic:nvPicPr>
+                  <pic:blipFill>
+                    <a:blip r:embed="rId19"/>
+                    <a:stretch>
+                      <a:fillRect/>
+                    </a:stretch>
+                  </pic:blipFill>
+                  <pic:spPr>
+                    <a:xfrm>
+                      <a:off x="0" y="0"/>
+                      <a:ext cx="5733415" cy="2854325"/>
+                    </a:xfrm>
+                    <a:prstGeom prst="rect">
+                      <a:avLst/>
+                    </a:prstGeom>
+                  </pic:spPr>
+                </pic:pic>
+              </a:graphicData>
+            </a:graphic>
+          </wp:inline>
+        </w:drawing>
+      </w:r>
+      <w:proofErr w:type="spellStart"/>
+      <w:r>
+        <w:rPr>
+          <w:rFonts w:asciiTheme="majorBidi" w:hAnsiTheme="majorBidi" w:cstheme="majorBidi"/>
+          <w:b/>
+          <w:color w:val="475569"/>
+          <w:sz w:val="32"/>
+          <w:szCs w:val="32"/>
+        </w:rPr>
+        <w:t>ภาพที่</w:t>
+      </w:r>
+      <w:proofErr w:type="spellEnd"/>
+      <w:r>
+        <w:rPr>
+          <w:rFonts w:asciiTheme="majorBidi" w:hAnsiTheme="majorBidi" w:cstheme="majorBidi"/>
+          <w:b/>
+          <w:color w:val="475569"/>
+          <w:sz w:val="32"/>
+          <w:szCs w:val="32"/>
+        </w:rPr>
+        <w:t xml:space="preserve"> 4.10 </w:t>
+      </w:r>
+      <w:proofErr w:type="spellStart"/>
+      <w:r>
+        <w:rPr>
+          <w:rFonts w:asciiTheme="majorBidi" w:hAnsiTheme="majorBidi" w:cstheme="majorBidi"/>
+          <w:b/>
+          <w:color w:val="475569"/>
+          <w:sz w:val="32"/>
+          <w:szCs w:val="32"/>
+        </w:rPr>
+        <w:t>ฟอร์มลงขายหนังสือ</w:t>
+      </w:r>
+      <w:proofErr w:type="spellEnd"/>
+      <w:r>
+        <w:rPr>
+          <w:rFonts w:asciiTheme="majorBidi" w:hAnsiTheme="majorBidi" w:cstheme="majorBidi"/>
+          <w:b/>
+          <w:color w:val="475569"/>
+          <w:sz w:val="32"/>
+          <w:szCs w:val="32"/>
+        </w:rPr>
+        <w:t xml:space="preserve"> E-Book ใหม่ พร้อมอัปโหลดไฟล์ปกและ PDF</w:t>
+      </w:r>
+    </w:p>
+    <w:p>
+      <w:pPr>
+        <w:spacing w:before="80" w:after="280"/>
+        <w:jc w:val="center"/>
+        <w:rPr>
+          <w:rFonts w:asciiTheme="majorBidi" w:hAnsiTheme="majorBidi" w:cstheme="majorBidi"/>
+          <w:sz w:val="32"/>
+          <w:szCs w:val="32"/>
+        </w:rPr>
+      </w:pPr>
+      <w:r>
+        <w:rPr>
+          <w:rFonts w:asciiTheme="majorBidi" w:hAnsiTheme="majorBidi" w:cstheme="majorBidi"/>
+          <w:b/>
+          <w:noProof/>
+          <w:color w:val="475569"/>
+          <w:sz w:val="32"/>
+          <w:szCs w:val="32"/>
+        </w:rPr>
+        <w:lastRenderedPageBreak/>
+        <w:drawing>
+          <wp:inline distT="0" distB="0" distL="0" distR="0" wp14:anchorId="45B66AC2" wp14:editId="07309BBC">
+            <wp:extent cx="5733415" cy="2805430"/>
+            <wp:effectExtent l="0" t="0" r="635" b="0"/>
+            <wp:docPr id="858777133" name="Picture 1"/>
+            <wp:cNvGraphicFramePr>
+              <a:graphicFrameLocks xmlns:a="http://schemas.openxmlformats.org/drawingml/2006/main" noChangeAspect="1"/>
+            </wp:cNvGraphicFramePr>
+            <a:graphic xmlns:a="http://schemas.openxmlformats.org/drawingml/2006/main">
+              <a:graphicData uri="http://schemas.openxmlformats.org/drawingml/2006/picture">
+                <pic:pic xmlns:pic="http://schemas.openxmlformats.org/drawingml/2006/picture">
+                  <pic:nvPicPr>
+                    <pic:cNvPr id="858777133" name=""/>
+                    <pic:cNvPicPr/>
+                  </pic:nvPicPr>
+                  <pic:blipFill>
+                    <a:blip r:embed="rId20"/>
+                    <a:stretch>
+                      <a:fillRect/>
+                    </a:stretch>
+                  </pic:blipFill>
+                  <pic:spPr>
+                    <a:xfrm>
+                      <a:off x="0" y="0"/>
+                      <a:ext cx="5733415" cy="2805430"/>
+                    </a:xfrm>
+                    <a:prstGeom prst="rect">
+                      <a:avLst/>
+                    </a:prstGeom>
+                  </pic:spPr>
+                </pic:pic>
+              </a:graphicData>
+            </a:graphic>
+          </wp:inline>
+        </w:drawing>
+      </w:r>
+      <w:proofErr w:type="spellStart"/>
+      <w:r>
+        <w:rPr>
+          <w:rFonts w:asciiTheme="majorBidi" w:hAnsiTheme="majorBidi" w:cstheme="majorBidi"/>
+          <w:b/>
+          <w:color w:val="475569"/>
+          <w:sz w:val="32"/>
+          <w:szCs w:val="32"/>
+        </w:rPr>
+        <w:t>ภาพที่</w:t>
+      </w:r>
+      <w:proofErr w:type="spellEnd"/>
+      <w:r>
+        <w:rPr>
+          <w:rFonts w:asciiTheme="majorBidi" w:hAnsiTheme="majorBidi" w:cstheme="majorBidi"/>
+          <w:b/>
+          <w:color w:val="475569"/>
+          <w:sz w:val="32"/>
+          <w:szCs w:val="32"/>
+        </w:rPr>
+        <w:t xml:space="preserve"> 4.11 </w:t>
+      </w:r>
+      <w:proofErr w:type="spellStart"/>
+      <w:r>
+        <w:rPr>
+          <w:rFonts w:asciiTheme="majorBidi" w:hAnsiTheme="majorBidi" w:cstheme="majorBidi"/>
+          <w:b/>
+          <w:color w:val="475569"/>
+          <w:sz w:val="32"/>
+          <w:szCs w:val="32"/>
+        </w:rPr>
+        <w:t>หน้าแก้ไขข้อมูลหนังสือ</w:t>
+      </w:r>
+      <w:proofErr w:type="spellEnd"/>
+      <w:r>
+        <w:rPr>
+          <w:rFonts w:asciiTheme="majorBidi" w:hAnsiTheme="majorBidi" w:cstheme="majorBidi"/>
+          <w:b/>
+          <w:color w:val="475569"/>
+          <w:sz w:val="32"/>
+          <w:szCs w:val="32"/>
+        </w:rPr>
+        <w:t xml:space="preserve"> </w:t>
+      </w:r>
+      <w:proofErr w:type="spellStart"/>
+      <w:r>
+        <w:rPr>
+          <w:rFonts w:asciiTheme="majorBidi" w:hAnsiTheme="majorBidi" w:cstheme="majorBidi"/>
+          <w:b/>
+          <w:color w:val="475569"/>
+          <w:sz w:val="32"/>
+          <w:szCs w:val="32"/>
+        </w:rPr>
+        <w:t>และหน้าต่างกล่องยืนยันก่อนลบข้อมูล</w:t>
+      </w:r>
+      <w:proofErr w:type="spellEnd"/>
+    </w:p>
+    <w:p>
+      <w:pPr>
+        <w:spacing w:before="80" w:after="280"/>
+        <w:jc w:val="center"/>
+        <w:rPr>
+          <w:rFonts w:asciiTheme="majorBidi" w:hAnsiTheme="majorBidi" w:cstheme="majorBidi"/>
+          <w:sz w:val="32"/>
+          <w:szCs w:val="32"/>
+        </w:rPr>
+      </w:pPr>
+      <w:r>
+        <w:rPr>
+          <w:rFonts w:asciiTheme="majorBidi" w:hAnsiTheme="majorBidi" w:cstheme="majorBidi"/>
+          <w:b/>
+          <w:noProof/>
+          <w:color w:val="475569"/>
+          <w:sz w:val="32"/>
+          <w:szCs w:val="32"/>
+        </w:rPr>
+        <w:drawing>
+          <wp:inline distT="0" distB="0" distL="0" distR="0" wp14:anchorId="41815DB5" wp14:editId="46DF149F">
+            <wp:extent cx="5733415" cy="2827020"/>
+            <wp:effectExtent l="0" t="0" r="635" b="0"/>
+            <wp:docPr id="206248871" name="Picture 1"/>
+            <wp:cNvGraphicFramePr>
+              <a:graphicFrameLocks xmlns:a="http://schemas.openxmlformats.org/drawingml/2006/main" noChangeAspect="1"/>
+            </wp:cNvGraphicFramePr>
+            <a:graphic xmlns:a="http://schemas.openxmlformats.org/drawingml/2006/main">
+              <a:graphicData uri="http://schemas.openxmlformats.org/drawingml/2006/picture">
+                <pic:pic xmlns:pic="http://schemas.openxmlformats.org/drawingml/2006/picture">
+                  <pic:nvPicPr>
+                    <pic:cNvPr id="206248871" name=""/>
+                    <pic:cNvPicPr/>
+                  </pic:nvPicPr>
+                  <pic:blipFill>
+                    <a:blip r:embed="rId21"/>
+                    <a:stretch>
+                      <a:fillRect/>
+                    </a:stretch>
+                  </pic:blipFill>
+                  <pic:spPr>
+                    <a:xfrm>
+                      <a:off x="0" y="0"/>
+                      <a:ext cx="5733415" cy="2827020"/>
+                    </a:xfrm>
+                    <a:prstGeom prst="rect">
+                      <a:avLst/>
+                    </a:prstGeom>
+                  </pic:spPr>
+                </pic:pic>
+              </a:graphicData>
+            </a:graphic>
+          </wp:inline>
+        </w:drawing>
+      </w:r>
+      <w:proofErr w:type="spellStart"/>
+      <w:r>
+        <w:rPr>
+          <w:rFonts w:asciiTheme="majorBidi" w:hAnsiTheme="majorBidi" w:cstheme="majorBidi"/>
+          <w:b/>
+          <w:color w:val="475569"/>
+          <w:sz w:val="32"/>
+          <w:szCs w:val="32"/>
+        </w:rPr>
+        <w:t>ภาพที่</w:t>
+      </w:r>
+      <w:proofErr w:type="spellEnd"/>
+      <w:r>
+        <w:rPr>
+          <w:rFonts w:asciiTheme="majorBidi" w:hAnsiTheme="majorBidi" w:cstheme="majorBidi"/>
+          <w:b/>
+          <w:color w:val="475569"/>
+          <w:sz w:val="32"/>
+          <w:szCs w:val="32"/>
+        </w:rPr>
+        <w:t xml:space="preserve"> 4.12 </w:t>
+      </w:r>
+      <w:proofErr w:type="spellStart"/>
+      <w:r>
+        <w:rPr>
+          <w:rFonts w:asciiTheme="majorBidi" w:hAnsiTheme="majorBidi" w:cstheme="majorBidi"/>
+          <w:b/>
+          <w:color w:val="475569"/>
+          <w:sz w:val="32"/>
+          <w:szCs w:val="32"/>
+        </w:rPr>
+        <w:t>หน้าโปรไฟล์ผู้ใช้งาน</w:t>
+      </w:r>
+      <w:proofErr w:type="spellEnd"/>
+      <w:r>
+        <w:rPr>
+          <w:rFonts w:asciiTheme="majorBidi" w:hAnsiTheme="majorBidi" w:cstheme="majorBidi"/>
+          <w:b/>
+          <w:color w:val="475569"/>
+          <w:sz w:val="32"/>
+          <w:szCs w:val="32"/>
+        </w:rPr>
+        <w:t xml:space="preserve"> </w:t>
+      </w:r>
+      <w:proofErr w:type="spellStart"/>
+      <w:r>
+        <w:rPr>
+          <w:rFonts w:asciiTheme="majorBidi" w:hAnsiTheme="majorBidi" w:cstheme="majorBidi"/>
+          <w:b/>
+          <w:color w:val="475569"/>
+          <w:sz w:val="32"/>
+          <w:szCs w:val="32"/>
+        </w:rPr>
+        <w:t>และการแก้ไขข้อมูลส่วนตัว</w:t>
+      </w:r>
+      <w:proofErr w:type="spellEnd"/>
+    </w:p>
+    <w:p>
+      <w:pPr>
+        <w:spacing w:before="240" w:after="80"/>
+        <w:rPr>
+          <w:rFonts w:asciiTheme="majorBidi" w:hAnsiTheme="majorBidi" w:cstheme="majorBidi"/>
+          <w:b/>
           <w:color w:val="1E293B"/>
           <w:sz w:val="32"/>
           <w:szCs w:val="32"/>
         </w:rPr>
+      </w:pPr>
+    </w:p>
+    <w:p>
+      <w:pPr>
+        <w:spacing w:before="240" w:after="80"/>
+        <w:rPr>
+          <w:rFonts w:asciiTheme="majorBidi" w:hAnsiTheme="majorBidi" w:cstheme="majorBidi"/>
+          <w:b/>
+          <w:color w:val="1E293B"/>
+          <w:sz w:val="32"/>
+          <w:szCs w:val="32"/>
+        </w:rPr>
+      </w:pPr>
+    </w:p>
+    <w:p>
+      <w:pPr>
+        <w:spacing w:before="240" w:after="80"/>
+        <w:rPr>
+          <w:rFonts w:asciiTheme="majorBidi" w:hAnsiTheme="majorBidi" w:cstheme="majorBidi"/>
+          <w:b/>
+          <w:color w:val="1E293B"/>
+          <w:sz w:val="32"/>
+          <w:szCs w:val="32"/>
+        </w:rPr>
+      </w:pPr>
+    </w:p>
+    <w:p>
+      <w:pPr>
+        <w:spacing w:before="240" w:after="80"/>
+        <w:rPr>
+          <w:rFonts w:asciiTheme="majorBidi" w:hAnsiTheme="majorBidi" w:cstheme="majorBidi"/>
+          <w:b/>
+          <w:color w:val="1E293B"/>
+          <w:sz w:val="32"/>
+          <w:szCs w:val="32"/>
+        </w:rPr>
+      </w:pPr>
+    </w:p>
+    <w:p>
+      <w:pPr>
+        <w:spacing w:before="240" w:after="80"/>
+        <w:rPr>
+          <w:rFonts w:asciiTheme="majorBidi" w:hAnsiTheme="majorBidi" w:cstheme="majorBidi"/>
+          <w:b/>
+          <w:color w:val="1E293B"/>
+          <w:sz w:val="32"/>
+          <w:szCs w:val="32"/>
+        </w:rPr>
+      </w:pPr>
+    </w:p>
+    <w:p>
+      <w:pPr>
+        <w:spacing w:before="240" w:after="80"/>
+        <w:rPr>
+          <w:rFonts w:asciiTheme="majorBidi" w:hAnsiTheme="majorBidi" w:cstheme="majorBidi"/>
+          <w:sz w:val="32"/>
+          <w:szCs w:val="32"/>
+        </w:rPr>
+      </w:pPr>
+      <w:r>
+        <w:rPr>
+          <w:rFonts w:asciiTheme="majorBidi" w:hAnsiTheme="majorBidi" w:cstheme="majorBidi"/>
+          <w:b/>
+          <w:color w:val="1E293B"/>
+          <w:sz w:val="32"/>
+          <w:szCs w:val="32"/>
+        </w:rPr>
         <w:lastRenderedPageBreak/>
-        <w:t>4.13 สรุปผลการพัฒนา</w:t>
+        <w:t xml:space="preserve">4.13 </w:t>
       </w:r>
+      <w:proofErr w:type="spellStart"/>
+      <w:r>
+        <w:rPr>
+          <w:rFonts w:asciiTheme="majorBidi" w:hAnsiTheme="majorBidi" w:cstheme="majorBidi"/>
+          <w:b/>
+          <w:color w:val="1E293B"/>
+          <w:sz w:val="32"/>
+          <w:szCs w:val="32"/>
+        </w:rPr>
+        <w:t>สรุปผลการพัฒนา</w:t>
+      </w:r>
+      <w:proofErr w:type="spellEnd"/>
     </w:p>
     <w:tbl>
       <w:tblPr>
@@ -16836,62 +14659,6 @@
         </w:rPr>
       </w:pPr>
     </w:p>
-    <w:tbl>
-      <w:tblPr>
-        <w:tblW w:w="0" w:type="auto"/>
-        <w:jc w:val="center"/>
-        <w:tblBorders>
-          <w:top w:val="dashed" w:sz="8" w:space="0" w:color="D97706"/>
-          <w:left w:val="dashed" w:sz="8" w:space="0" w:color="D97706"/>
-          <w:bottom w:val="dashed" w:sz="8" w:space="0" w:color="D97706"/>
-          <w:right w:val="dashed" w:sz="8" w:space="0" w:color="D97706"/>
-        </w:tblBorders>
-        <w:tblLayout w:type="fixed"/>
-        <w:tblLook w:val="04A0" w:firstRow="1" w:lastRow="0" w:firstColumn="1" w:lastColumn="0" w:noHBand="0" w:noVBand="1"/>
-      </w:tblPr>
-      <w:tblGrid>
-        <w:gridCol w:w="9029"/>
-      </w:tblGrid>
-      <w:tr>
-        <w:trPr>
-          <w:jc w:val="center"/>
-        </w:trPr>
-        <w:tc>
-          <w:tcPr>
-            <w:tcW w:w="9029" w:type="dxa"/>
-            <w:shd w:val="clear" w:color="auto" w:fill="FEF9C3"/>
-            <w:tcMar>
-              <w:top w:w="350" w:type="dxa"/>
-              <w:left w:w="200" w:type="dxa"/>
-              <w:bottom w:w="350" w:type="dxa"/>
-              <w:right w:w="200" w:type="dxa"/>
-            </w:tcMar>
-          </w:tcPr>
-          <w:p>
-            <w:pPr>
-              <w:spacing w:after="0"/>
-              <w:jc w:val="center"/>
-              <w:rPr>
-                <w:rFonts w:asciiTheme="majorBidi" w:hAnsiTheme="majorBidi" w:cstheme="majorBidi"/>
-                <w:sz w:val="32"/>
-                <w:szCs w:val="32"/>
-              </w:rPr>
-            </w:pPr>
-            <w:r>
-              <w:rPr>
-                <w:rFonts w:asciiTheme="majorBidi" w:hAnsiTheme="majorBidi" w:cstheme="majorBidi"/>
-                <w:b/>
-                <w:i/>
-                <w:color w:val="B45309"/>
-                <w:sz w:val="32"/>
-                <w:szCs w:val="32"/>
-              </w:rPr>
-              <w:t>[แทรกภาพ: ผลการรัน python manage.py test (Ran 4 tests in 5.4s ... OK)]</w:t>
-            </w:r>
-          </w:p>
-        </w:tc>
-      </w:tr>
-    </w:tbl>
     <w:p>
       <w:pPr>
         <w:spacing w:before="80" w:after="280"/>
@@ -16906,12 +14673,91 @@
         <w:rPr>
           <w:rFonts w:asciiTheme="majorBidi" w:hAnsiTheme="majorBidi" w:cstheme="majorBidi"/>
           <w:b/>
+          <w:noProof/>
           <w:color w:val="475569"/>
           <w:sz w:val="32"/>
           <w:szCs w:val="32"/>
         </w:rPr>
-        <w:t>ภาพที่ 5.1 ผลการรันชุดทดสอบอัตโนมัติ</w:t>
+        <w:drawing>
+          <wp:inline distT="0" distB="0" distL="0" distR="0" wp14:anchorId="1E96AC6B" wp14:editId="15615725">
+            <wp:extent cx="5733415" cy="1181735"/>
+            <wp:effectExtent l="0" t="0" r="635" b="0"/>
+            <wp:docPr id="187679313" name="Picture 1"/>
+            <wp:cNvGraphicFramePr>
+              <a:graphicFrameLocks xmlns:a="http://schemas.openxmlformats.org/drawingml/2006/main" noChangeAspect="1"/>
+            </wp:cNvGraphicFramePr>
+            <a:graphic xmlns:a="http://schemas.openxmlformats.org/drawingml/2006/main">
+              <a:graphicData uri="http://schemas.openxmlformats.org/drawingml/2006/picture">
+                <pic:pic xmlns:pic="http://schemas.openxmlformats.org/drawingml/2006/picture">
+                  <pic:nvPicPr>
+                    <pic:cNvPr id="187679313" name=""/>
+                    <pic:cNvPicPr/>
+                  </pic:nvPicPr>
+                  <pic:blipFill>
+                    <a:blip r:embed="rId22"/>
+                    <a:stretch>
+                      <a:fillRect/>
+                    </a:stretch>
+                  </pic:blipFill>
+                  <pic:spPr>
+                    <a:xfrm>
+                      <a:off x="0" y="0"/>
+                      <a:ext cx="5733415" cy="1181735"/>
+                    </a:xfrm>
+                    <a:prstGeom prst="rect">
+                      <a:avLst/>
+                    </a:prstGeom>
+                  </pic:spPr>
+                </pic:pic>
+              </a:graphicData>
+            </a:graphic>
+          </wp:inline>
+        </w:drawing>
       </w:r>
+      <w:r>
+        <w:rPr>
+          <w:rFonts w:asciiTheme="majorBidi" w:hAnsiTheme="majorBidi" w:cstheme="majorBidi"/>
+          <w:b/>
+          <w:color w:val="475569"/>
+          <w:sz w:val="32"/>
+          <w:szCs w:val="32"/>
+        </w:rPr>
+        <w:t xml:space="preserve"> </w:t>
+      </w:r>
+      <w:proofErr w:type="spellStart"/>
+      <w:r>
+        <w:rPr>
+          <w:rFonts w:asciiTheme="majorBidi" w:hAnsiTheme="majorBidi" w:cstheme="majorBidi"/>
+          <w:b/>
+          <w:color w:val="475569"/>
+          <w:sz w:val="32"/>
+          <w:szCs w:val="32"/>
+        </w:rPr>
+        <w:t>ภาพที่</w:t>
+      </w:r>
+      <w:proofErr w:type="spellEnd"/>
+      <w:r>
+        <w:rPr>
+          <w:rFonts w:asciiTheme="majorBidi" w:hAnsiTheme="majorBidi" w:cstheme="majorBidi"/>
+          <w:b/>
+          <w:color w:val="475569"/>
+          <w:sz w:val="32"/>
+          <w:szCs w:val="32"/>
+        </w:rPr>
+        <w:t xml:space="preserve"> 5.1 </w:t>
+      </w:r>
+      <w:proofErr w:type="spellStart"/>
+      <w:r>
+        <w:rPr>
+          <w:rFonts w:asciiTheme="majorBidi" w:hAnsiTheme="majorBidi" w:cstheme="majorBidi"/>
+          <w:b/>
+          <w:color w:val="475569"/>
+          <w:sz w:val="32"/>
+          <w:szCs w:val="32"/>
+        </w:rPr>
+        <w:t>ผลการรันชุดทดสอบอัตโนมัติ</w:t>
+      </w:r>
+      <w:proofErr w:type="spellEnd"/>
     </w:p>
     <w:p>
       <w:pPr>
@@ -19234,8 +17080,8 @@
               <w:spacing w:after="0"/>
               <w:rPr>
                 <w:rFonts w:asciiTheme="majorBidi" w:hAnsiTheme="majorBidi" w:cstheme="majorBidi"/>
-                <w:sz w:val="32"/>
-                <w:szCs w:val="32"/>
+                <w:sz w:val="30"/>
+                <w:szCs w:val="30"/>
               </w:rPr>
             </w:pPr>
             <w:r>
@@ -19243,8 +17089,8 @@
                 <w:rFonts w:asciiTheme="majorBidi" w:hAnsiTheme="majorBidi" w:cstheme="majorBidi"/>
                 <w:b/>
                 <w:color w:val="0F172A"/>
-                <w:sz w:val="32"/>
-                <w:szCs w:val="32"/>
+                <w:sz w:val="30"/>
+                <w:szCs w:val="30"/>
               </w:rPr>
               <w:t>ปัญหา</w:t>
             </w:r>
@@ -19266,8 +17112,8 @@
               <w:spacing w:after="0"/>
               <w:rPr>
                 <w:rFonts w:asciiTheme="majorBidi" w:hAnsiTheme="majorBidi" w:cstheme="majorBidi"/>
-                <w:sz w:val="32"/>
-                <w:szCs w:val="32"/>
+                <w:sz w:val="30"/>
+                <w:szCs w:val="30"/>
               </w:rPr>
             </w:pPr>
             <w:r>
@@ -19275,8 +17121,8 @@
                 <w:rFonts w:asciiTheme="majorBidi" w:hAnsiTheme="majorBidi" w:cstheme="majorBidi"/>
                 <w:b/>
                 <w:color w:val="0F172A"/>
-                <w:sz w:val="32"/>
-                <w:szCs w:val="32"/>
+                <w:sz w:val="30"/>
+                <w:szCs w:val="30"/>
               </w:rPr>
               <w:t>แนวทางแก้ไข</w:t>
             </w:r>
@@ -19302,16 +17148,16 @@
               <w:spacing w:after="0"/>
               <w:rPr>
                 <w:rFonts w:asciiTheme="majorBidi" w:hAnsiTheme="majorBidi" w:cstheme="majorBidi"/>
-                <w:sz w:val="32"/>
-                <w:szCs w:val="32"/>
-              </w:rPr>
-            </w:pPr>
-            <w:r>
-              <w:rPr>
-                <w:rFonts w:asciiTheme="majorBidi" w:hAnsiTheme="majorBidi" w:cstheme="majorBidi"/>
-                <w:color w:val="1E293B"/>
-                <w:sz w:val="32"/>
-                <w:szCs w:val="32"/>
+                <w:sz w:val="30"/>
+                <w:szCs w:val="30"/>
+              </w:rPr>
+            </w:pPr>
+            <w:r>
+              <w:rPr>
+                <w:rFonts w:asciiTheme="majorBidi" w:hAnsiTheme="majorBidi" w:cstheme="majorBidi"/>
+                <w:color w:val="1E293B"/>
+                <w:sz w:val="30"/>
+                <w:szCs w:val="30"/>
               </w:rPr>
               <w:t>ข้อผิดพลาด Template Recursion Loop ใน base.html ทำให้เกิด TemplateDoesNotExist</w:t>
             </w:r>
@@ -19332,16 +17178,16 @@
               <w:spacing w:after="0"/>
               <w:rPr>
                 <w:rFonts w:asciiTheme="majorBidi" w:hAnsiTheme="majorBidi" w:cstheme="majorBidi"/>
-                <w:sz w:val="32"/>
-                <w:szCs w:val="32"/>
-              </w:rPr>
-            </w:pPr>
-            <w:r>
-              <w:rPr>
-                <w:rFonts w:asciiTheme="majorBidi" w:hAnsiTheme="majorBidi" w:cstheme="majorBidi"/>
-                <w:color w:val="1E293B"/>
-                <w:sz w:val="32"/>
-                <w:szCs w:val="32"/>
+                <w:sz w:val="30"/>
+                <w:szCs w:val="30"/>
+              </w:rPr>
+            </w:pPr>
+            <w:r>
+              <w:rPr>
+                <w:rFonts w:asciiTheme="majorBidi" w:hAnsiTheme="majorBidi" w:cstheme="majorBidi"/>
+                <w:color w:val="1E293B"/>
+                <w:sz w:val="30"/>
+                <w:szCs w:val="30"/>
               </w:rPr>
               <w:t>ตรวจพบว่าไฟล์ base.html ถูกวางโค้ดหน้า book_detail.html ทับ ทำให้มัน extend ตัวเอง จึงทำการกู้คืนไฟล์ base.html ตัวแม่ให้ถูกต้อง</w:t>
             </w:r>
@@ -19368,16 +17214,16 @@
               <w:spacing w:after="0"/>
               <w:rPr>
                 <w:rFonts w:asciiTheme="majorBidi" w:hAnsiTheme="majorBidi" w:cstheme="majorBidi"/>
-                <w:sz w:val="32"/>
-                <w:szCs w:val="32"/>
-              </w:rPr>
-            </w:pPr>
-            <w:r>
-              <w:rPr>
-                <w:rFonts w:asciiTheme="majorBidi" w:hAnsiTheme="majorBidi" w:cstheme="majorBidi"/>
-                <w:color w:val="1E293B"/>
-                <w:sz w:val="32"/>
-                <w:szCs w:val="32"/>
+                <w:sz w:val="30"/>
+                <w:szCs w:val="30"/>
+              </w:rPr>
+            </w:pPr>
+            <w:r>
+              <w:rPr>
+                <w:rFonts w:asciiTheme="majorBidi" w:hAnsiTheme="majorBidi" w:cstheme="majorBidi"/>
+                <w:color w:val="1E293B"/>
+                <w:sz w:val="30"/>
+                <w:szCs w:val="30"/>
               </w:rPr>
               <w:t>ตัวอักษรชื่อหนังสือและข้อความกลืนกับพื้นหลังใน Dark Mode</w:t>
             </w:r>
@@ -19399,16 +17245,16 @@
               <w:spacing w:after="0"/>
               <w:rPr>
                 <w:rFonts w:asciiTheme="majorBidi" w:hAnsiTheme="majorBidi" w:cstheme="majorBidi"/>
-                <w:sz w:val="32"/>
-                <w:szCs w:val="32"/>
-              </w:rPr>
-            </w:pPr>
-            <w:r>
-              <w:rPr>
-                <w:rFonts w:asciiTheme="majorBidi" w:hAnsiTheme="majorBidi" w:cstheme="majorBidi"/>
-                <w:color w:val="1E293B"/>
-                <w:sz w:val="32"/>
-                <w:szCs w:val="32"/>
+                <w:sz w:val="30"/>
+                <w:szCs w:val="30"/>
+              </w:rPr>
+            </w:pPr>
+            <w:r>
+              <w:rPr>
+                <w:rFonts w:asciiTheme="majorBidi" w:hAnsiTheme="majorBidi" w:cstheme="majorBidi"/>
+                <w:color w:val="1E293B"/>
+                <w:sz w:val="30"/>
+                <w:szCs w:val="30"/>
               </w:rPr>
               <w:t xml:space="preserve">ปรับแต่ง style.css โดยกำหนดสีพื้นหลัง #0b0f19 และการ์ด #151c2c พร้อมบังคับสีตัวหนังสือหัวข้อและการ์ดเป็นสีขาว #ffffff </w:t>
             </w:r>
@@ -19417,8 +17263,8 @@
               <w:rPr>
                 <w:rFonts w:asciiTheme="majorBidi" w:hAnsiTheme="majorBidi" w:cstheme="majorBidi"/>
                 <w:color w:val="1E293B"/>
-                <w:sz w:val="32"/>
-                <w:szCs w:val="32"/>
+                <w:sz w:val="30"/>
+                <w:szCs w:val="30"/>
               </w:rPr>
               <w:t>ด้วย !important</w:t>
             </w:r>
@@ -19445,16 +17291,16 @@
               <w:spacing w:after="0"/>
               <w:rPr>
                 <w:rFonts w:asciiTheme="majorBidi" w:hAnsiTheme="majorBidi" w:cstheme="majorBidi"/>
-                <w:sz w:val="32"/>
-                <w:szCs w:val="32"/>
-              </w:rPr>
-            </w:pPr>
-            <w:r>
-              <w:rPr>
-                <w:rFonts w:asciiTheme="majorBidi" w:hAnsiTheme="majorBidi" w:cstheme="majorBidi"/>
-                <w:color w:val="1E293B"/>
-                <w:sz w:val="32"/>
-                <w:szCs w:val="32"/>
+                <w:sz w:val="30"/>
+                <w:szCs w:val="30"/>
+              </w:rPr>
+            </w:pPr>
+            <w:r>
+              <w:rPr>
+                <w:rFonts w:asciiTheme="majorBidi" w:hAnsiTheme="majorBidi" w:cstheme="majorBidi"/>
+                <w:color w:val="1E293B"/>
+                <w:sz w:val="30"/>
+                <w:szCs w:val="30"/>
               </w:rPr>
               <w:t>การป้องกันไม่ให้ผู้ใช้เปิดลิงก์ดาวน์โหลดไฟล์ E-Book โดยตรง</w:t>
             </w:r>
@@ -19475,16 +17321,16 @@
               <w:spacing w:after="0"/>
               <w:rPr>
                 <w:rFonts w:asciiTheme="majorBidi" w:hAnsiTheme="majorBidi" w:cstheme="majorBidi"/>
-                <w:sz w:val="32"/>
-                <w:szCs w:val="32"/>
-              </w:rPr>
-            </w:pPr>
-            <w:r>
-              <w:rPr>
-                <w:rFonts w:asciiTheme="majorBidi" w:hAnsiTheme="majorBidi" w:cstheme="majorBidi"/>
-                <w:color w:val="1E293B"/>
-                <w:sz w:val="32"/>
-                <w:szCs w:val="32"/>
+                <w:sz w:val="30"/>
+                <w:szCs w:val="30"/>
+              </w:rPr>
+            </w:pPr>
+            <w:r>
+              <w:rPr>
+                <w:rFonts w:asciiTheme="majorBidi" w:hAnsiTheme="majorBidi" w:cstheme="majorBidi"/>
+                <w:color w:val="1E293B"/>
+                <w:sz w:val="30"/>
+                <w:szCs w:val="30"/>
               </w:rPr>
               <w:t>ออกแบบ view download_book ให้ส่งไฟล์ผ่าน FileResponse โดยตรวจสิทธิ์ในตาราง OrderItem ว่าผู้ใช้ชำระเงินแล้วจริงก่อนส่งไฟล์</w:t>
             </w:r>
@@ -19511,16 +17357,16 @@
               <w:spacing w:after="0"/>
               <w:rPr>
                 <w:rFonts w:asciiTheme="majorBidi" w:hAnsiTheme="majorBidi" w:cstheme="majorBidi"/>
-                <w:sz w:val="32"/>
-                <w:szCs w:val="32"/>
-              </w:rPr>
-            </w:pPr>
-            <w:r>
-              <w:rPr>
-                <w:rFonts w:asciiTheme="majorBidi" w:hAnsiTheme="majorBidi" w:cstheme="majorBidi"/>
-                <w:color w:val="1E293B"/>
-                <w:sz w:val="32"/>
-                <w:szCs w:val="32"/>
+                <w:sz w:val="30"/>
+                <w:szCs w:val="30"/>
+              </w:rPr>
+            </w:pPr>
+            <w:r>
+              <w:rPr>
+                <w:rFonts w:asciiTheme="majorBidi" w:hAnsiTheme="majorBidi" w:cstheme="majorBidi"/>
+                <w:color w:val="1E293B"/>
+                <w:sz w:val="30"/>
+                <w:szCs w:val="30"/>
               </w:rPr>
               <w:t>ลูกค้ากดสั่งซื้อหนังสือเล่มเดิมที่เคยซื้อแล้วซ้ำซ้อน</w:t>
             </w:r>
@@ -19542,16 +17388,16 @@
               <w:spacing w:after="0"/>
               <w:rPr>
                 <w:rFonts w:asciiTheme="majorBidi" w:hAnsiTheme="majorBidi" w:cstheme="majorBidi"/>
-                <w:sz w:val="32"/>
-                <w:szCs w:val="32"/>
-              </w:rPr>
-            </w:pPr>
-            <w:r>
-              <w:rPr>
-                <w:rFonts w:asciiTheme="majorBidi" w:hAnsiTheme="majorBidi" w:cstheme="majorBidi"/>
-                <w:color w:val="1E293B"/>
-                <w:sz w:val="32"/>
-                <w:szCs w:val="32"/>
+                <w:sz w:val="30"/>
+                <w:szCs w:val="30"/>
+              </w:rPr>
+            </w:pPr>
+            <w:r>
+              <w:rPr>
+                <w:rFonts w:asciiTheme="majorBidi" w:hAnsiTheme="majorBidi" w:cstheme="majorBidi"/>
+                <w:color w:val="1E293B"/>
+                <w:sz w:val="30"/>
+                <w:szCs w:val="30"/>
               </w:rPr>
               <w:t>เพิ่มเงื่อนไขตรวจสอบใน add_to_cart หากเคยซื้อแล้วจะแจ้งเตือนและส่งตรงไปยังคลังหนังสือ (My Library) ทันที</w:t>
             </w:r>
@@ -19577,18 +17423,17 @@
               <w:spacing w:after="0"/>
               <w:rPr>
                 <w:rFonts w:asciiTheme="majorBidi" w:hAnsiTheme="majorBidi" w:cstheme="majorBidi"/>
-                <w:sz w:val="32"/>
-                <w:szCs w:val="32"/>
-              </w:rPr>
-            </w:pPr>
-            <w:r>
-              <w:rPr>
-                <w:rFonts w:asciiTheme="majorBidi" w:hAnsiTheme="majorBidi" w:cstheme="majorBidi"/>
-                <w:color w:val="1E293B"/>
-                <w:sz w:val="32"/>
-                <w:szCs w:val="32"/>
-              </w:rPr>
-              <w:lastRenderedPageBreak/>
+                <w:sz w:val="30"/>
+                <w:szCs w:val="30"/>
+              </w:rPr>
+            </w:pPr>
+            <w:r>
+              <w:rPr>
+                <w:rFonts w:asciiTheme="majorBidi" w:hAnsiTheme="majorBidi" w:cstheme="majorBidi"/>
+                <w:color w:val="1E293B"/>
+                <w:sz w:val="30"/>
+                <w:szCs w:val="30"/>
+              </w:rPr>
               <w:t>ตะกร้าสินค้าหายเมื่อปิดเบราว์เซอร์หรือยังไม่ได้ล็อกอิน</w:t>
             </w:r>
           </w:p>
@@ -19608,18 +17453,27 @@
               <w:spacing w:after="0"/>
               <w:rPr>
                 <w:rFonts w:asciiTheme="majorBidi" w:hAnsiTheme="majorBidi" w:cstheme="majorBidi"/>
-                <w:sz w:val="32"/>
-                <w:szCs w:val="32"/>
-              </w:rPr>
-            </w:pPr>
-            <w:r>
-              <w:rPr>
-                <w:rFonts w:asciiTheme="majorBidi" w:hAnsiTheme="majorBidi" w:cstheme="majorBidi"/>
-                <w:color w:val="1E293B"/>
-                <w:sz w:val="32"/>
-                <w:szCs w:val="32"/>
-              </w:rPr>
-              <w:t>ใช้ Django Session ในการจัดเก็บ cart_ids ทำให้ลูกค้าเลือกหนังสือลงตะกร้าได้อย่างอิสระก่อนเข้าสู่ระบบเพื่อ Checkout</w:t>
+                <w:sz w:val="30"/>
+                <w:szCs w:val="30"/>
+              </w:rPr>
+            </w:pPr>
+            <w:r>
+              <w:rPr>
+                <w:rFonts w:asciiTheme="majorBidi" w:hAnsiTheme="majorBidi" w:cstheme="majorBidi"/>
+                <w:color w:val="1E293B"/>
+                <w:sz w:val="28"/>
+                <w:szCs w:val="28"/>
+              </w:rPr>
+              <w:t xml:space="preserve">ใช้ Django Session ในการจัดเก็บ cart_ids ทำให้ลูกค้าเลือกหนังสือลงตะกร้าได้อย่างอิสระก่อนเข้าสู่ระบบเพื่อ </w:t>
+            </w:r>
+            <w:r>
+              <w:rPr>
+                <w:rFonts w:asciiTheme="majorBidi" w:hAnsiTheme="majorBidi" w:cstheme="majorBidi"/>
+                <w:color w:val="1E293B"/>
+                <w:sz w:val="30"/>
+                <w:szCs w:val="30"/>
+              </w:rPr>
+              <w:t>Checkout</w:t>
             </w:r>
           </w:p>
         </w:tc>
@@ -19627,16 +17481,6 @@
     </w:tbl>
     <w:p>
       <w:pPr>
-        <w:spacing w:after="120"/>
-        <w:rPr>
-          <w:rFonts w:asciiTheme="majorBidi" w:hAnsiTheme="majorBidi" w:cstheme="majorBidi"/>
-          <w:sz w:val="32"/>
-          <w:szCs w:val="32"/>
-        </w:rPr>
-      </w:pPr>
-    </w:p>
-    <w:p>
-      <w:pPr>
         <w:spacing w:before="240" w:after="80"/>
         <w:rPr>
           <w:rFonts w:asciiTheme="majorBidi" w:hAnsiTheme="majorBidi" w:cstheme="majorBidi"/>
@@ -19652,8 +17496,21 @@
           <w:sz w:val="32"/>
           <w:szCs w:val="32"/>
         </w:rPr>
-        <w:t>6.3 ข้อเสนอแนะและแนวทางพัฒนาต่อ</w:t>
+        <w:lastRenderedPageBreak/>
+        <w:t xml:space="preserve">6.3 </w:t>
       </w:r>
+      <w:proofErr w:type="spellStart"/>
+      <w:r>
+        <w:rPr>
+          <w:rFonts w:asciiTheme="majorBidi" w:hAnsiTheme="majorBidi" w:cstheme="majorBidi"/>
+          <w:b/>
+          <w:color w:val="1E293B"/>
+          <w:sz w:val="32"/>
+          <w:szCs w:val="32"/>
+        </w:rPr>
+        <w:t>ข้อเสนอแนะและแนวทางพัฒนาต่อ</w:t>
+      </w:r>
+      <w:proofErr w:type="spellEnd"/>
     </w:p>
     <w:p>
       <w:pPr>
@@ -19777,8 +17634,10 @@
           <w:rFonts w:asciiTheme="majorBidi" w:hAnsiTheme="majorBidi" w:cstheme="majorBidi"/>
           <w:sz w:val="32"/>
           <w:szCs w:val="32"/>
+          <w:lang w:bidi="th-TH"/>
         </w:rPr>
       </w:pPr>
+      <w:proofErr w:type="spellStart"/>
       <w:r>
         <w:rPr>
           <w:rFonts w:asciiTheme="majorBidi" w:hAnsiTheme="majorBidi" w:cstheme="majorBidi"/>
@@ -19788,8 +17647,73 @@
           <w:szCs w:val="32"/>
         </w:rPr>
         <w:lastRenderedPageBreak/>
-        <w:t>ภาคผนวก ก URL, QR Code, GitHub และบัญชีทดสอบ</w:t>
+        <w:t>ภาคผนวก</w:t>
       </w:r>
+      <w:proofErr w:type="spellEnd"/>
+      <w:r>
+        <w:rPr>
+          <w:rFonts w:asciiTheme="majorBidi" w:hAnsiTheme="majorBidi" w:cstheme="majorBidi"/>
+          <w:b/>
+          <w:color w:val="0F172A"/>
+          <w:sz w:val="32"/>
+          <w:szCs w:val="32"/>
+        </w:rPr>
+        <w:t xml:space="preserve"> ก </w:t>
+      </w:r>
+      <w:proofErr w:type="gramStart"/>
+      <w:r>
+        <w:rPr>
+          <w:rFonts w:asciiTheme="majorBidi" w:hAnsiTheme="majorBidi" w:cstheme="majorBidi"/>
+          <w:b/>
+          <w:color w:val="0F172A"/>
+          <w:sz w:val="32"/>
+          <w:szCs w:val="32"/>
+        </w:rPr>
+        <w:t>URL</w:t>
+      </w:r>
+      <w:r>
+        <w:rPr>
+          <w:rFonts w:asciiTheme="majorBidi" w:hAnsiTheme="majorBidi" w:cstheme="majorBidi"/>
+          <w:b/>
+          <w:color w:val="0F172A"/>
+          <w:sz w:val="32"/>
+          <w:szCs w:val="32"/>
+        </w:rPr>
+        <w:t xml:space="preserve"> </w:t>
+      </w:r>
+      <w:r>
+        <w:rPr>
+          <w:rFonts w:asciiTheme="majorBidi" w:hAnsiTheme="majorBidi" w:cstheme="majorBidi"/>
+          <w:b/>
+          <w:color w:val="0F172A"/>
+          <w:sz w:val="32"/>
+          <w:szCs w:val="32"/>
+        </w:rPr>
+        <w:t>,</w:t>
+      </w:r>
+      <w:proofErr w:type="gramEnd"/>
+      <w:r>
+        <w:rPr>
+          <w:rFonts w:asciiTheme="majorBidi" w:hAnsiTheme="majorBidi" w:cstheme="majorBidi"/>
+          <w:b/>
+          <w:color w:val="0F172A"/>
+          <w:sz w:val="32"/>
+          <w:szCs w:val="32"/>
+        </w:rPr>
+        <w:t xml:space="preserve"> GitHub </w:t>
+      </w:r>
+      <w:proofErr w:type="spellStart"/>
+      <w:r>
+        <w:rPr>
+          <w:rFonts w:asciiTheme="majorBidi" w:hAnsiTheme="majorBidi" w:cstheme="majorBidi"/>
+          <w:b/>
+          <w:color w:val="0F172A"/>
+          <w:sz w:val="32"/>
+          <w:szCs w:val="32"/>
+        </w:rPr>
+        <w:t>และบัญชีทดสอบ</w:t>
+      </w:r>
+      <w:proofErr w:type="spellEnd"/>
     </w:p>
     <w:tbl>
       <w:tblPr>
@@ -19831,6 +17755,7 @@
                 <w:szCs w:val="32"/>
               </w:rPr>
             </w:pPr>
+            <w:proofErr w:type="spellStart"/>
             <w:r>
               <w:rPr>
                 <w:rFonts w:asciiTheme="majorBidi" w:hAnsiTheme="majorBidi" w:cstheme="majorBidi"/>
@@ -19841,6 +17766,7 @@
               </w:rPr>
               <w:t>รายการ</w:t>
             </w:r>
+            <w:proofErr w:type="spellEnd"/>
           </w:p>
         </w:tc>
         <w:tc>
@@ -19936,39 +17862,17 @@
                 <w:sz w:val="32"/>
                 <w:szCs w:val="32"/>
               </w:rPr>
-              <w:t>[https://</w:t>
-            </w:r>
-            <w:proofErr w:type="gramStart"/>
-            <w:r>
-              <w:rPr>
-                <w:rFonts w:asciiTheme="majorBidi" w:hAnsiTheme="majorBidi" w:cstheme="majorBidi"/>
-                <w:color w:val="1E293B"/>
-                <w:sz w:val="32"/>
-                <w:szCs w:val="32"/>
-              </w:rPr>
-              <w:t>....onrender.com</w:t>
-            </w:r>
-            <w:proofErr w:type="gramEnd"/>
-            <w:r>
-              <w:rPr>
-                <w:rFonts w:asciiTheme="majorBidi" w:hAnsiTheme="majorBidi" w:cstheme="majorBidi"/>
-                <w:color w:val="1E293B"/>
-                <w:sz w:val="32"/>
-                <w:szCs w:val="32"/>
-              </w:rPr>
-              <w:t xml:space="preserve"> หรือ https://</w:t>
-            </w:r>
-            <w:proofErr w:type="gramStart"/>
-            <w:r>
-              <w:rPr>
-                <w:rFonts w:asciiTheme="majorBidi" w:hAnsiTheme="majorBidi" w:cstheme="majorBidi"/>
-                <w:color w:val="1E293B"/>
-                <w:sz w:val="32"/>
-                <w:szCs w:val="32"/>
-              </w:rPr>
-              <w:t>....pythonanywhere.com</w:t>
-            </w:r>
-            <w:proofErr w:type="gramEnd"/>
+              <w:t>[</w:t>
+            </w:r>
+            <w:r>
+              <w:rPr>
+                <w:rFonts w:asciiTheme="majorBidi" w:hAnsiTheme="majorBidi" w:cstheme="majorBidi"/>
+                <w:color w:val="1E293B"/>
+                <w:sz w:val="32"/>
+                <w:szCs w:val="32"/>
+              </w:rPr>
+              <w:t>https://khanetbook.onrender.com/</w:t>
+            </w:r>
             <w:r>
               <w:rPr>
                 <w:rFonts w:asciiTheme="majorBidi" w:hAnsiTheme="majorBidi" w:cstheme="majorBidi"/>
@@ -20043,7 +17947,49 @@
                 <w:sz w:val="32"/>
                 <w:szCs w:val="32"/>
               </w:rPr>
-              <w:t>[https://github.com/.../...]</w:t>
+              <w:t>[https://github.com/</w:t>
+            </w:r>
+            <w:r>
+              <w:t xml:space="preserve"> </w:t>
+            </w:r>
+            <w:proofErr w:type="spellStart"/>
+            <w:r>
+              <w:rPr>
+                <w:rFonts w:asciiTheme="majorBidi" w:hAnsiTheme="majorBidi" w:cstheme="majorBidi"/>
+                <w:color w:val="1E293B"/>
+                <w:sz w:val="32"/>
+                <w:szCs w:val="32"/>
+              </w:rPr>
+              <w:t>SSRgenin</w:t>
+            </w:r>
+            <w:proofErr w:type="spellEnd"/>
+            <w:r>
+              <w:rPr>
+                <w:rFonts w:asciiTheme="majorBidi" w:hAnsiTheme="majorBidi" w:cstheme="majorBidi"/>
+                <w:color w:val="1E293B"/>
+                <w:sz w:val="32"/>
+                <w:szCs w:val="32"/>
+              </w:rPr>
+              <w:t>/</w:t>
+            </w:r>
+            <w:proofErr w:type="spellStart"/>
+            <w:r>
+              <w:rPr>
+                <w:rFonts w:asciiTheme="majorBidi" w:hAnsiTheme="majorBidi" w:cstheme="majorBidi"/>
+                <w:color w:val="1E293B"/>
+                <w:sz w:val="32"/>
+                <w:szCs w:val="32"/>
+              </w:rPr>
+              <w:t>KhanetBook</w:t>
+            </w:r>
+            <w:proofErr w:type="spellEnd"/>
+            <w:r>
+              <w:rPr>
+                <w:rFonts w:asciiTheme="majorBidi" w:hAnsiTheme="majorBidi" w:cstheme="majorBidi"/>
+                <w:sz w:val="32"/>
+                <w:szCs w:val="32"/>
+              </w:rPr>
+              <w:t>]</w:t>
             </w:r>
           </w:p>
         </w:tc>
@@ -20059,83 +18005,6 @@
         </w:rPr>
       </w:pPr>
     </w:p>
-    <w:tbl>
-      <w:tblPr>
-        <w:tblW w:w="0" w:type="auto"/>
-        <w:jc w:val="center"/>
-        <w:tblBorders>
-          <w:top w:val="dashed" w:sz="8" w:space="0" w:color="D97706"/>
-          <w:left w:val="dashed" w:sz="8" w:space="0" w:color="D97706"/>
-          <w:bottom w:val="dashed" w:sz="8" w:space="0" w:color="D97706"/>
-          <w:right w:val="dashed" w:sz="8" w:space="0" w:color="D97706"/>
-        </w:tblBorders>
-        <w:tblLayout w:type="fixed"/>
-        <w:tblLook w:val="04A0" w:firstRow="1" w:lastRow="0" w:firstColumn="1" w:lastColumn="0" w:noHBand="0" w:noVBand="1"/>
-      </w:tblPr>
-      <w:tblGrid>
-        <w:gridCol w:w="9029"/>
-      </w:tblGrid>
-      <w:tr>
-        <w:trPr>
-          <w:jc w:val="center"/>
-        </w:trPr>
-        <w:tc>
-          <w:tcPr>
-            <w:tcW w:w="9029" w:type="dxa"/>
-            <w:shd w:val="clear" w:color="auto" w:fill="FEF9C3"/>
-            <w:tcMar>
-              <w:top w:w="350" w:type="dxa"/>
-              <w:left w:w="200" w:type="dxa"/>
-              <w:bottom w:w="350" w:type="dxa"/>
-              <w:right w:w="200" w:type="dxa"/>
-            </w:tcMar>
-          </w:tcPr>
-          <w:p>
-            <w:pPr>
-              <w:spacing w:after="0"/>
-              <w:jc w:val="center"/>
-              <w:rPr>
-                <w:rFonts w:asciiTheme="majorBidi" w:hAnsiTheme="majorBidi" w:cstheme="majorBidi"/>
-                <w:sz w:val="32"/>
-                <w:szCs w:val="32"/>
-              </w:rPr>
-            </w:pPr>
-            <w:r>
-              <w:rPr>
-                <w:rFonts w:asciiTheme="majorBidi" w:hAnsiTheme="majorBidi" w:cstheme="majorBidi"/>
-                <w:b/>
-                <w:i/>
-                <w:color w:val="B45309"/>
-                <w:sz w:val="32"/>
-                <w:szCs w:val="32"/>
-              </w:rPr>
-              <w:t>[วาง QR Code ของ URL ระบบออนไลน์ที่นี่]</w:t>
-            </w:r>
-          </w:p>
-        </w:tc>
-      </w:tr>
-    </w:tbl>
-    <w:p>
-      <w:pPr>
-        <w:spacing w:before="80" w:after="280"/>
-        <w:jc w:val="center"/>
-        <w:rPr>
-          <w:rFonts w:asciiTheme="majorBidi" w:hAnsiTheme="majorBidi" w:cstheme="majorBidi"/>
-          <w:sz w:val="32"/>
-          <w:szCs w:val="32"/>
-        </w:rPr>
-      </w:pPr>
-      <w:r>
-        <w:rPr>
-          <w:rFonts w:asciiTheme="majorBidi" w:hAnsiTheme="majorBidi" w:cstheme="majorBidi"/>
-          <w:b/>
-          <w:color w:val="475569"/>
-          <w:sz w:val="32"/>
-          <w:szCs w:val="32"/>
-        </w:rPr>
-        <w:t>ภาพที่ ก.1 QR Code สำหรับเข้าใช้งานระบบผ่านสมาร์ทโฟน</w:t>
-      </w:r>
-    </w:p>
     <w:p>
       <w:pPr>
         <w:spacing w:before="240" w:after="80"/>
@@ -20145,6 +18014,7 @@
           <w:szCs w:val="32"/>
         </w:rPr>
       </w:pPr>
+      <w:proofErr w:type="spellStart"/>
       <w:r>
         <w:rPr>
           <w:rFonts w:asciiTheme="majorBidi" w:hAnsiTheme="majorBidi" w:cstheme="majorBidi"/>
@@ -20155,6 +18025,7 @@
         </w:rPr>
         <w:t>บัญชีสำหรับทดสอบระบบ</w:t>
       </w:r>
+      <w:proofErr w:type="spellEnd"/>
     </w:p>
     <w:tbl>
       <w:tblPr>
@@ -20938,7 +18809,29 @@
           <w:sz w:val="30"/>
           <w:szCs w:val="30"/>
         </w:rPr>
-        <w:t xml:space="preserve"> และผู้ดูแลระบบ)</w:t>
+        <w:t xml:space="preserve"> </w:t>
+      </w:r>
+      <w:proofErr w:type="spellStart"/>
+      <w:r>
+        <w:rPr>
+          <w:rFonts w:asciiTheme="majorBidi" w:hAnsiTheme="majorBidi" w:cstheme="majorBidi"/>
+          <w:b/>
+          <w:color w:val="1E293B"/>
+          <w:sz w:val="30"/>
+          <w:szCs w:val="30"/>
+        </w:rPr>
+        <w:t>และผู้ดูแลระบบ</w:t>
+      </w:r>
+      <w:proofErr w:type="spellEnd"/>
+      <w:r>
+        <w:rPr>
+          <w:rFonts w:asciiTheme="majorBidi" w:hAnsiTheme="majorBidi" w:cstheme="majorBidi"/>
+          <w:b/>
+          <w:color w:val="1E293B"/>
+          <w:sz w:val="30"/>
+          <w:szCs w:val="30"/>
+        </w:rPr>
+        <w:t>)</w:t>
       </w:r>
     </w:p>
     <w:p>
@@ -34653,6 +32546,29 @@
       </w:tcPr>
     </w:tblStylePr>
   </w:style>
+  <w:style w:type="character" w:styleId="Hyperlink">
+    <w:name w:val="Hyperlink"/>
+    <w:basedOn w:val="DefaultParagraphFont"/>
+    <w:uiPriority w:val="99"/>
+    <w:unhideWhenUsed/>
+    <w:rsid w:val="00E54B5C"/>
+    <w:rPr>
+      <w:color w:val="0000FF" w:themeColor="hyperlink"/>
+      <w:u w:val="single"/>
+    </w:rPr>
+  </w:style>
+  <w:style w:type="character" w:styleId="UnresolvedMention">
+    <w:name w:val="Unresolved Mention"/>
+    <w:basedOn w:val="DefaultParagraphFont"/>
+    <w:uiPriority w:val="99"/>
+    <w:semiHidden/>
+    <w:unhideWhenUsed/>
+    <w:rsid w:val="00E54B5C"/>
+    <w:rPr>
+      <w:color w:val="605E5C"/>
+      <w:shd w:val="clear" w:color="auto" w:fill="E1DFDD"/>
+    </w:rPr>
+  </w:style>
 </w:styles>
 </file>
 
